--- a/Laboratorios/Laboratorio2/Leonardo_Morales/Laboratorio 2_MA.docx
+++ b/Laboratorios/Laboratorio2/Leonardo_Morales/Laboratorio 2_MA.docx
@@ -539,11 +539,8 @@
     <w:p>
       <w:pPr>
         <w:pStyle w:val="Prrafodelista"/>
-        <w:numPr>
-          <w:ilvl w:val="0"/>
-          <w:numId w:val="1"/>
-        </w:numPr>
         <w:spacing w:after="140" w:line="276" w:lineRule="auto"/>
+        <w:ind w:left="-207"/>
         <w:rPr>
           <w:sz w:val="36"/>
           <w:szCs w:val="36"/>
@@ -2209,1020 +2206,19 @@
     </w:p>
     <w:p>
       <w:pPr>
-        <w:pStyle w:val="Prrafodelista"/>
-        <w:numPr>
-          <w:ilvl w:val="0"/>
-          <w:numId w:val="1"/>
-        </w:numPr>
         <w:spacing w:after="140" w:line="276" w:lineRule="auto"/>
+        <w:rPr>
+          <w:color w:val="1A1A1A"/>
+          <w:sz w:val="24"/>
+          <w:szCs w:val="24"/>
+        </w:rPr>
+      </w:pPr>
+      <w:r>
         <w:rPr>
           <w:sz w:val="36"/>
           <w:szCs w:val="36"/>
         </w:rPr>
-      </w:pPr>
-      <w:r>
-        <w:rPr>
-          <w:sz w:val="36"/>
-          <w:szCs w:val="36"/>
-        </w:rPr>
         <w:t>Línea tecnológica de referencia adoptada por el equipo</w:t>
-      </w:r>
-    </w:p>
-    <w:tbl>
-      <w:tblPr>
-        <w:tblW w:w="9638" w:type="dxa"/>
-        <w:tblInd w:w="-570" w:type="dxa"/>
-        <w:tblBorders>
-          <w:top w:val="single" w:sz="2" w:space="0" w:color="BFBFBF"/>
-          <w:left w:val="single" w:sz="2" w:space="0" w:color="BFBFBF"/>
-          <w:bottom w:val="single" w:sz="2" w:space="0" w:color="BFBFBF"/>
-          <w:right w:val="single" w:sz="2" w:space="0" w:color="BFBFBF"/>
-          <w:insideH w:val="single" w:sz="2" w:space="0" w:color="BFBFBF"/>
-          <w:insideV w:val="single" w:sz="2" w:space="0" w:color="BFBFBF"/>
-        </w:tblBorders>
-        <w:tblCellMar>
-          <w:left w:w="10" w:type="dxa"/>
-          <w:right w:w="10" w:type="dxa"/>
-        </w:tblCellMar>
-        <w:tblLook w:val="0000" w:firstRow="0" w:lastRow="0" w:firstColumn="0" w:lastColumn="0" w:noHBand="0" w:noVBand="0"/>
-      </w:tblPr>
-      <w:tblGrid>
-        <w:gridCol w:w="1713"/>
-        <w:gridCol w:w="3533"/>
-        <w:gridCol w:w="4392"/>
-      </w:tblGrid>
-      <w:tr>
-        <w:trPr>
-          <w:tblHeader/>
-        </w:trPr>
-        <w:tc>
-          <w:tcPr>
-            <w:tcW w:w="1713" w:type="dxa"/>
-            <w:shd w:val="clear" w:color="auto" w:fill="595959" w:themeFill="text1" w:themeFillTint="A6"/>
-            <w:tcMar>
-              <w:top w:w="80" w:type="dxa"/>
-              <w:left w:w="100" w:type="dxa"/>
-              <w:bottom w:w="80" w:type="dxa"/>
-              <w:right w:w="100" w:type="dxa"/>
-            </w:tcMar>
-            <w:vAlign w:val="center"/>
-          </w:tcPr>
-          <w:p>
-            <w:pPr>
-              <w:rPr>
-                <w:sz w:val="24"/>
-                <w:szCs w:val="24"/>
-              </w:rPr>
-            </w:pPr>
-            <w:r>
-              <w:rPr>
-                <w:b/>
-                <w:bCs/>
-                <w:color w:val="FFFFFF"/>
-                <w:sz w:val="24"/>
-                <w:szCs w:val="24"/>
-              </w:rPr>
-              <w:t>Capa</w:t>
-            </w:r>
-          </w:p>
-        </w:tc>
-        <w:tc>
-          <w:tcPr>
-            <w:tcW w:w="3533" w:type="dxa"/>
-            <w:shd w:val="clear" w:color="auto" w:fill="595959" w:themeFill="text1" w:themeFillTint="A6"/>
-            <w:tcMar>
-              <w:top w:w="80" w:type="dxa"/>
-              <w:left w:w="100" w:type="dxa"/>
-              <w:bottom w:w="80" w:type="dxa"/>
-              <w:right w:w="100" w:type="dxa"/>
-            </w:tcMar>
-            <w:vAlign w:val="center"/>
-          </w:tcPr>
-          <w:p>
-            <w:pPr>
-              <w:rPr>
-                <w:sz w:val="24"/>
-                <w:szCs w:val="24"/>
-              </w:rPr>
-            </w:pPr>
-            <w:r>
-              <w:rPr>
-                <w:b/>
-                <w:bCs/>
-                <w:color w:val="FFFFFF"/>
-                <w:sz w:val="24"/>
-                <w:szCs w:val="24"/>
-              </w:rPr>
-              <w:t>Decisión final</w:t>
-            </w:r>
-          </w:p>
-        </w:tc>
-        <w:tc>
-          <w:tcPr>
-            <w:tcW w:w="4392" w:type="dxa"/>
-            <w:shd w:val="clear" w:color="auto" w:fill="595959" w:themeFill="text1" w:themeFillTint="A6"/>
-            <w:tcMar>
-              <w:top w:w="80" w:type="dxa"/>
-              <w:left w:w="100" w:type="dxa"/>
-              <w:bottom w:w="80" w:type="dxa"/>
-              <w:right w:w="100" w:type="dxa"/>
-            </w:tcMar>
-            <w:vAlign w:val="center"/>
-          </w:tcPr>
-          <w:p>
-            <w:pPr>
-              <w:rPr>
-                <w:sz w:val="24"/>
-                <w:szCs w:val="24"/>
-              </w:rPr>
-            </w:pPr>
-            <w:r>
-              <w:rPr>
-                <w:b/>
-                <w:bCs/>
-                <w:color w:val="FFFFFF"/>
-                <w:sz w:val="24"/>
-                <w:szCs w:val="24"/>
-              </w:rPr>
-              <w:t>Motivo pedagógico y técnico</w:t>
-            </w:r>
-          </w:p>
-        </w:tc>
-      </w:tr>
-      <w:tr>
-        <w:tc>
-          <w:tcPr>
-            <w:tcW w:w="1713" w:type="dxa"/>
-            <w:shd w:val="clear" w:color="auto" w:fill="FFFFFF"/>
-            <w:tcMar>
-              <w:top w:w="70" w:type="dxa"/>
-              <w:left w:w="100" w:type="dxa"/>
-              <w:bottom w:w="70" w:type="dxa"/>
-              <w:right w:w="100" w:type="dxa"/>
-            </w:tcMar>
-            <w:vAlign w:val="center"/>
-          </w:tcPr>
-          <w:p>
-            <w:pPr>
-              <w:rPr>
-                <w:sz w:val="24"/>
-                <w:szCs w:val="24"/>
-              </w:rPr>
-            </w:pPr>
-            <w:r>
-              <w:rPr>
-                <w:color w:val="1A1A1A"/>
-                <w:sz w:val="24"/>
-                <w:szCs w:val="24"/>
-              </w:rPr>
-              <w:t>Front-End</w:t>
-            </w:r>
-          </w:p>
-        </w:tc>
-        <w:tc>
-          <w:tcPr>
-            <w:tcW w:w="3533" w:type="dxa"/>
-            <w:shd w:val="clear" w:color="auto" w:fill="FFFFFF"/>
-            <w:tcMar>
-              <w:top w:w="70" w:type="dxa"/>
-              <w:left w:w="100" w:type="dxa"/>
-              <w:bottom w:w="70" w:type="dxa"/>
-              <w:right w:w="100" w:type="dxa"/>
-            </w:tcMar>
-            <w:vAlign w:val="center"/>
-          </w:tcPr>
-          <w:p>
-            <w:pPr>
-              <w:rPr>
-                <w:sz w:val="24"/>
-                <w:szCs w:val="24"/>
-              </w:rPr>
-            </w:pPr>
-            <w:r>
-              <w:rPr>
-                <w:color w:val="1A1A1A"/>
-                <w:sz w:val="24"/>
-                <w:szCs w:val="24"/>
-              </w:rPr>
-              <w:t xml:space="preserve">Next.js 14 + </w:t>
-            </w:r>
-            <w:proofErr w:type="spellStart"/>
-            <w:r>
-              <w:rPr>
-                <w:color w:val="1A1A1A"/>
-                <w:sz w:val="24"/>
-                <w:szCs w:val="24"/>
-              </w:rPr>
-              <w:t>TypeScript</w:t>
-            </w:r>
-            <w:proofErr w:type="spellEnd"/>
-            <w:r>
-              <w:rPr>
-                <w:color w:val="1A1A1A"/>
-                <w:sz w:val="24"/>
-                <w:szCs w:val="24"/>
-              </w:rPr>
-              <w:t xml:space="preserve"> + Node.js 20 LTS</w:t>
-            </w:r>
-          </w:p>
-        </w:tc>
-        <w:tc>
-          <w:tcPr>
-            <w:tcW w:w="4392" w:type="dxa"/>
-            <w:shd w:val="clear" w:color="auto" w:fill="FFFFFF"/>
-            <w:tcMar>
-              <w:top w:w="70" w:type="dxa"/>
-              <w:left w:w="100" w:type="dxa"/>
-              <w:bottom w:w="70" w:type="dxa"/>
-              <w:right w:w="100" w:type="dxa"/>
-            </w:tcMar>
-            <w:vAlign w:val="center"/>
-          </w:tcPr>
-          <w:p>
-            <w:pPr>
-              <w:rPr>
-                <w:sz w:val="24"/>
-                <w:szCs w:val="24"/>
-              </w:rPr>
-            </w:pPr>
-            <w:r>
-              <w:rPr>
-                <w:color w:val="1A1A1A"/>
-                <w:sz w:val="24"/>
-                <w:szCs w:val="24"/>
-              </w:rPr>
-              <w:t>Componentización, tipado y ecosistema activo; continúa el trabajo ya construido en el Sprint 1.</w:t>
-            </w:r>
-          </w:p>
-        </w:tc>
-      </w:tr>
-      <w:tr>
-        <w:tc>
-          <w:tcPr>
-            <w:tcW w:w="1713" w:type="dxa"/>
-            <w:shd w:val="clear" w:color="auto" w:fill="F2F2F2"/>
-            <w:tcMar>
-              <w:top w:w="70" w:type="dxa"/>
-              <w:left w:w="100" w:type="dxa"/>
-              <w:bottom w:w="70" w:type="dxa"/>
-              <w:right w:w="100" w:type="dxa"/>
-            </w:tcMar>
-            <w:vAlign w:val="center"/>
-          </w:tcPr>
-          <w:p>
-            <w:pPr>
-              <w:rPr>
-                <w:sz w:val="24"/>
-                <w:szCs w:val="24"/>
-              </w:rPr>
-            </w:pPr>
-            <w:r>
-              <w:rPr>
-                <w:color w:val="1A1A1A"/>
-                <w:sz w:val="24"/>
-                <w:szCs w:val="24"/>
-              </w:rPr>
-              <w:lastRenderedPageBreak/>
-              <w:t>Back-End</w:t>
-            </w:r>
-          </w:p>
-        </w:tc>
-        <w:tc>
-          <w:tcPr>
-            <w:tcW w:w="3533" w:type="dxa"/>
-            <w:shd w:val="clear" w:color="auto" w:fill="F2F2F2"/>
-            <w:tcMar>
-              <w:top w:w="70" w:type="dxa"/>
-              <w:left w:w="100" w:type="dxa"/>
-              <w:bottom w:w="70" w:type="dxa"/>
-              <w:right w:w="100" w:type="dxa"/>
-            </w:tcMar>
-            <w:vAlign w:val="center"/>
-          </w:tcPr>
-          <w:p>
-            <w:pPr>
-              <w:rPr>
-                <w:sz w:val="24"/>
-                <w:szCs w:val="24"/>
-              </w:rPr>
-            </w:pPr>
-            <w:proofErr w:type="spellStart"/>
-            <w:r>
-              <w:rPr>
-                <w:color w:val="1A1A1A"/>
-                <w:sz w:val="24"/>
-                <w:szCs w:val="24"/>
-              </w:rPr>
-              <w:t>FastAPI</w:t>
-            </w:r>
-            <w:proofErr w:type="spellEnd"/>
-            <w:r>
-              <w:rPr>
-                <w:color w:val="1A1A1A"/>
-                <w:sz w:val="24"/>
-                <w:szCs w:val="24"/>
-              </w:rPr>
-              <w:t xml:space="preserve"> (Python 3.12)</w:t>
-            </w:r>
-          </w:p>
-        </w:tc>
-        <w:tc>
-          <w:tcPr>
-            <w:tcW w:w="4392" w:type="dxa"/>
-            <w:shd w:val="clear" w:color="auto" w:fill="F2F2F2"/>
-            <w:tcMar>
-              <w:top w:w="70" w:type="dxa"/>
-              <w:left w:w="100" w:type="dxa"/>
-              <w:bottom w:w="70" w:type="dxa"/>
-              <w:right w:w="100" w:type="dxa"/>
-            </w:tcMar>
-            <w:vAlign w:val="center"/>
-          </w:tcPr>
-          <w:p>
-            <w:pPr>
-              <w:rPr>
-                <w:sz w:val="24"/>
-                <w:szCs w:val="24"/>
-              </w:rPr>
-            </w:pPr>
-            <w:r>
-              <w:rPr>
-                <w:color w:val="1A1A1A"/>
-                <w:sz w:val="24"/>
-                <w:szCs w:val="24"/>
-              </w:rPr>
-              <w:t xml:space="preserve">Desarrollo ágil de API REST, validación con </w:t>
-            </w:r>
-            <w:proofErr w:type="spellStart"/>
-            <w:r>
-              <w:rPr>
-                <w:color w:val="1A1A1A"/>
-                <w:sz w:val="24"/>
-                <w:szCs w:val="24"/>
-              </w:rPr>
-              <w:t>Pydantic</w:t>
-            </w:r>
-            <w:proofErr w:type="spellEnd"/>
-            <w:r>
-              <w:rPr>
-                <w:color w:val="1A1A1A"/>
-                <w:sz w:val="24"/>
-                <w:szCs w:val="24"/>
-              </w:rPr>
-              <w:t xml:space="preserve"> y documentación automática (</w:t>
-            </w:r>
-            <w:proofErr w:type="spellStart"/>
-            <w:r>
-              <w:rPr>
-                <w:color w:val="1A1A1A"/>
-                <w:sz w:val="24"/>
-                <w:szCs w:val="24"/>
-              </w:rPr>
-              <w:t>OpenAPI</w:t>
-            </w:r>
-            <w:proofErr w:type="spellEnd"/>
-            <w:r>
-              <w:rPr>
-                <w:color w:val="1A1A1A"/>
-                <w:sz w:val="24"/>
-                <w:szCs w:val="24"/>
-              </w:rPr>
-              <w:t>/Swagger).</w:t>
-            </w:r>
-          </w:p>
-        </w:tc>
-      </w:tr>
-      <w:tr>
-        <w:tc>
-          <w:tcPr>
-            <w:tcW w:w="1713" w:type="dxa"/>
-            <w:shd w:val="clear" w:color="auto" w:fill="FFFFFF"/>
-            <w:tcMar>
-              <w:top w:w="70" w:type="dxa"/>
-              <w:left w:w="100" w:type="dxa"/>
-              <w:bottom w:w="70" w:type="dxa"/>
-              <w:right w:w="100" w:type="dxa"/>
-            </w:tcMar>
-            <w:vAlign w:val="center"/>
-          </w:tcPr>
-          <w:p>
-            <w:pPr>
-              <w:rPr>
-                <w:sz w:val="24"/>
-                <w:szCs w:val="24"/>
-              </w:rPr>
-            </w:pPr>
-            <w:r>
-              <w:rPr>
-                <w:color w:val="1A1A1A"/>
-                <w:sz w:val="24"/>
-                <w:szCs w:val="24"/>
-              </w:rPr>
-              <w:t>Datos</w:t>
-            </w:r>
-          </w:p>
-        </w:tc>
-        <w:tc>
-          <w:tcPr>
-            <w:tcW w:w="3533" w:type="dxa"/>
-            <w:shd w:val="clear" w:color="auto" w:fill="FFFFFF"/>
-            <w:tcMar>
-              <w:top w:w="70" w:type="dxa"/>
-              <w:left w:w="100" w:type="dxa"/>
-              <w:bottom w:w="70" w:type="dxa"/>
-              <w:right w:w="100" w:type="dxa"/>
-            </w:tcMar>
-            <w:vAlign w:val="center"/>
-          </w:tcPr>
-          <w:p>
-            <w:pPr>
-              <w:rPr>
-                <w:sz w:val="24"/>
-                <w:szCs w:val="24"/>
-              </w:rPr>
-            </w:pPr>
-            <w:r>
-              <w:rPr>
-                <w:color w:val="1A1A1A"/>
-                <w:sz w:val="24"/>
-                <w:szCs w:val="24"/>
-              </w:rPr>
-              <w:t>PostgreSQL 16</w:t>
-            </w:r>
-          </w:p>
-        </w:tc>
-        <w:tc>
-          <w:tcPr>
-            <w:tcW w:w="4392" w:type="dxa"/>
-            <w:shd w:val="clear" w:color="auto" w:fill="FFFFFF"/>
-            <w:tcMar>
-              <w:top w:w="70" w:type="dxa"/>
-              <w:left w:w="100" w:type="dxa"/>
-              <w:bottom w:w="70" w:type="dxa"/>
-              <w:right w:w="100" w:type="dxa"/>
-            </w:tcMar>
-            <w:vAlign w:val="center"/>
-          </w:tcPr>
-          <w:p>
-            <w:pPr>
-              <w:rPr>
-                <w:sz w:val="24"/>
-                <w:szCs w:val="24"/>
-              </w:rPr>
-            </w:pPr>
-            <w:r>
-              <w:rPr>
-                <w:color w:val="1A1A1A"/>
-                <w:sz w:val="24"/>
-                <w:szCs w:val="24"/>
-              </w:rPr>
-              <w:t>Modelo relacional robusto, restricciones de integridad y soporte vigente.</w:t>
-            </w:r>
-          </w:p>
-        </w:tc>
-      </w:tr>
-      <w:tr>
-        <w:tc>
-          <w:tcPr>
-            <w:tcW w:w="1713" w:type="dxa"/>
-            <w:shd w:val="clear" w:color="auto" w:fill="F2F2F2"/>
-            <w:tcMar>
-              <w:top w:w="70" w:type="dxa"/>
-              <w:left w:w="100" w:type="dxa"/>
-              <w:bottom w:w="70" w:type="dxa"/>
-              <w:right w:w="100" w:type="dxa"/>
-            </w:tcMar>
-            <w:vAlign w:val="center"/>
-          </w:tcPr>
-          <w:p>
-            <w:pPr>
-              <w:rPr>
-                <w:sz w:val="24"/>
-                <w:szCs w:val="24"/>
-              </w:rPr>
-            </w:pPr>
-            <w:r>
-              <w:rPr>
-                <w:color w:val="1A1A1A"/>
-                <w:sz w:val="24"/>
-                <w:szCs w:val="24"/>
-              </w:rPr>
-              <w:t>Arquitectura</w:t>
-            </w:r>
-          </w:p>
-        </w:tc>
-        <w:tc>
-          <w:tcPr>
-            <w:tcW w:w="3533" w:type="dxa"/>
-            <w:shd w:val="clear" w:color="auto" w:fill="F2F2F2"/>
-            <w:tcMar>
-              <w:top w:w="70" w:type="dxa"/>
-              <w:left w:w="100" w:type="dxa"/>
-              <w:bottom w:w="70" w:type="dxa"/>
-              <w:right w:w="100" w:type="dxa"/>
-            </w:tcMar>
-            <w:vAlign w:val="center"/>
-          </w:tcPr>
-          <w:p>
-            <w:pPr>
-              <w:rPr>
-                <w:sz w:val="24"/>
-                <w:szCs w:val="24"/>
-                <w:lang w:val="it-IT"/>
-              </w:rPr>
-            </w:pPr>
-            <w:r>
-              <w:rPr>
-                <w:color w:val="1A1A1A"/>
-                <w:sz w:val="24"/>
-                <w:szCs w:val="24"/>
-                <w:lang w:val="it-IT"/>
-              </w:rPr>
-              <w:t>Microservicios + API REST (con API Gateway/BFF)</w:t>
-            </w:r>
-          </w:p>
-        </w:tc>
-        <w:tc>
-          <w:tcPr>
-            <w:tcW w:w="4392" w:type="dxa"/>
-            <w:shd w:val="clear" w:color="auto" w:fill="F2F2F2"/>
-            <w:tcMar>
-              <w:top w:w="70" w:type="dxa"/>
-              <w:left w:w="100" w:type="dxa"/>
-              <w:bottom w:w="70" w:type="dxa"/>
-              <w:right w:w="100" w:type="dxa"/>
-            </w:tcMar>
-            <w:vAlign w:val="center"/>
-          </w:tcPr>
-          <w:p>
-            <w:pPr>
-              <w:rPr>
-                <w:sz w:val="24"/>
-                <w:szCs w:val="24"/>
-              </w:rPr>
-            </w:pPr>
-            <w:r>
-              <w:rPr>
-                <w:color w:val="1A1A1A"/>
-                <w:sz w:val="24"/>
-                <w:szCs w:val="24"/>
-              </w:rPr>
-              <w:t>Cada dominio (postulantes, empresas/vacantes, procesos de selección) se implementa y despliega como servicio independiente, alineado con la división de historias por integrante.</w:t>
-            </w:r>
-          </w:p>
-        </w:tc>
-      </w:tr>
-      <w:tr>
-        <w:tc>
-          <w:tcPr>
-            <w:tcW w:w="1713" w:type="dxa"/>
-            <w:shd w:val="clear" w:color="auto" w:fill="FFFFFF"/>
-            <w:tcMar>
-              <w:top w:w="70" w:type="dxa"/>
-              <w:left w:w="100" w:type="dxa"/>
-              <w:bottom w:w="70" w:type="dxa"/>
-              <w:right w:w="100" w:type="dxa"/>
-            </w:tcMar>
-            <w:vAlign w:val="center"/>
-          </w:tcPr>
-          <w:p>
-            <w:pPr>
-              <w:rPr>
-                <w:sz w:val="24"/>
-                <w:szCs w:val="24"/>
-              </w:rPr>
-            </w:pPr>
-            <w:r>
-              <w:rPr>
-                <w:color w:val="1A1A1A"/>
-                <w:sz w:val="24"/>
-                <w:szCs w:val="24"/>
-              </w:rPr>
-              <w:t>Desarrollo</w:t>
-            </w:r>
-          </w:p>
-        </w:tc>
-        <w:tc>
-          <w:tcPr>
-            <w:tcW w:w="3533" w:type="dxa"/>
-            <w:shd w:val="clear" w:color="auto" w:fill="FFFFFF"/>
-            <w:tcMar>
-              <w:top w:w="70" w:type="dxa"/>
-              <w:left w:w="100" w:type="dxa"/>
-              <w:bottom w:w="70" w:type="dxa"/>
-              <w:right w:w="100" w:type="dxa"/>
-            </w:tcMar>
-            <w:vAlign w:val="center"/>
-          </w:tcPr>
-          <w:p>
-            <w:pPr>
-              <w:rPr>
-                <w:sz w:val="24"/>
-                <w:szCs w:val="24"/>
-              </w:rPr>
-            </w:pPr>
-            <w:r>
-              <w:rPr>
-                <w:color w:val="1A1A1A"/>
-                <w:sz w:val="24"/>
-                <w:szCs w:val="24"/>
-              </w:rPr>
-              <w:t xml:space="preserve">VS Code + extensiones (Python, </w:t>
-            </w:r>
-            <w:proofErr w:type="spellStart"/>
-            <w:r>
-              <w:rPr>
-                <w:color w:val="1A1A1A"/>
-                <w:sz w:val="24"/>
-                <w:szCs w:val="24"/>
-              </w:rPr>
-              <w:t>ESLint</w:t>
-            </w:r>
-            <w:proofErr w:type="spellEnd"/>
-            <w:r>
-              <w:rPr>
-                <w:color w:val="1A1A1A"/>
-                <w:sz w:val="24"/>
-                <w:szCs w:val="24"/>
-              </w:rPr>
-              <w:t xml:space="preserve">, </w:t>
-            </w:r>
-            <w:proofErr w:type="spellStart"/>
-            <w:r>
-              <w:rPr>
-                <w:color w:val="1A1A1A"/>
-                <w:sz w:val="24"/>
-                <w:szCs w:val="24"/>
-              </w:rPr>
-              <w:t>Prettier</w:t>
-            </w:r>
-            <w:proofErr w:type="spellEnd"/>
-            <w:r>
-              <w:rPr>
-                <w:color w:val="1A1A1A"/>
-                <w:sz w:val="24"/>
-                <w:szCs w:val="24"/>
-              </w:rPr>
-              <w:t>, Docker)</w:t>
-            </w:r>
-          </w:p>
-        </w:tc>
-        <w:tc>
-          <w:tcPr>
-            <w:tcW w:w="4392" w:type="dxa"/>
-            <w:shd w:val="clear" w:color="auto" w:fill="FFFFFF"/>
-            <w:tcMar>
-              <w:top w:w="70" w:type="dxa"/>
-              <w:left w:w="100" w:type="dxa"/>
-              <w:bottom w:w="70" w:type="dxa"/>
-              <w:right w:w="100" w:type="dxa"/>
-            </w:tcMar>
-            <w:vAlign w:val="center"/>
-          </w:tcPr>
-          <w:p>
-            <w:pPr>
-              <w:rPr>
-                <w:sz w:val="24"/>
-                <w:szCs w:val="24"/>
-              </w:rPr>
-            </w:pPr>
-            <w:r>
-              <w:rPr>
-                <w:color w:val="1A1A1A"/>
-                <w:sz w:val="24"/>
-                <w:szCs w:val="24"/>
-              </w:rPr>
-              <w:t>Entorno común y ligero para todo el equipo.</w:t>
-            </w:r>
-          </w:p>
-        </w:tc>
-      </w:tr>
-      <w:tr>
-        <w:tc>
-          <w:tcPr>
-            <w:tcW w:w="1713" w:type="dxa"/>
-            <w:shd w:val="clear" w:color="auto" w:fill="F2F2F2"/>
-            <w:tcMar>
-              <w:top w:w="70" w:type="dxa"/>
-              <w:left w:w="100" w:type="dxa"/>
-              <w:bottom w:w="70" w:type="dxa"/>
-              <w:right w:w="100" w:type="dxa"/>
-            </w:tcMar>
-            <w:vAlign w:val="center"/>
-          </w:tcPr>
-          <w:p>
-            <w:pPr>
-              <w:rPr>
-                <w:sz w:val="24"/>
-                <w:szCs w:val="24"/>
-              </w:rPr>
-            </w:pPr>
-            <w:r>
-              <w:rPr>
-                <w:color w:val="1A1A1A"/>
-                <w:sz w:val="24"/>
-                <w:szCs w:val="24"/>
-              </w:rPr>
-              <w:t>Colaboración</w:t>
-            </w:r>
-          </w:p>
-        </w:tc>
-        <w:tc>
-          <w:tcPr>
-            <w:tcW w:w="3533" w:type="dxa"/>
-            <w:shd w:val="clear" w:color="auto" w:fill="F2F2F2"/>
-            <w:tcMar>
-              <w:top w:w="70" w:type="dxa"/>
-              <w:left w:w="100" w:type="dxa"/>
-              <w:bottom w:w="70" w:type="dxa"/>
-              <w:right w:w="100" w:type="dxa"/>
-            </w:tcMar>
-            <w:vAlign w:val="center"/>
-          </w:tcPr>
-          <w:p>
-            <w:pPr>
-              <w:rPr>
-                <w:sz w:val="24"/>
-                <w:szCs w:val="24"/>
-              </w:rPr>
-            </w:pPr>
-            <w:r>
-              <w:rPr>
-                <w:color w:val="1A1A1A"/>
-                <w:sz w:val="24"/>
-                <w:szCs w:val="24"/>
-              </w:rPr>
-              <w:t xml:space="preserve">GitHub Flow + Issues + </w:t>
-            </w:r>
-            <w:proofErr w:type="spellStart"/>
-            <w:r>
-              <w:rPr>
-                <w:color w:val="1A1A1A"/>
-                <w:sz w:val="24"/>
-                <w:szCs w:val="24"/>
-              </w:rPr>
-              <w:t>Projects</w:t>
-            </w:r>
-            <w:proofErr w:type="spellEnd"/>
-            <w:r>
-              <w:rPr>
-                <w:color w:val="1A1A1A"/>
-                <w:sz w:val="24"/>
-                <w:szCs w:val="24"/>
-              </w:rPr>
-              <w:t xml:space="preserve"> + PR</w:t>
-            </w:r>
-          </w:p>
-        </w:tc>
-        <w:tc>
-          <w:tcPr>
-            <w:tcW w:w="4392" w:type="dxa"/>
-            <w:shd w:val="clear" w:color="auto" w:fill="F2F2F2"/>
-            <w:tcMar>
-              <w:top w:w="70" w:type="dxa"/>
-              <w:left w:w="100" w:type="dxa"/>
-              <w:bottom w:w="70" w:type="dxa"/>
-              <w:right w:w="100" w:type="dxa"/>
-            </w:tcMar>
-            <w:vAlign w:val="center"/>
-          </w:tcPr>
-          <w:p>
-            <w:pPr>
-              <w:rPr>
-                <w:sz w:val="24"/>
-                <w:szCs w:val="24"/>
-              </w:rPr>
-            </w:pPr>
-            <w:r>
-              <w:rPr>
-                <w:color w:val="1A1A1A"/>
-                <w:sz w:val="24"/>
-                <w:szCs w:val="24"/>
-              </w:rPr>
-              <w:t>Trazabilidad entre planificación, cambios y revisión.</w:t>
-            </w:r>
-          </w:p>
-        </w:tc>
-      </w:tr>
-      <w:tr>
-        <w:tc>
-          <w:tcPr>
-            <w:tcW w:w="1713" w:type="dxa"/>
-            <w:shd w:val="clear" w:color="auto" w:fill="FFFFFF"/>
-            <w:tcMar>
-              <w:top w:w="70" w:type="dxa"/>
-              <w:left w:w="100" w:type="dxa"/>
-              <w:bottom w:w="70" w:type="dxa"/>
-              <w:right w:w="100" w:type="dxa"/>
-            </w:tcMar>
-            <w:vAlign w:val="center"/>
-          </w:tcPr>
-          <w:p>
-            <w:pPr>
-              <w:rPr>
-                <w:sz w:val="24"/>
-                <w:szCs w:val="24"/>
-              </w:rPr>
-            </w:pPr>
-            <w:r>
-              <w:rPr>
-                <w:color w:val="1A1A1A"/>
-                <w:sz w:val="24"/>
-                <w:szCs w:val="24"/>
-              </w:rPr>
-              <w:t>Infraestructura local</w:t>
-            </w:r>
-          </w:p>
-        </w:tc>
-        <w:tc>
-          <w:tcPr>
-            <w:tcW w:w="3533" w:type="dxa"/>
-            <w:shd w:val="clear" w:color="auto" w:fill="FFFFFF"/>
-            <w:tcMar>
-              <w:top w:w="70" w:type="dxa"/>
-              <w:left w:w="100" w:type="dxa"/>
-              <w:bottom w:w="70" w:type="dxa"/>
-              <w:right w:w="100" w:type="dxa"/>
-            </w:tcMar>
-            <w:vAlign w:val="center"/>
-          </w:tcPr>
-          <w:p>
-            <w:pPr>
-              <w:rPr>
-                <w:sz w:val="24"/>
-                <w:szCs w:val="24"/>
-              </w:rPr>
-            </w:pPr>
-            <w:r>
-              <w:rPr>
-                <w:color w:val="1A1A1A"/>
-                <w:sz w:val="24"/>
-                <w:szCs w:val="24"/>
-              </w:rPr>
-              <w:t xml:space="preserve">Docker </w:t>
-            </w:r>
-            <w:proofErr w:type="spellStart"/>
-            <w:r>
-              <w:rPr>
-                <w:color w:val="1A1A1A"/>
-                <w:sz w:val="24"/>
-                <w:szCs w:val="24"/>
-              </w:rPr>
-              <w:t>Compose</w:t>
-            </w:r>
-            <w:proofErr w:type="spellEnd"/>
-          </w:p>
-        </w:tc>
-        <w:tc>
-          <w:tcPr>
-            <w:tcW w:w="4392" w:type="dxa"/>
-            <w:shd w:val="clear" w:color="auto" w:fill="FFFFFF"/>
-            <w:tcMar>
-              <w:top w:w="70" w:type="dxa"/>
-              <w:left w:w="100" w:type="dxa"/>
-              <w:bottom w:w="70" w:type="dxa"/>
-              <w:right w:w="100" w:type="dxa"/>
-            </w:tcMar>
-            <w:vAlign w:val="center"/>
-          </w:tcPr>
-          <w:p>
-            <w:pPr>
-              <w:rPr>
-                <w:sz w:val="24"/>
-                <w:szCs w:val="24"/>
-              </w:rPr>
-            </w:pPr>
-            <w:r>
-              <w:rPr>
-                <w:color w:val="1A1A1A"/>
-                <w:sz w:val="24"/>
-                <w:szCs w:val="24"/>
-              </w:rPr>
-              <w:t>Levanta PostgreSQL con configuración versionada, reproducible en cualquier máquina.</w:t>
-            </w:r>
-          </w:p>
-        </w:tc>
-      </w:tr>
-      <w:tr>
-        <w:tc>
-          <w:tcPr>
-            <w:tcW w:w="1713" w:type="dxa"/>
-            <w:shd w:val="clear" w:color="auto" w:fill="F2F2F2"/>
-            <w:tcMar>
-              <w:top w:w="70" w:type="dxa"/>
-              <w:left w:w="100" w:type="dxa"/>
-              <w:bottom w:w="70" w:type="dxa"/>
-              <w:right w:w="100" w:type="dxa"/>
-            </w:tcMar>
-            <w:vAlign w:val="center"/>
-          </w:tcPr>
-          <w:p>
-            <w:pPr>
-              <w:rPr>
-                <w:sz w:val="24"/>
-                <w:szCs w:val="24"/>
-              </w:rPr>
-            </w:pPr>
-            <w:r>
-              <w:rPr>
-                <w:color w:val="1A1A1A"/>
-                <w:sz w:val="24"/>
-                <w:szCs w:val="24"/>
-              </w:rPr>
-              <w:t>UX</w:t>
-            </w:r>
-          </w:p>
-        </w:tc>
-        <w:tc>
-          <w:tcPr>
-            <w:tcW w:w="3533" w:type="dxa"/>
-            <w:shd w:val="clear" w:color="auto" w:fill="F2F2F2"/>
-            <w:tcMar>
-              <w:top w:w="70" w:type="dxa"/>
-              <w:left w:w="100" w:type="dxa"/>
-              <w:bottom w:w="70" w:type="dxa"/>
-              <w:right w:w="100" w:type="dxa"/>
-            </w:tcMar>
-            <w:vAlign w:val="center"/>
-          </w:tcPr>
-          <w:p>
-            <w:pPr>
-              <w:rPr>
-                <w:sz w:val="24"/>
-                <w:szCs w:val="24"/>
-              </w:rPr>
-            </w:pPr>
-            <w:r>
-              <w:rPr>
-                <w:color w:val="1A1A1A"/>
-                <w:sz w:val="24"/>
-                <w:szCs w:val="24"/>
-              </w:rPr>
-              <w:t>HTML</w:t>
-            </w:r>
-          </w:p>
-        </w:tc>
-        <w:tc>
-          <w:tcPr>
-            <w:tcW w:w="4392" w:type="dxa"/>
-            <w:shd w:val="clear" w:color="auto" w:fill="F2F2F2"/>
-            <w:tcMar>
-              <w:top w:w="70" w:type="dxa"/>
-              <w:left w:w="100" w:type="dxa"/>
-              <w:bottom w:w="70" w:type="dxa"/>
-              <w:right w:w="100" w:type="dxa"/>
-            </w:tcMar>
-            <w:vAlign w:val="center"/>
-          </w:tcPr>
-          <w:p>
-            <w:pPr>
-              <w:rPr>
-                <w:sz w:val="24"/>
-                <w:szCs w:val="24"/>
-              </w:rPr>
-            </w:pPr>
-            <w:r>
-              <w:rPr>
-                <w:color w:val="1A1A1A"/>
-                <w:sz w:val="24"/>
-                <w:szCs w:val="24"/>
-              </w:rPr>
-              <w:t>Flujos, componentes y prototipos navegables.</w:t>
-            </w:r>
-          </w:p>
-        </w:tc>
-      </w:tr>
-    </w:tbl>
-    <w:p>
-      <w:pPr>
-        <w:spacing w:before="100" w:after="200"/>
-        <w:ind w:left="-567"/>
-        <w:rPr>
-          <w:color w:val="1A1A1A"/>
-          <w:sz w:val="24"/>
-          <w:szCs w:val="24"/>
-        </w:rPr>
-      </w:pPr>
-    </w:p>
-    <w:p>
-      <w:pPr>
-        <w:pStyle w:val="Prrafodelista"/>
-        <w:numPr>
-          <w:ilvl w:val="0"/>
-          <w:numId w:val="1"/>
-        </w:numPr>
-        <w:spacing w:after="140" w:line="276" w:lineRule="auto"/>
-        <w:rPr>
-          <w:sz w:val="36"/>
-          <w:szCs w:val="36"/>
-        </w:rPr>
-      </w:pPr>
-      <w:r>
-        <w:rPr>
-          <w:sz w:val="36"/>
-          <w:szCs w:val="36"/>
-        </w:rPr>
-        <w:t>Estructura del repositorio</w:t>
       </w:r>
     </w:p>
     <w:p>
@@ -3231,55 +2227,27 @@
         <w:spacing w:after="140" w:line="276" w:lineRule="auto"/>
         <w:ind w:left="-207"/>
         <w:rPr>
+          <w:color w:val="1A1A1A"/>
           <w:sz w:val="24"/>
           <w:szCs w:val="24"/>
         </w:rPr>
       </w:pPr>
-      <w:r>
-        <w:rPr>
-          <w:sz w:val="24"/>
-          <w:szCs w:val="24"/>
-        </w:rPr>
-        <w:t xml:space="preserve">Ofrecer una interfaz Front-End funcional en Next.js que permita a reclutadores y administradores autenticarse, gestionar postulantes, empresas clientes y requerimientos, y dar seguimiento al proceso de selección, quedando lista para integrarse con el Back-End en </w:t>
-      </w:r>
-      <w:proofErr w:type="spellStart"/>
-      <w:r>
-        <w:rPr>
-          <w:sz w:val="24"/>
-          <w:szCs w:val="24"/>
-        </w:rPr>
-        <w:t>FastAPI</w:t>
-      </w:r>
-      <w:proofErr w:type="spellEnd"/>
-      <w:r>
-        <w:rPr>
-          <w:sz w:val="24"/>
-          <w:szCs w:val="24"/>
-        </w:rPr>
-        <w:t xml:space="preserve"> y la base de datos PostgreSQL en el Sprint 2.</w:t>
-      </w:r>
     </w:p>
     <w:tbl>
       <w:tblPr>
-        <w:tblW w:w="9638" w:type="dxa"/>
-        <w:tblInd w:w="-287" w:type="dxa"/>
-        <w:tblBorders>
-          <w:top w:val="single" w:sz="2" w:space="0" w:color="BFBFBF"/>
-          <w:left w:val="single" w:sz="2" w:space="0" w:color="BFBFBF"/>
-          <w:bottom w:val="single" w:sz="2" w:space="0" w:color="BFBFBF"/>
-          <w:right w:val="single" w:sz="2" w:space="0" w:color="BFBFBF"/>
-          <w:insideH w:val="single" w:sz="2" w:space="0" w:color="BFBFBF"/>
-          <w:insideV w:val="single" w:sz="2" w:space="0" w:color="BFBFBF"/>
-        </w:tblBorders>
+        <w:tblW w:w="0" w:type="auto"/>
         <w:tblCellMar>
-          <w:left w:w="10" w:type="dxa"/>
-          <w:right w:w="10" w:type="dxa"/>
+          <w:top w:w="15" w:type="dxa"/>
+          <w:left w:w="15" w:type="dxa"/>
+          <w:bottom w:w="15" w:type="dxa"/>
+          <w:right w:w="15" w:type="dxa"/>
         </w:tblCellMar>
-        <w:tblLook w:val="0000" w:firstRow="0" w:lastRow="0" w:firstColumn="0" w:lastColumn="0" w:noHBand="0" w:noVBand="0"/>
+        <w:tblLook w:val="04A0" w:firstRow="1" w:lastRow="0" w:firstColumn="1" w:lastColumn="0" w:noHBand="0" w:noVBand="1"/>
       </w:tblPr>
       <w:tblGrid>
-        <w:gridCol w:w="2694"/>
-        <w:gridCol w:w="6944"/>
+        <w:gridCol w:w="1668"/>
+        <w:gridCol w:w="3096"/>
+        <w:gridCol w:w="3720"/>
       </w:tblGrid>
       <w:tr>
         <w:trPr>
@@ -3287,63 +2255,117 @@
         </w:trPr>
         <w:tc>
           <w:tcPr>
-            <w:tcW w:w="2694" w:type="dxa"/>
-            <w:shd w:val="clear" w:color="auto" w:fill="595959" w:themeFill="text1" w:themeFillTint="A6"/>
-            <w:tcMar>
-              <w:top w:w="80" w:type="dxa"/>
-              <w:left w:w="100" w:type="dxa"/>
-              <w:bottom w:w="80" w:type="dxa"/>
-              <w:right w:w="100" w:type="dxa"/>
-            </w:tcMar>
-            <w:vAlign w:val="center"/>
-          </w:tcPr>
-          <w:p>
-            <w:pPr>
-              <w:rPr>
-                <w:sz w:val="24"/>
-                <w:szCs w:val="24"/>
-              </w:rPr>
-            </w:pPr>
-            <w:r>
+            <w:tcW w:w="0" w:type="auto"/>
+            <w:tcBorders>
+              <w:top w:val="single" w:sz="8" w:space="0" w:color="000000"/>
+              <w:left w:val="single" w:sz="8" w:space="0" w:color="000000"/>
+              <w:bottom w:val="single" w:sz="8" w:space="0" w:color="000000"/>
+              <w:right w:val="single" w:sz="8" w:space="0" w:color="000000"/>
+            </w:tcBorders>
+            <w:hideMark/>
+          </w:tcPr>
+          <w:p>
+            <w:pPr>
+              <w:jc w:val="center"/>
               <w:rPr>
                 <w:b/>
                 <w:bCs/>
-                <w:color w:val="FFFFFF"/>
-                <w:sz w:val="24"/>
-                <w:szCs w:val="24"/>
-              </w:rPr>
-              <w:t>Carpeta / archivo</w:t>
-            </w:r>
-          </w:p>
-        </w:tc>
-        <w:tc>
-          <w:tcPr>
-            <w:tcW w:w="6944" w:type="dxa"/>
-            <w:shd w:val="clear" w:color="auto" w:fill="595959" w:themeFill="text1" w:themeFillTint="A6"/>
-            <w:tcMar>
-              <w:top w:w="80" w:type="dxa"/>
-              <w:left w:w="100" w:type="dxa"/>
-              <w:bottom w:w="80" w:type="dxa"/>
-              <w:right w:w="100" w:type="dxa"/>
-            </w:tcMar>
-            <w:vAlign w:val="center"/>
-          </w:tcPr>
-          <w:p>
-            <w:pPr>
-              <w:rPr>
-                <w:sz w:val="24"/>
-                <w:szCs w:val="24"/>
-              </w:rPr>
-            </w:pPr>
-            <w:r>
+                <w:sz w:val="24"/>
+                <w:szCs w:val="24"/>
+              </w:rPr>
+            </w:pPr>
+            <w:r>
+              <w:rPr>
+                <w:rFonts w:ascii="Arial" w:hAnsi="Arial" w:cs="Arial"/>
+                <w:color w:val="000000"/>
+                <w:sz w:val="22"/>
+                <w:szCs w:val="22"/>
+              </w:rPr>
+              <w:t>Capa</w:t>
+            </w:r>
+          </w:p>
+        </w:tc>
+        <w:tc>
+          <w:tcPr>
+            <w:tcW w:w="0" w:type="auto"/>
+            <w:tcBorders>
+              <w:top w:val="single" w:sz="8" w:space="0" w:color="000000"/>
+              <w:left w:val="single" w:sz="8" w:space="0" w:color="000000"/>
+              <w:bottom w:val="single" w:sz="8" w:space="0" w:color="000000"/>
+              <w:right w:val="single" w:sz="8" w:space="0" w:color="000000"/>
+            </w:tcBorders>
+            <w:hideMark/>
+          </w:tcPr>
+          <w:p>
+            <w:pPr>
+              <w:jc w:val="center"/>
               <w:rPr>
                 <w:b/>
                 <w:bCs/>
-                <w:color w:val="FFFFFF"/>
-                <w:sz w:val="24"/>
-                <w:szCs w:val="24"/>
-              </w:rPr>
-              <w:t>Contenido</w:t>
+                <w:sz w:val="24"/>
+                <w:szCs w:val="24"/>
+              </w:rPr>
+            </w:pPr>
+            <w:r>
+              <w:rPr>
+                <w:rFonts w:ascii="Arial" w:hAnsi="Arial" w:cs="Arial"/>
+                <w:color w:val="000000"/>
+                <w:sz w:val="22"/>
+                <w:szCs w:val="22"/>
+              </w:rPr>
+              <w:t>Decisión final</w:t>
+            </w:r>
+          </w:p>
+        </w:tc>
+        <w:tc>
+          <w:tcPr>
+            <w:tcW w:w="0" w:type="auto"/>
+            <w:tcBorders>
+              <w:top w:val="single" w:sz="8" w:space="0" w:color="000000"/>
+              <w:left w:val="single" w:sz="8" w:space="0" w:color="000000"/>
+              <w:bottom w:val="single" w:sz="8" w:space="0" w:color="000000"/>
+              <w:right w:val="single" w:sz="8" w:space="0" w:color="000000"/>
+            </w:tcBorders>
+            <w:hideMark/>
+          </w:tcPr>
+          <w:p>
+            <w:pPr>
+              <w:jc w:val="center"/>
+              <w:rPr>
+                <w:b/>
+                <w:bCs/>
+                <w:sz w:val="24"/>
+                <w:szCs w:val="24"/>
+              </w:rPr>
+            </w:pPr>
+            <w:r>
+              <w:rPr>
+                <w:rFonts w:ascii="Arial" w:hAnsi="Arial" w:cs="Arial"/>
+                <w:color w:val="000000"/>
+                <w:sz w:val="22"/>
+                <w:szCs w:val="22"/>
+              </w:rPr>
+              <w:t>Motivo técnico y operativo</w:t>
+            </w:r>
+          </w:p>
+          <w:p>
+            <w:pPr>
+              <w:jc w:val="center"/>
+              <w:rPr>
+                <w:b/>
+                <w:bCs/>
+                <w:sz w:val="24"/>
+                <w:szCs w:val="24"/>
+              </w:rPr>
+            </w:pPr>
+            <w:r>
+              <w:rPr>
+                <w:rFonts w:ascii="Arial" w:hAnsi="Arial" w:cs="Arial"/>
+                <w:color w:val="000000"/>
+                <w:sz w:val="22"/>
+                <w:szCs w:val="22"/>
+              </w:rPr>
+              <w:t> </w:t>
             </w:r>
           </w:p>
         </w:tc>
@@ -3351,133 +2373,128 @@
       <w:tr>
         <w:tc>
           <w:tcPr>
-            <w:tcW w:w="2694" w:type="dxa"/>
-            <w:shd w:val="clear" w:color="auto" w:fill="FFFFFF"/>
-            <w:tcMar>
-              <w:top w:w="70" w:type="dxa"/>
-              <w:left w:w="100" w:type="dxa"/>
-              <w:bottom w:w="70" w:type="dxa"/>
-              <w:right w:w="100" w:type="dxa"/>
-            </w:tcMar>
-            <w:vAlign w:val="center"/>
-          </w:tcPr>
-          <w:p>
-            <w:pPr>
-              <w:rPr>
-                <w:sz w:val="24"/>
-                <w:szCs w:val="24"/>
-              </w:rPr>
-            </w:pPr>
-            <w:proofErr w:type="gramStart"/>
-            <w:r>
-              <w:rPr>
-                <w:color w:val="1A1A1A"/>
-                <w:sz w:val="24"/>
-                <w:szCs w:val="24"/>
-              </w:rPr>
-              <w:t>.</w:t>
+            <w:tcW w:w="0" w:type="auto"/>
+            <w:tcBorders>
+              <w:top w:val="single" w:sz="8" w:space="0" w:color="000000"/>
+              <w:left w:val="single" w:sz="8" w:space="0" w:color="000000"/>
+              <w:bottom w:val="single" w:sz="8" w:space="0" w:color="000000"/>
+              <w:right w:val="single" w:sz="8" w:space="0" w:color="000000"/>
+            </w:tcBorders>
+            <w:hideMark/>
+          </w:tcPr>
+          <w:p>
+            <w:pPr>
+              <w:rPr>
+                <w:sz w:val="24"/>
+                <w:szCs w:val="24"/>
+              </w:rPr>
+            </w:pPr>
+            <w:r>
+              <w:rPr>
+                <w:rFonts w:ascii="Arial" w:hAnsi="Arial" w:cs="Arial"/>
+                <w:color w:val="000000"/>
+                <w:sz w:val="22"/>
+                <w:szCs w:val="22"/>
+              </w:rPr>
+              <w:t>Front-End</w:t>
+            </w:r>
+          </w:p>
+        </w:tc>
+        <w:tc>
+          <w:tcPr>
+            <w:tcW w:w="0" w:type="auto"/>
+            <w:tcBorders>
+              <w:top w:val="single" w:sz="8" w:space="0" w:color="000000"/>
+              <w:left w:val="single" w:sz="8" w:space="0" w:color="000000"/>
+              <w:bottom w:val="single" w:sz="8" w:space="0" w:color="000000"/>
+              <w:right w:val="single" w:sz="8" w:space="0" w:color="000000"/>
+            </w:tcBorders>
+            <w:hideMark/>
+          </w:tcPr>
+          <w:p>
+            <w:pPr>
+              <w:rPr>
+                <w:sz w:val="24"/>
+                <w:szCs w:val="24"/>
+              </w:rPr>
+            </w:pPr>
+            <w:r>
+              <w:rPr>
+                <w:rFonts w:ascii="Arial" w:hAnsi="Arial" w:cs="Arial"/>
+                <w:color w:val="000000"/>
+                <w:sz w:val="22"/>
+                <w:szCs w:val="22"/>
+              </w:rPr>
+              <w:t xml:space="preserve">Next.js 16 + </w:t>
             </w:r>
             <w:proofErr w:type="spellStart"/>
             <w:r>
               <w:rPr>
-                <w:color w:val="1A1A1A"/>
-                <w:sz w:val="24"/>
-                <w:szCs w:val="24"/>
-              </w:rPr>
-              <w:t>github</w:t>
+                <w:rFonts w:ascii="Arial" w:hAnsi="Arial" w:cs="Arial"/>
+                <w:color w:val="000000"/>
+                <w:sz w:val="22"/>
+                <w:szCs w:val="22"/>
+              </w:rPr>
+              <w:t>TypeScript</w:t>
             </w:r>
             <w:proofErr w:type="spellEnd"/>
-            <w:proofErr w:type="gramEnd"/>
-            <w:r>
-              <w:rPr>
-                <w:color w:val="1A1A1A"/>
-                <w:sz w:val="24"/>
-                <w:szCs w:val="24"/>
-              </w:rPr>
-              <w:t>/</w:t>
-            </w:r>
-          </w:p>
-        </w:tc>
-        <w:tc>
-          <w:tcPr>
-            <w:tcW w:w="6944" w:type="dxa"/>
-            <w:shd w:val="clear" w:color="auto" w:fill="FFFFFF"/>
-            <w:tcMar>
-              <w:top w:w="70" w:type="dxa"/>
-              <w:left w:w="100" w:type="dxa"/>
-              <w:bottom w:w="70" w:type="dxa"/>
-              <w:right w:w="100" w:type="dxa"/>
-            </w:tcMar>
-            <w:vAlign w:val="center"/>
-          </w:tcPr>
-          <w:p>
-            <w:pPr>
-              <w:rPr>
-                <w:sz w:val="24"/>
-                <w:szCs w:val="24"/>
-              </w:rPr>
-            </w:pPr>
-            <w:r>
-              <w:rPr>
-                <w:color w:val="1A1A1A"/>
-                <w:sz w:val="24"/>
-                <w:szCs w:val="24"/>
-              </w:rPr>
-              <w:t xml:space="preserve">Plantillas de </w:t>
+            <w:r>
+              <w:rPr>
+                <w:rFonts w:ascii="Arial" w:hAnsi="Arial" w:cs="Arial"/>
+                <w:color w:val="000000"/>
+                <w:sz w:val="22"/>
+                <w:szCs w:val="22"/>
+              </w:rPr>
+              <w:t xml:space="preserve"> + Node.js 20 LTS (organizado en múltiples </w:t>
             </w:r>
             <w:proofErr w:type="spellStart"/>
             <w:r>
               <w:rPr>
-                <w:color w:val="1A1A1A"/>
-                <w:sz w:val="24"/>
-                <w:szCs w:val="24"/>
-              </w:rPr>
-              <w:t>issues</w:t>
+                <w:rFonts w:ascii="Arial" w:hAnsi="Arial" w:cs="Arial"/>
+                <w:color w:val="000000"/>
+                <w:sz w:val="22"/>
+                <w:szCs w:val="22"/>
+              </w:rPr>
+              <w:t>micro-aplicaciones</w:t>
             </w:r>
             <w:proofErr w:type="spellEnd"/>
             <w:r>
               <w:rPr>
-                <w:color w:val="1A1A1A"/>
-                <w:sz w:val="24"/>
-                <w:szCs w:val="24"/>
-              </w:rPr>
-              <w:t xml:space="preserve"> y de </w:t>
-            </w:r>
-            <w:proofErr w:type="spellStart"/>
-            <w:r>
-              <w:rPr>
-                <w:color w:val="1A1A1A"/>
-                <w:sz w:val="24"/>
-                <w:szCs w:val="24"/>
-              </w:rPr>
-              <w:t>pull</w:t>
-            </w:r>
-            <w:proofErr w:type="spellEnd"/>
-            <w:r>
-              <w:rPr>
-                <w:color w:val="1A1A1A"/>
-                <w:sz w:val="24"/>
-                <w:szCs w:val="24"/>
-              </w:rPr>
-              <w:t xml:space="preserve"> </w:t>
-            </w:r>
-            <w:proofErr w:type="spellStart"/>
-            <w:r>
-              <w:rPr>
-                <w:color w:val="1A1A1A"/>
-                <w:sz w:val="24"/>
-                <w:szCs w:val="24"/>
-              </w:rPr>
-              <w:t>request</w:t>
-            </w:r>
-            <w:proofErr w:type="spellEnd"/>
-            <w:r>
-              <w:rPr>
-                <w:color w:val="1A1A1A"/>
-                <w:sz w:val="24"/>
-                <w:szCs w:val="24"/>
-              </w:rPr>
-              <w:t>.</w:t>
+                <w:rFonts w:ascii="Arial" w:hAnsi="Arial" w:cs="Arial"/>
+                <w:color w:val="000000"/>
+                <w:sz w:val="22"/>
+                <w:szCs w:val="22"/>
+              </w:rPr>
+              <w:t xml:space="preserve"> y servicios frontales)</w:t>
+            </w:r>
+          </w:p>
+        </w:tc>
+        <w:tc>
+          <w:tcPr>
+            <w:tcW w:w="0" w:type="auto"/>
+            <w:tcBorders>
+              <w:top w:val="single" w:sz="8" w:space="0" w:color="000000"/>
+              <w:left w:val="single" w:sz="8" w:space="0" w:color="000000"/>
+              <w:bottom w:val="single" w:sz="8" w:space="0" w:color="000000"/>
+              <w:right w:val="single" w:sz="8" w:space="0" w:color="000000"/>
+            </w:tcBorders>
+            <w:hideMark/>
+          </w:tcPr>
+          <w:p>
+            <w:pPr>
+              <w:rPr>
+                <w:sz w:val="24"/>
+                <w:szCs w:val="24"/>
+              </w:rPr>
+            </w:pPr>
+            <w:r>
+              <w:rPr>
+                <w:rFonts w:ascii="Arial" w:hAnsi="Arial" w:cs="Arial"/>
+                <w:color w:val="000000"/>
+                <w:sz w:val="22"/>
+                <w:szCs w:val="22"/>
+              </w:rPr>
+              <w:t>Componentización avanzada, tipado estricto y despliegue desacoplado mediante contenedores Docker dedicados.</w:t>
             </w:r>
           </w:p>
         </w:tc>
@@ -3485,15 +2502,44 @@
       <w:tr>
         <w:tc>
           <w:tcPr>
-            <w:tcW w:w="2694" w:type="dxa"/>
-            <w:shd w:val="clear" w:color="auto" w:fill="F2F2F2"/>
-            <w:tcMar>
-              <w:top w:w="70" w:type="dxa"/>
-              <w:left w:w="100" w:type="dxa"/>
-              <w:bottom w:w="70" w:type="dxa"/>
-              <w:right w:w="100" w:type="dxa"/>
-            </w:tcMar>
-            <w:vAlign w:val="center"/>
+            <w:tcW w:w="0" w:type="auto"/>
+            <w:tcBorders>
+              <w:top w:val="single" w:sz="8" w:space="0" w:color="000000"/>
+              <w:left w:val="single" w:sz="8" w:space="0" w:color="000000"/>
+              <w:bottom w:val="single" w:sz="8" w:space="0" w:color="000000"/>
+              <w:right w:val="single" w:sz="8" w:space="0" w:color="000000"/>
+            </w:tcBorders>
+            <w:hideMark/>
+          </w:tcPr>
+          <w:p>
+            <w:pPr>
+              <w:rPr>
+                <w:sz w:val="24"/>
+                <w:szCs w:val="24"/>
+              </w:rPr>
+            </w:pPr>
+            <w:r>
+              <w:rPr>
+                <w:rFonts w:ascii="Arial" w:hAnsi="Arial" w:cs="Arial"/>
+                <w:color w:val="000000"/>
+                <w:sz w:val="22"/>
+                <w:szCs w:val="22"/>
+              </w:rPr>
+              <w:lastRenderedPageBreak/>
+              <w:t>Back-End</w:t>
+            </w:r>
+          </w:p>
+        </w:tc>
+        <w:tc>
+          <w:tcPr>
+            <w:tcW w:w="0" w:type="auto"/>
+            <w:tcBorders>
+              <w:top w:val="single" w:sz="8" w:space="0" w:color="000000"/>
+              <w:left w:val="single" w:sz="8" w:space="0" w:color="000000"/>
+              <w:bottom w:val="single" w:sz="8" w:space="0" w:color="000000"/>
+              <w:right w:val="single" w:sz="8" w:space="0" w:color="000000"/>
+            </w:tcBorders>
+            <w:hideMark/>
           </w:tcPr>
           <w:p>
             <w:pPr>
@@ -3505,67 +2551,91 @@
             <w:proofErr w:type="spellStart"/>
             <w:r>
               <w:rPr>
-                <w:color w:val="1A1A1A"/>
-                <w:sz w:val="24"/>
-                <w:szCs w:val="24"/>
-              </w:rPr>
-              <w:t>backend</w:t>
+                <w:rFonts w:ascii="Arial" w:hAnsi="Arial" w:cs="Arial"/>
+                <w:color w:val="000000"/>
+                <w:sz w:val="22"/>
+                <w:szCs w:val="22"/>
+              </w:rPr>
+              <w:t>FastAPI</w:t>
             </w:r>
             <w:proofErr w:type="spellEnd"/>
             <w:r>
               <w:rPr>
-                <w:color w:val="1A1A1A"/>
-                <w:sz w:val="24"/>
-                <w:szCs w:val="24"/>
-              </w:rPr>
-              <w:t>/</w:t>
+                <w:rFonts w:ascii="Arial" w:hAnsi="Arial" w:cs="Arial"/>
+                <w:color w:val="000000"/>
+                <w:sz w:val="22"/>
+                <w:szCs w:val="22"/>
+              </w:rPr>
+              <w:t xml:space="preserve"> (Python) organizado en Microservicios por dominio</w:t>
+            </w:r>
+          </w:p>
+        </w:tc>
+        <w:tc>
+          <w:tcPr>
+            <w:tcW w:w="0" w:type="auto"/>
+            <w:tcBorders>
+              <w:top w:val="single" w:sz="8" w:space="0" w:color="000000"/>
+              <w:left w:val="single" w:sz="8" w:space="0" w:color="000000"/>
+              <w:bottom w:val="single" w:sz="8" w:space="0" w:color="000000"/>
+              <w:right w:val="single" w:sz="8" w:space="0" w:color="000000"/>
+            </w:tcBorders>
+            <w:hideMark/>
+          </w:tcPr>
+          <w:p>
+            <w:pPr>
+              <w:rPr>
+                <w:sz w:val="24"/>
+                <w:szCs w:val="24"/>
+              </w:rPr>
+            </w:pPr>
+            <w:r>
+              <w:rPr>
+                <w:rFonts w:ascii="Arial" w:hAnsi="Arial" w:cs="Arial"/>
+                <w:color w:val="000000"/>
+                <w:sz w:val="22"/>
+                <w:szCs w:val="22"/>
+              </w:rPr>
+              <w:t xml:space="preserve">Desarrollo ágil de API REST, validación con </w:t>
             </w:r>
             <w:proofErr w:type="spellStart"/>
             <w:r>
               <w:rPr>
-                <w:color w:val="1A1A1A"/>
-                <w:sz w:val="24"/>
-                <w:szCs w:val="24"/>
-              </w:rPr>
-              <w:t>gateway</w:t>
+                <w:rFonts w:ascii="Arial" w:hAnsi="Arial" w:cs="Arial"/>
+                <w:color w:val="000000"/>
+                <w:sz w:val="22"/>
+                <w:szCs w:val="22"/>
+              </w:rPr>
+              <w:t>Pydantic</w:t>
             </w:r>
             <w:proofErr w:type="spellEnd"/>
             <w:r>
               <w:rPr>
-                <w:color w:val="1A1A1A"/>
-                <w:sz w:val="24"/>
-                <w:szCs w:val="24"/>
-              </w:rPr>
-              <w:t>/</w:t>
-            </w:r>
-          </w:p>
-        </w:tc>
-        <w:tc>
-          <w:tcPr>
-            <w:tcW w:w="6944" w:type="dxa"/>
-            <w:shd w:val="clear" w:color="auto" w:fill="F2F2F2"/>
-            <w:tcMar>
-              <w:top w:w="70" w:type="dxa"/>
-              <w:left w:w="100" w:type="dxa"/>
-              <w:bottom w:w="70" w:type="dxa"/>
-              <w:right w:w="100" w:type="dxa"/>
-            </w:tcMar>
-            <w:vAlign w:val="center"/>
-          </w:tcPr>
-          <w:p>
-            <w:pPr>
-              <w:rPr>
-                <w:sz w:val="24"/>
-                <w:szCs w:val="24"/>
-              </w:rPr>
-            </w:pPr>
-            <w:r>
-              <w:rPr>
-                <w:color w:val="1A1A1A"/>
-                <w:sz w:val="24"/>
-                <w:szCs w:val="24"/>
-              </w:rPr>
-              <w:t>API Gateway/BFF: punto único de entrada consumido por el Front-End; enruta a cada microservicio.</w:t>
+                <w:rFonts w:ascii="Arial" w:hAnsi="Arial" w:cs="Arial"/>
+                <w:color w:val="000000"/>
+                <w:sz w:val="22"/>
+                <w:szCs w:val="22"/>
+              </w:rPr>
+              <w:t xml:space="preserve">, documentación automática </w:t>
+            </w:r>
+            <w:proofErr w:type="spellStart"/>
+            <w:r>
+              <w:rPr>
+                <w:rFonts w:ascii="Arial" w:hAnsi="Arial" w:cs="Arial"/>
+                <w:color w:val="000000"/>
+                <w:sz w:val="22"/>
+                <w:szCs w:val="22"/>
+              </w:rPr>
+              <w:t>OpenAPI</w:t>
+            </w:r>
+            <w:proofErr w:type="spellEnd"/>
+            <w:r>
+              <w:rPr>
+                <w:rFonts w:ascii="Arial" w:hAnsi="Arial" w:cs="Arial"/>
+                <w:color w:val="000000"/>
+                <w:sz w:val="22"/>
+                <w:szCs w:val="22"/>
+              </w:rPr>
+              <w:t xml:space="preserve"> y aislamiento por dominio funcional.</w:t>
             </w:r>
           </w:p>
         </w:tc>
@@ -3573,103 +2643,88 @@
       <w:tr>
         <w:tc>
           <w:tcPr>
-            <w:tcW w:w="2694" w:type="dxa"/>
-            <w:shd w:val="clear" w:color="auto" w:fill="FFFFFF"/>
-            <w:tcMar>
-              <w:top w:w="70" w:type="dxa"/>
-              <w:left w:w="100" w:type="dxa"/>
-              <w:bottom w:w="70" w:type="dxa"/>
-              <w:right w:w="100" w:type="dxa"/>
-            </w:tcMar>
-            <w:vAlign w:val="center"/>
-          </w:tcPr>
-          <w:p>
-            <w:pPr>
-              <w:rPr>
-                <w:sz w:val="24"/>
-                <w:szCs w:val="24"/>
-              </w:rPr>
-            </w:pPr>
-            <w:proofErr w:type="spellStart"/>
-            <w:r>
-              <w:rPr>
-                <w:color w:val="1A1A1A"/>
-                <w:sz w:val="24"/>
-                <w:szCs w:val="24"/>
-              </w:rPr>
-              <w:t>backend</w:t>
-            </w:r>
-            <w:proofErr w:type="spellEnd"/>
-            <w:r>
-              <w:rPr>
-                <w:color w:val="1A1A1A"/>
-                <w:sz w:val="24"/>
-                <w:szCs w:val="24"/>
-              </w:rPr>
-              <w:t>/</w:t>
-            </w:r>
-            <w:r>
-              <w:rPr>
-                <w:color w:val="1A1A1A"/>
-                <w:sz w:val="24"/>
-                <w:szCs w:val="24"/>
-              </w:rPr>
-              <w:t>…</w:t>
-            </w:r>
-            <w:r>
-              <w:rPr>
-                <w:color w:val="1A1A1A"/>
-                <w:sz w:val="24"/>
-                <w:szCs w:val="24"/>
-              </w:rPr>
-              <w:t xml:space="preserve"> /</w:t>
-            </w:r>
-          </w:p>
-        </w:tc>
-        <w:tc>
-          <w:tcPr>
-            <w:tcW w:w="6944" w:type="dxa"/>
-            <w:shd w:val="clear" w:color="auto" w:fill="FFFFFF"/>
-            <w:tcMar>
-              <w:top w:w="70" w:type="dxa"/>
-              <w:left w:w="100" w:type="dxa"/>
-              <w:bottom w:w="70" w:type="dxa"/>
-              <w:right w:w="100" w:type="dxa"/>
-            </w:tcMar>
-            <w:vAlign w:val="center"/>
-          </w:tcPr>
-          <w:p>
-            <w:pPr>
-              <w:rPr>
-                <w:sz w:val="24"/>
-                <w:szCs w:val="24"/>
-              </w:rPr>
-            </w:pPr>
-            <w:r>
-              <w:rPr>
-                <w:color w:val="1A1A1A"/>
-                <w:sz w:val="24"/>
-                <w:szCs w:val="24"/>
-              </w:rPr>
-              <w:t xml:space="preserve">Microservicio </w:t>
-            </w:r>
-            <w:proofErr w:type="spellStart"/>
-            <w:r>
-              <w:rPr>
-                <w:color w:val="1A1A1A"/>
-                <w:sz w:val="24"/>
-                <w:szCs w:val="24"/>
-              </w:rPr>
-              <w:t>FastAPI</w:t>
-            </w:r>
-            <w:proofErr w:type="spellEnd"/>
-            <w:r>
-              <w:rPr>
-                <w:color w:val="1A1A1A"/>
-                <w:sz w:val="24"/>
-                <w:szCs w:val="24"/>
-              </w:rPr>
-              <w:t xml:space="preserve"> del dominio postulantes (perfiles, búsqueda, registro).</w:t>
+            <w:tcW w:w="0" w:type="auto"/>
+            <w:tcBorders>
+              <w:top w:val="single" w:sz="8" w:space="0" w:color="000000"/>
+              <w:left w:val="single" w:sz="8" w:space="0" w:color="000000"/>
+              <w:bottom w:val="single" w:sz="8" w:space="0" w:color="000000"/>
+              <w:right w:val="single" w:sz="8" w:space="0" w:color="000000"/>
+            </w:tcBorders>
+            <w:hideMark/>
+          </w:tcPr>
+          <w:p>
+            <w:pPr>
+              <w:rPr>
+                <w:sz w:val="24"/>
+                <w:szCs w:val="24"/>
+              </w:rPr>
+            </w:pPr>
+            <w:r>
+              <w:rPr>
+                <w:rFonts w:ascii="Arial" w:hAnsi="Arial" w:cs="Arial"/>
+                <w:color w:val="000000"/>
+                <w:sz w:val="22"/>
+                <w:szCs w:val="22"/>
+              </w:rPr>
+              <w:t>Datos</w:t>
+            </w:r>
+          </w:p>
+        </w:tc>
+        <w:tc>
+          <w:tcPr>
+            <w:tcW w:w="0" w:type="auto"/>
+            <w:tcBorders>
+              <w:top w:val="single" w:sz="8" w:space="0" w:color="000000"/>
+              <w:left w:val="single" w:sz="8" w:space="0" w:color="000000"/>
+              <w:bottom w:val="single" w:sz="8" w:space="0" w:color="000000"/>
+              <w:right w:val="single" w:sz="8" w:space="0" w:color="000000"/>
+            </w:tcBorders>
+            <w:hideMark/>
+          </w:tcPr>
+          <w:p>
+            <w:pPr>
+              <w:rPr>
+                <w:sz w:val="24"/>
+                <w:szCs w:val="24"/>
+              </w:rPr>
+            </w:pPr>
+            <w:r>
+              <w:rPr>
+                <w:rFonts w:ascii="Arial" w:hAnsi="Arial" w:cs="Arial"/>
+                <w:color w:val="000000"/>
+                <w:sz w:val="22"/>
+                <w:szCs w:val="22"/>
+              </w:rPr>
+              <w:t>PostgreSQL (bases o esquemas independientes por microservicio)</w:t>
+            </w:r>
+          </w:p>
+        </w:tc>
+        <w:tc>
+          <w:tcPr>
+            <w:tcW w:w="0" w:type="auto"/>
+            <w:tcBorders>
+              <w:top w:val="single" w:sz="8" w:space="0" w:color="000000"/>
+              <w:left w:val="single" w:sz="8" w:space="0" w:color="000000"/>
+              <w:bottom w:val="single" w:sz="8" w:space="0" w:color="000000"/>
+              <w:right w:val="single" w:sz="8" w:space="0" w:color="000000"/>
+            </w:tcBorders>
+            <w:hideMark/>
+          </w:tcPr>
+          <w:p>
+            <w:pPr>
+              <w:rPr>
+                <w:sz w:val="24"/>
+                <w:szCs w:val="24"/>
+              </w:rPr>
+            </w:pPr>
+            <w:r>
+              <w:rPr>
+                <w:rFonts w:ascii="Arial" w:hAnsi="Arial" w:cs="Arial"/>
+                <w:color w:val="000000"/>
+                <w:sz w:val="22"/>
+                <w:szCs w:val="22"/>
+              </w:rPr>
+              <w:t>Modelo relacional robusto, integridad referencial y soporte transaccional desacoplado.</w:t>
             </w:r>
           </w:p>
         </w:tc>
@@ -3677,69 +2732,90 @@
       <w:tr>
         <w:tc>
           <w:tcPr>
-            <w:tcW w:w="2694" w:type="dxa"/>
-            <w:shd w:val="clear" w:color="auto" w:fill="F2F2F2"/>
-            <w:tcMar>
-              <w:top w:w="70" w:type="dxa"/>
-              <w:left w:w="100" w:type="dxa"/>
-              <w:bottom w:w="70" w:type="dxa"/>
-              <w:right w:w="100" w:type="dxa"/>
-            </w:tcMar>
-            <w:vAlign w:val="center"/>
-          </w:tcPr>
-          <w:p>
-            <w:pPr>
-              <w:rPr>
-                <w:sz w:val="24"/>
-                <w:szCs w:val="24"/>
-              </w:rPr>
-            </w:pPr>
-            <w:proofErr w:type="spellStart"/>
-            <w:r>
-              <w:rPr>
-                <w:color w:val="1A1A1A"/>
-                <w:sz w:val="24"/>
-                <w:szCs w:val="24"/>
-              </w:rPr>
-              <w:t>frontend</w:t>
-            </w:r>
-            <w:proofErr w:type="spellEnd"/>
-            <w:r>
-              <w:rPr>
-                <w:color w:val="1A1A1A"/>
-                <w:sz w:val="24"/>
-                <w:szCs w:val="24"/>
-              </w:rPr>
-              <w:t>/</w:t>
-            </w:r>
-          </w:p>
-        </w:tc>
-        <w:tc>
-          <w:tcPr>
-            <w:tcW w:w="6944" w:type="dxa"/>
-            <w:shd w:val="clear" w:color="auto" w:fill="F2F2F2"/>
-            <w:tcMar>
-              <w:top w:w="70" w:type="dxa"/>
-              <w:left w:w="100" w:type="dxa"/>
-              <w:bottom w:w="70" w:type="dxa"/>
-              <w:right w:w="100" w:type="dxa"/>
-            </w:tcMar>
-            <w:vAlign w:val="center"/>
-          </w:tcPr>
-          <w:p>
-            <w:pPr>
-              <w:rPr>
-                <w:sz w:val="24"/>
-                <w:szCs w:val="24"/>
-              </w:rPr>
-            </w:pPr>
-            <w:r>
-              <w:rPr>
-                <w:color w:val="1A1A1A"/>
-                <w:sz w:val="24"/>
-                <w:szCs w:val="24"/>
-              </w:rPr>
-              <w:t>Proyecto Next.js (ya contiene el avance del Sprint 1).</w:t>
+            <w:tcW w:w="0" w:type="auto"/>
+            <w:tcBorders>
+              <w:top w:val="single" w:sz="8" w:space="0" w:color="000000"/>
+              <w:left w:val="single" w:sz="8" w:space="0" w:color="000000"/>
+              <w:bottom w:val="single" w:sz="8" w:space="0" w:color="000000"/>
+              <w:right w:val="single" w:sz="8" w:space="0" w:color="000000"/>
+            </w:tcBorders>
+            <w:hideMark/>
+          </w:tcPr>
+          <w:p>
+            <w:pPr>
+              <w:rPr>
+                <w:sz w:val="24"/>
+                <w:szCs w:val="24"/>
+              </w:rPr>
+            </w:pPr>
+            <w:r>
+              <w:rPr>
+                <w:rFonts w:ascii="Arial" w:hAnsi="Arial" w:cs="Arial"/>
+                <w:color w:val="000000"/>
+                <w:sz w:val="22"/>
+                <w:szCs w:val="22"/>
+              </w:rPr>
+              <w:t>Arquitectura</w:t>
+            </w:r>
+          </w:p>
+        </w:tc>
+        <w:tc>
+          <w:tcPr>
+            <w:tcW w:w="0" w:type="auto"/>
+            <w:tcBorders>
+              <w:top w:val="single" w:sz="8" w:space="0" w:color="000000"/>
+              <w:left w:val="single" w:sz="8" w:space="0" w:color="000000"/>
+              <w:bottom w:val="single" w:sz="8" w:space="0" w:color="000000"/>
+              <w:right w:val="single" w:sz="8" w:space="0" w:color="000000"/>
+            </w:tcBorders>
+            <w:hideMark/>
+          </w:tcPr>
+          <w:p>
+            <w:pPr>
+              <w:rPr>
+                <w:sz w:val="24"/>
+                <w:szCs w:val="24"/>
+                <w:lang w:val="it-IT"/>
+              </w:rPr>
+            </w:pPr>
+            <w:r>
+              <w:rPr>
+                <w:rFonts w:ascii="Arial" w:hAnsi="Arial" w:cs="Arial"/>
+                <w:color w:val="000000"/>
+                <w:sz w:val="22"/>
+                <w:szCs w:val="22"/>
+                <w:lang w:val="it-IT"/>
+              </w:rPr>
+              <w:t>Microservicios + API REST con API Gateway/BFF</w:t>
+            </w:r>
+          </w:p>
+        </w:tc>
+        <w:tc>
+          <w:tcPr>
+            <w:tcW w:w="0" w:type="auto"/>
+            <w:tcBorders>
+              <w:top w:val="single" w:sz="8" w:space="0" w:color="000000"/>
+              <w:left w:val="single" w:sz="8" w:space="0" w:color="000000"/>
+              <w:bottom w:val="single" w:sz="8" w:space="0" w:color="000000"/>
+              <w:right w:val="single" w:sz="8" w:space="0" w:color="000000"/>
+            </w:tcBorders>
+            <w:hideMark/>
+          </w:tcPr>
+          <w:p>
+            <w:pPr>
+              <w:rPr>
+                <w:sz w:val="24"/>
+                <w:szCs w:val="24"/>
+              </w:rPr>
+            </w:pPr>
+            <w:r>
+              <w:rPr>
+                <w:rFonts w:ascii="Arial" w:hAnsi="Arial" w:cs="Arial"/>
+                <w:color w:val="000000"/>
+                <w:sz w:val="22"/>
+                <w:szCs w:val="22"/>
+              </w:rPr>
+              <w:t>Alineado con la distribución de historias por integrante (ADR-002), permitiendo escalabilidad y desarrollo paralelo autónomo.</w:t>
             </w:r>
           </w:p>
         </w:tc>
@@ -3747,494 +2823,148 @@
       <w:tr>
         <w:tc>
           <w:tcPr>
-            <w:tcW w:w="2694" w:type="dxa"/>
-            <w:shd w:val="clear" w:color="auto" w:fill="FFFFFF"/>
-            <w:tcMar>
-              <w:top w:w="70" w:type="dxa"/>
-              <w:left w:w="100" w:type="dxa"/>
-              <w:bottom w:w="70" w:type="dxa"/>
-              <w:right w:w="100" w:type="dxa"/>
-            </w:tcMar>
-            <w:vAlign w:val="center"/>
-          </w:tcPr>
-          <w:p>
-            <w:pPr>
-              <w:rPr>
-                <w:sz w:val="24"/>
-                <w:szCs w:val="24"/>
-              </w:rPr>
-            </w:pPr>
+            <w:tcW w:w="0" w:type="auto"/>
+            <w:tcBorders>
+              <w:top w:val="single" w:sz="8" w:space="0" w:color="000000"/>
+              <w:left w:val="single" w:sz="8" w:space="0" w:color="000000"/>
+              <w:bottom w:val="single" w:sz="8" w:space="0" w:color="000000"/>
+              <w:right w:val="single" w:sz="8" w:space="0" w:color="000000"/>
+            </w:tcBorders>
+            <w:hideMark/>
+          </w:tcPr>
+          <w:p>
+            <w:pPr>
+              <w:rPr>
+                <w:sz w:val="24"/>
+                <w:szCs w:val="24"/>
+              </w:rPr>
+            </w:pPr>
+            <w:r>
+              <w:rPr>
+                <w:rFonts w:ascii="Arial" w:hAnsi="Arial" w:cs="Arial"/>
+                <w:color w:val="000000"/>
+                <w:sz w:val="22"/>
+                <w:szCs w:val="22"/>
+              </w:rPr>
+              <w:t>Desarrollo e Infraestructura</w:t>
+            </w:r>
+          </w:p>
+        </w:tc>
+        <w:tc>
+          <w:tcPr>
+            <w:tcW w:w="0" w:type="auto"/>
+            <w:tcBorders>
+              <w:top w:val="single" w:sz="8" w:space="0" w:color="000000"/>
+              <w:left w:val="single" w:sz="8" w:space="0" w:color="000000"/>
+              <w:bottom w:val="single" w:sz="8" w:space="0" w:color="000000"/>
+              <w:right w:val="single" w:sz="8" w:space="0" w:color="000000"/>
+            </w:tcBorders>
+            <w:hideMark/>
+          </w:tcPr>
+          <w:p>
+            <w:pPr>
+              <w:rPr>
+                <w:sz w:val="24"/>
+                <w:szCs w:val="24"/>
+              </w:rPr>
+            </w:pPr>
+            <w:r>
+              <w:rPr>
+                <w:rFonts w:ascii="Arial" w:hAnsi="Arial" w:cs="Arial"/>
+                <w:color w:val="000000"/>
+                <w:sz w:val="22"/>
+                <w:szCs w:val="22"/>
+              </w:rPr>
+              <w:t xml:space="preserve">Docker </w:t>
+            </w:r>
             <w:proofErr w:type="spellStart"/>
             <w:r>
               <w:rPr>
-                <w:color w:val="1A1A1A"/>
-                <w:sz w:val="24"/>
-                <w:szCs w:val="24"/>
-              </w:rPr>
-              <w:t>docs</w:t>
+                <w:rFonts w:ascii="Arial" w:hAnsi="Arial" w:cs="Arial"/>
+                <w:color w:val="000000"/>
+                <w:sz w:val="22"/>
+                <w:szCs w:val="22"/>
+              </w:rPr>
+              <w:t>Compose</w:t>
             </w:r>
             <w:proofErr w:type="spellEnd"/>
             <w:r>
               <w:rPr>
-                <w:color w:val="1A1A1A"/>
-                <w:sz w:val="24"/>
-                <w:szCs w:val="24"/>
-              </w:rPr>
-              <w:t>/</w:t>
+                <w:rFonts w:ascii="Arial" w:hAnsi="Arial" w:cs="Arial"/>
+                <w:color w:val="000000"/>
+                <w:sz w:val="22"/>
+                <w:szCs w:val="22"/>
+              </w:rPr>
+              <w:t xml:space="preserve"> + VS Code + GitHub Flow</w:t>
+            </w:r>
+          </w:p>
+        </w:tc>
+        <w:tc>
+          <w:tcPr>
+            <w:tcW w:w="0" w:type="auto"/>
+            <w:tcBorders>
+              <w:top w:val="single" w:sz="8" w:space="0" w:color="000000"/>
+              <w:left w:val="single" w:sz="8" w:space="0" w:color="000000"/>
+              <w:bottom w:val="single" w:sz="8" w:space="0" w:color="000000"/>
+              <w:right w:val="single" w:sz="8" w:space="0" w:color="000000"/>
+            </w:tcBorders>
+            <w:hideMark/>
+          </w:tcPr>
+          <w:p>
+            <w:pPr>
+              <w:rPr>
+                <w:sz w:val="24"/>
+                <w:szCs w:val="24"/>
+              </w:rPr>
+            </w:pPr>
+            <w:r>
+              <w:rPr>
+                <w:rFonts w:ascii="Arial" w:hAnsi="Arial" w:cs="Arial"/>
+                <w:color w:val="000000"/>
+                <w:sz w:val="22"/>
+                <w:szCs w:val="22"/>
+              </w:rPr>
+              <w:t xml:space="preserve">Orquestación local </w:t>
             </w:r>
             <w:proofErr w:type="spellStart"/>
             <w:r>
               <w:rPr>
-                <w:color w:val="1A1A1A"/>
-                <w:sz w:val="24"/>
-                <w:szCs w:val="24"/>
-              </w:rPr>
-              <w:t>analisis</w:t>
+                <w:rFonts w:ascii="Arial" w:hAnsi="Arial" w:cs="Arial"/>
+                <w:color w:val="000000"/>
+                <w:sz w:val="22"/>
+                <w:szCs w:val="22"/>
+              </w:rPr>
+              <w:t>multicontenedor</w:t>
             </w:r>
             <w:proofErr w:type="spellEnd"/>
             <w:r>
               <w:rPr>
-                <w:color w:val="1A1A1A"/>
-                <w:sz w:val="24"/>
-                <w:szCs w:val="24"/>
-              </w:rPr>
-              <w:t>/</w:t>
-            </w:r>
-          </w:p>
-        </w:tc>
-        <w:tc>
-          <w:tcPr>
-            <w:tcW w:w="6944" w:type="dxa"/>
-            <w:shd w:val="clear" w:color="auto" w:fill="FFFFFF"/>
-            <w:tcMar>
-              <w:top w:w="70" w:type="dxa"/>
-              <w:left w:w="100" w:type="dxa"/>
-              <w:bottom w:w="70" w:type="dxa"/>
-              <w:right w:w="100" w:type="dxa"/>
-            </w:tcMar>
-            <w:vAlign w:val="center"/>
-          </w:tcPr>
-          <w:p>
-            <w:pPr>
-              <w:rPr>
-                <w:sz w:val="24"/>
-                <w:szCs w:val="24"/>
-              </w:rPr>
-            </w:pPr>
-            <w:r>
-              <w:rPr>
-                <w:color w:val="1A1A1A"/>
-                <w:sz w:val="24"/>
-                <w:szCs w:val="24"/>
-              </w:rPr>
-              <w:t>Oportunidad, alcance, requerimientos e historias (Semana 1).</w:t>
-            </w:r>
-          </w:p>
-        </w:tc>
-      </w:tr>
-      <w:tr>
-        <w:tc>
-          <w:tcPr>
-            <w:tcW w:w="2694" w:type="dxa"/>
-            <w:shd w:val="clear" w:color="auto" w:fill="F2F2F2"/>
-            <w:tcMar>
-              <w:top w:w="70" w:type="dxa"/>
-              <w:left w:w="100" w:type="dxa"/>
-              <w:bottom w:w="70" w:type="dxa"/>
-              <w:right w:w="100" w:type="dxa"/>
-            </w:tcMar>
-            <w:vAlign w:val="center"/>
-          </w:tcPr>
-          <w:p>
-            <w:pPr>
-              <w:rPr>
-                <w:sz w:val="24"/>
-                <w:szCs w:val="24"/>
-              </w:rPr>
-            </w:pPr>
+                <w:rFonts w:ascii="Arial" w:hAnsi="Arial" w:cs="Arial"/>
+                <w:color w:val="000000"/>
+                <w:sz w:val="22"/>
+                <w:szCs w:val="22"/>
+              </w:rPr>
+              <w:t xml:space="preserve"> para servicios frontales (</w:t>
+            </w:r>
             <w:proofErr w:type="spellStart"/>
             <w:r>
               <w:rPr>
-                <w:color w:val="1A1A1A"/>
-                <w:sz w:val="24"/>
-                <w:szCs w:val="24"/>
-              </w:rPr>
-              <w:t>docs</w:t>
+                <w:rFonts w:ascii="Arial" w:hAnsi="Arial" w:cs="Arial"/>
+                <w:color w:val="000000"/>
+                <w:sz w:val="22"/>
+                <w:szCs w:val="22"/>
+              </w:rPr>
+              <w:t>erp</w:t>
             </w:r>
             <w:proofErr w:type="spellEnd"/>
             <w:r>
               <w:rPr>
-                <w:color w:val="1A1A1A"/>
-                <w:sz w:val="24"/>
-                <w:szCs w:val="24"/>
-              </w:rPr>
-              <w:t>/arquitectura/</w:t>
-            </w:r>
-          </w:p>
-        </w:tc>
-        <w:tc>
-          <w:tcPr>
-            <w:tcW w:w="6944" w:type="dxa"/>
-            <w:shd w:val="clear" w:color="auto" w:fill="F2F2F2"/>
-            <w:tcMar>
-              <w:top w:w="70" w:type="dxa"/>
-              <w:left w:w="100" w:type="dxa"/>
-              <w:bottom w:w="70" w:type="dxa"/>
-              <w:right w:w="100" w:type="dxa"/>
-            </w:tcMar>
-            <w:vAlign w:val="center"/>
-          </w:tcPr>
-          <w:p>
-            <w:pPr>
-              <w:rPr>
-                <w:sz w:val="24"/>
-                <w:szCs w:val="24"/>
-              </w:rPr>
-            </w:pPr>
-            <w:r>
-              <w:rPr>
-                <w:color w:val="1A1A1A"/>
-                <w:sz w:val="24"/>
-                <w:szCs w:val="24"/>
-              </w:rPr>
-              <w:t>Diagramas y decisiones de arquitectura.</w:t>
-            </w:r>
-          </w:p>
-        </w:tc>
-      </w:tr>
-      <w:tr>
-        <w:tc>
-          <w:tcPr>
-            <w:tcW w:w="2694" w:type="dxa"/>
-            <w:shd w:val="clear" w:color="auto" w:fill="FFFFFF"/>
-            <w:tcMar>
-              <w:top w:w="70" w:type="dxa"/>
-              <w:left w:w="100" w:type="dxa"/>
-              <w:bottom w:w="70" w:type="dxa"/>
-              <w:right w:w="100" w:type="dxa"/>
-            </w:tcMar>
-            <w:vAlign w:val="center"/>
-          </w:tcPr>
-          <w:p>
-            <w:pPr>
-              <w:rPr>
-                <w:sz w:val="24"/>
-                <w:szCs w:val="24"/>
-              </w:rPr>
-            </w:pPr>
-            <w:proofErr w:type="spellStart"/>
-            <w:r>
-              <w:rPr>
-                <w:color w:val="1A1A1A"/>
-                <w:sz w:val="24"/>
-                <w:szCs w:val="24"/>
-              </w:rPr>
-              <w:t>docs</w:t>
-            </w:r>
-            <w:proofErr w:type="spellEnd"/>
-            <w:r>
-              <w:rPr>
-                <w:color w:val="1A1A1A"/>
-                <w:sz w:val="24"/>
-                <w:szCs w:val="24"/>
-              </w:rPr>
-              <w:t>/decisiones/</w:t>
-            </w:r>
-          </w:p>
-        </w:tc>
-        <w:tc>
-          <w:tcPr>
-            <w:tcW w:w="6944" w:type="dxa"/>
-            <w:shd w:val="clear" w:color="auto" w:fill="FFFFFF"/>
-            <w:tcMar>
-              <w:top w:w="70" w:type="dxa"/>
-              <w:left w:w="100" w:type="dxa"/>
-              <w:bottom w:w="70" w:type="dxa"/>
-              <w:right w:w="100" w:type="dxa"/>
-            </w:tcMar>
-            <w:vAlign w:val="center"/>
-          </w:tcPr>
-          <w:p>
-            <w:pPr>
-              <w:rPr>
-                <w:sz w:val="24"/>
-                <w:szCs w:val="24"/>
-              </w:rPr>
-            </w:pPr>
-            <w:r>
-              <w:rPr>
-                <w:color w:val="1A1A1A"/>
-                <w:sz w:val="24"/>
-                <w:szCs w:val="24"/>
-              </w:rPr>
-              <w:t>Registros ADR, incluido ADR-001.</w:t>
-            </w:r>
-          </w:p>
-        </w:tc>
-      </w:tr>
-      <w:tr>
-        <w:tc>
-          <w:tcPr>
-            <w:tcW w:w="2694" w:type="dxa"/>
-            <w:shd w:val="clear" w:color="auto" w:fill="FFFFFF"/>
-            <w:tcMar>
-              <w:top w:w="70" w:type="dxa"/>
-              <w:left w:w="100" w:type="dxa"/>
-              <w:bottom w:w="70" w:type="dxa"/>
-              <w:right w:w="100" w:type="dxa"/>
-            </w:tcMar>
-            <w:vAlign w:val="center"/>
-          </w:tcPr>
-          <w:p>
-            <w:pPr>
-              <w:rPr>
-                <w:sz w:val="24"/>
-                <w:szCs w:val="24"/>
-              </w:rPr>
-            </w:pPr>
-            <w:r>
-              <w:rPr>
-                <w:color w:val="1A1A1A"/>
-                <w:sz w:val="24"/>
-                <w:szCs w:val="24"/>
-              </w:rPr>
-              <w:t>infra/</w:t>
-            </w:r>
-            <w:proofErr w:type="spellStart"/>
-            <w:r>
-              <w:rPr>
-                <w:color w:val="1A1A1A"/>
-                <w:sz w:val="24"/>
-                <w:szCs w:val="24"/>
-              </w:rPr>
-              <w:t>compose.yaml</w:t>
-            </w:r>
-            <w:proofErr w:type="spellEnd"/>
-          </w:p>
-        </w:tc>
-        <w:tc>
-          <w:tcPr>
-            <w:tcW w:w="6944" w:type="dxa"/>
-            <w:shd w:val="clear" w:color="auto" w:fill="FFFFFF"/>
-            <w:tcMar>
-              <w:top w:w="70" w:type="dxa"/>
-              <w:left w:w="100" w:type="dxa"/>
-              <w:bottom w:w="70" w:type="dxa"/>
-              <w:right w:w="100" w:type="dxa"/>
-            </w:tcMar>
-            <w:vAlign w:val="center"/>
-          </w:tcPr>
-          <w:p>
-            <w:pPr>
-              <w:rPr>
-                <w:sz w:val="24"/>
-                <w:szCs w:val="24"/>
-              </w:rPr>
-            </w:pPr>
-            <w:r>
-              <w:rPr>
-                <w:color w:val="1A1A1A"/>
-                <w:sz w:val="24"/>
-                <w:szCs w:val="24"/>
-              </w:rPr>
-              <w:t>Definición del servicio local de PostgreSQL.</w:t>
-            </w:r>
-          </w:p>
-        </w:tc>
-      </w:tr>
-      <w:tr>
-        <w:tc>
-          <w:tcPr>
-            <w:tcW w:w="2694" w:type="dxa"/>
-            <w:shd w:val="clear" w:color="auto" w:fill="F2F2F2"/>
-            <w:tcMar>
-              <w:top w:w="70" w:type="dxa"/>
-              <w:left w:w="100" w:type="dxa"/>
-              <w:bottom w:w="70" w:type="dxa"/>
-              <w:right w:w="100" w:type="dxa"/>
-            </w:tcMar>
-            <w:vAlign w:val="center"/>
-          </w:tcPr>
-          <w:p>
-            <w:pPr>
-              <w:rPr>
-                <w:sz w:val="24"/>
-                <w:szCs w:val="24"/>
-              </w:rPr>
-            </w:pPr>
-            <w:proofErr w:type="gramStart"/>
-            <w:r>
-              <w:rPr>
-                <w:color w:val="1A1A1A"/>
-                <w:sz w:val="24"/>
-                <w:szCs w:val="24"/>
-              </w:rPr>
-              <w:lastRenderedPageBreak/>
-              <w:t>.</w:t>
-            </w:r>
-            <w:proofErr w:type="spellStart"/>
-            <w:r>
-              <w:rPr>
-                <w:color w:val="1A1A1A"/>
-                <w:sz w:val="24"/>
-                <w:szCs w:val="24"/>
-              </w:rPr>
-              <w:t>editorconfig</w:t>
-            </w:r>
-            <w:proofErr w:type="spellEnd"/>
-            <w:proofErr w:type="gramEnd"/>
-            <w:r>
-              <w:rPr>
-                <w:color w:val="1A1A1A"/>
-                <w:sz w:val="24"/>
-                <w:szCs w:val="24"/>
-              </w:rPr>
-              <w:t xml:space="preserve"> </w:t>
-            </w:r>
-            <w:proofErr w:type="gramStart"/>
-            <w:r>
-              <w:rPr>
-                <w:color w:val="1A1A1A"/>
-                <w:sz w:val="24"/>
-                <w:szCs w:val="24"/>
-              </w:rPr>
-              <w:t>· .</w:t>
-            </w:r>
-            <w:proofErr w:type="spellStart"/>
-            <w:r>
-              <w:rPr>
-                <w:color w:val="1A1A1A"/>
-                <w:sz w:val="24"/>
-                <w:szCs w:val="24"/>
-              </w:rPr>
-              <w:t>gitignore</w:t>
-            </w:r>
-            <w:proofErr w:type="spellEnd"/>
-            <w:proofErr w:type="gramEnd"/>
-            <w:r>
-              <w:rPr>
-                <w:color w:val="1A1A1A"/>
-                <w:sz w:val="24"/>
-                <w:szCs w:val="24"/>
-              </w:rPr>
-              <w:t xml:space="preserve"> </w:t>
-            </w:r>
-            <w:proofErr w:type="gramStart"/>
-            <w:r>
-              <w:rPr>
-                <w:color w:val="1A1A1A"/>
-                <w:sz w:val="24"/>
-                <w:szCs w:val="24"/>
-              </w:rPr>
-              <w:t>· .</w:t>
-            </w:r>
-            <w:proofErr w:type="spellStart"/>
-            <w:r>
-              <w:rPr>
-                <w:color w:val="1A1A1A"/>
-                <w:sz w:val="24"/>
-                <w:szCs w:val="24"/>
-              </w:rPr>
-              <w:t>env</w:t>
-            </w:r>
-            <w:proofErr w:type="gramEnd"/>
-            <w:r>
-              <w:rPr>
-                <w:color w:val="1A1A1A"/>
-                <w:sz w:val="24"/>
-                <w:szCs w:val="24"/>
-              </w:rPr>
-              <w:t>.example</w:t>
-            </w:r>
-            <w:proofErr w:type="spellEnd"/>
-          </w:p>
-        </w:tc>
-        <w:tc>
-          <w:tcPr>
-            <w:tcW w:w="6944" w:type="dxa"/>
-            <w:shd w:val="clear" w:color="auto" w:fill="F2F2F2"/>
-            <w:tcMar>
-              <w:top w:w="70" w:type="dxa"/>
-              <w:left w:w="100" w:type="dxa"/>
-              <w:bottom w:w="70" w:type="dxa"/>
-              <w:right w:w="100" w:type="dxa"/>
-            </w:tcMar>
-            <w:vAlign w:val="center"/>
-          </w:tcPr>
-          <w:p>
-            <w:pPr>
-              <w:rPr>
-                <w:sz w:val="24"/>
-                <w:szCs w:val="24"/>
-              </w:rPr>
-            </w:pPr>
-            <w:r>
-              <w:rPr>
-                <w:color w:val="1A1A1A"/>
-                <w:sz w:val="24"/>
-                <w:szCs w:val="24"/>
-              </w:rPr>
-              <w:t>Reglas de formato, exclusión de secretos y variables documentadas.</w:t>
-            </w:r>
-          </w:p>
-        </w:tc>
-      </w:tr>
-      <w:tr>
-        <w:tc>
-          <w:tcPr>
-            <w:tcW w:w="2694" w:type="dxa"/>
-            <w:shd w:val="clear" w:color="auto" w:fill="FFFFFF"/>
-            <w:tcMar>
-              <w:top w:w="70" w:type="dxa"/>
-              <w:left w:w="100" w:type="dxa"/>
-              <w:bottom w:w="70" w:type="dxa"/>
-              <w:right w:w="100" w:type="dxa"/>
-            </w:tcMar>
-            <w:vAlign w:val="center"/>
-          </w:tcPr>
-          <w:p>
-            <w:pPr>
-              <w:rPr>
-                <w:sz w:val="24"/>
-                <w:szCs w:val="24"/>
-              </w:rPr>
-            </w:pPr>
-            <w:r>
-              <w:rPr>
-                <w:color w:val="1A1A1A"/>
-                <w:sz w:val="24"/>
-                <w:szCs w:val="24"/>
-              </w:rPr>
-              <w:t>CONTRIBUTING.md · README.md</w:t>
-            </w:r>
-          </w:p>
-        </w:tc>
-        <w:tc>
-          <w:tcPr>
-            <w:tcW w:w="6944" w:type="dxa"/>
-            <w:shd w:val="clear" w:color="auto" w:fill="FFFFFF"/>
-            <w:tcMar>
-              <w:top w:w="70" w:type="dxa"/>
-              <w:left w:w="100" w:type="dxa"/>
-              <w:bottom w:w="70" w:type="dxa"/>
-              <w:right w:w="100" w:type="dxa"/>
-            </w:tcMar>
-            <w:vAlign w:val="center"/>
-          </w:tcPr>
-          <w:p>
-            <w:pPr>
-              <w:rPr>
-                <w:sz w:val="24"/>
-                <w:szCs w:val="24"/>
-              </w:rPr>
-            </w:pPr>
-            <w:r>
-              <w:rPr>
-                <w:color w:val="1A1A1A"/>
-                <w:sz w:val="24"/>
-                <w:szCs w:val="24"/>
-              </w:rPr>
-              <w:t>Reglas de colaboración y guía de inicio del proyecto.</w:t>
+                <w:rFonts w:ascii="Arial" w:hAnsi="Arial" w:cs="Arial"/>
+                <w:color w:val="000000"/>
+                <w:sz w:val="22"/>
+                <w:szCs w:val="22"/>
+              </w:rPr>
+              <w:t>, anuncios) y base de datos, garantizando reproducibilidad total.</w:t>
             </w:r>
           </w:p>
         </w:tc>
@@ -4242,7 +2972,856 @@
     </w:tbl>
     <w:p>
       <w:pPr>
-        <w:spacing w:after="160"/>
+        <w:pStyle w:val="Prrafodelista"/>
+        <w:spacing w:after="140" w:line="276" w:lineRule="auto"/>
+        <w:ind w:left="-207"/>
+        <w:rPr>
+          <w:color w:val="1A1A1A"/>
+          <w:sz w:val="24"/>
+          <w:szCs w:val="24"/>
+        </w:rPr>
+      </w:pPr>
+    </w:p>
+    <w:p>
+      <w:pPr>
+        <w:pStyle w:val="Prrafodelista"/>
+        <w:spacing w:after="140" w:line="276" w:lineRule="auto"/>
+        <w:ind w:left="-207"/>
+        <w:rPr>
+          <w:sz w:val="36"/>
+          <w:szCs w:val="36"/>
+        </w:rPr>
+      </w:pPr>
+      <w:r>
+        <w:rPr>
+          <w:sz w:val="36"/>
+          <w:szCs w:val="36"/>
+        </w:rPr>
+        <w:t>Estructura del repositorio</w:t>
+      </w:r>
+    </w:p>
+    <w:p>
+      <w:pPr>
+        <w:pStyle w:val="Prrafodelista"/>
+        <w:spacing w:after="140" w:line="276" w:lineRule="auto"/>
+        <w:ind w:left="-207"/>
+        <w:rPr>
+          <w:sz w:val="24"/>
+          <w:szCs w:val="24"/>
+        </w:rPr>
+      </w:pPr>
+      <w:r>
+        <w:rPr>
+          <w:sz w:val="24"/>
+          <w:szCs w:val="24"/>
+        </w:rPr>
+        <w:t xml:space="preserve">Ofrecer una interfaz Front-End funcional en Next.js que permita a reclutadores y administradores autenticarse, gestionar postulantes, empresas clientes y requerimientos, y dar seguimiento al proceso de selección, quedando lista para integrarse con el Back-End en </w:t>
+      </w:r>
+      <w:proofErr w:type="spellStart"/>
+      <w:r>
+        <w:rPr>
+          <w:sz w:val="24"/>
+          <w:szCs w:val="24"/>
+        </w:rPr>
+        <w:t>FastAPI</w:t>
+      </w:r>
+      <w:proofErr w:type="spellEnd"/>
+      <w:r>
+        <w:rPr>
+          <w:sz w:val="24"/>
+          <w:szCs w:val="24"/>
+        </w:rPr>
+        <w:t xml:space="preserve"> y la base de datos PostgreSQL en el Sprint 2.</w:t>
+      </w:r>
+    </w:p>
+    <w:p>
+      <w:pPr>
+        <w:pStyle w:val="Prrafodelista"/>
+        <w:spacing w:after="140" w:line="276" w:lineRule="auto"/>
+        <w:ind w:left="-207"/>
+        <w:rPr>
+          <w:sz w:val="24"/>
+          <w:szCs w:val="24"/>
+        </w:rPr>
+      </w:pPr>
+    </w:p>
+    <w:p>
+      <w:pPr>
+        <w:pStyle w:val="Prrafodelista"/>
+        <w:spacing w:after="140" w:line="276" w:lineRule="auto"/>
+        <w:ind w:left="-207"/>
+      </w:pPr>
+      <w:r>
+        <w:t xml:space="preserve"> </w:t>
+      </w:r>
+    </w:p>
+    <w:tbl>
+      <w:tblPr>
+        <w:tblW w:w="0" w:type="auto"/>
+        <w:tblCellMar>
+          <w:top w:w="15" w:type="dxa"/>
+          <w:left w:w="15" w:type="dxa"/>
+          <w:bottom w:w="15" w:type="dxa"/>
+          <w:right w:w="15" w:type="dxa"/>
+        </w:tblCellMar>
+        <w:tblLook w:val="04A0" w:firstRow="1" w:lastRow="0" w:firstColumn="1" w:lastColumn="0" w:noHBand="0" w:noVBand="1"/>
+      </w:tblPr>
+      <w:tblGrid>
+        <w:gridCol w:w="2820"/>
+        <w:gridCol w:w="5664"/>
+      </w:tblGrid>
+      <w:tr>
+        <w:trPr>
+          <w:tblHeader/>
+        </w:trPr>
+        <w:tc>
+          <w:tcPr>
+            <w:tcW w:w="0" w:type="auto"/>
+            <w:tcBorders>
+              <w:top w:val="single" w:sz="8" w:space="0" w:color="000000"/>
+              <w:left w:val="single" w:sz="8" w:space="0" w:color="000000"/>
+              <w:bottom w:val="single" w:sz="8" w:space="0" w:color="000000"/>
+              <w:right w:val="single" w:sz="8" w:space="0" w:color="000000"/>
+            </w:tcBorders>
+            <w:hideMark/>
+          </w:tcPr>
+          <w:p>
+            <w:pPr>
+              <w:jc w:val="center"/>
+              <w:rPr>
+                <w:b/>
+                <w:bCs/>
+                <w:sz w:val="24"/>
+                <w:szCs w:val="24"/>
+              </w:rPr>
+            </w:pPr>
+            <w:r>
+              <w:rPr>
+                <w:rFonts w:ascii="Arial" w:hAnsi="Arial" w:cs="Arial"/>
+                <w:color w:val="000000"/>
+                <w:sz w:val="22"/>
+                <w:szCs w:val="22"/>
+              </w:rPr>
+              <w:t>Carpeta / Archivo</w:t>
+            </w:r>
+          </w:p>
+        </w:tc>
+        <w:tc>
+          <w:tcPr>
+            <w:tcW w:w="0" w:type="auto"/>
+            <w:tcBorders>
+              <w:top w:val="single" w:sz="8" w:space="0" w:color="000000"/>
+              <w:left w:val="single" w:sz="8" w:space="0" w:color="000000"/>
+              <w:bottom w:val="single" w:sz="8" w:space="0" w:color="000000"/>
+              <w:right w:val="single" w:sz="8" w:space="0" w:color="000000"/>
+            </w:tcBorders>
+            <w:hideMark/>
+          </w:tcPr>
+          <w:p>
+            <w:pPr>
+              <w:jc w:val="center"/>
+              <w:rPr>
+                <w:b/>
+                <w:bCs/>
+                <w:sz w:val="24"/>
+                <w:szCs w:val="24"/>
+              </w:rPr>
+            </w:pPr>
+            <w:r>
+              <w:rPr>
+                <w:rFonts w:ascii="Arial" w:hAnsi="Arial" w:cs="Arial"/>
+                <w:color w:val="000000"/>
+                <w:sz w:val="22"/>
+                <w:szCs w:val="22"/>
+              </w:rPr>
+              <w:t>Contenido y Estructura</w:t>
+            </w:r>
+          </w:p>
+          <w:p>
+            <w:pPr>
+              <w:jc w:val="center"/>
+              <w:rPr>
+                <w:b/>
+                <w:bCs/>
+                <w:sz w:val="24"/>
+                <w:szCs w:val="24"/>
+              </w:rPr>
+            </w:pPr>
+            <w:r>
+              <w:rPr>
+                <w:rFonts w:ascii="Arial" w:hAnsi="Arial" w:cs="Arial"/>
+                <w:color w:val="000000"/>
+                <w:sz w:val="22"/>
+                <w:szCs w:val="22"/>
+              </w:rPr>
+              <w:t> </w:t>
+            </w:r>
+          </w:p>
+        </w:tc>
+      </w:tr>
+      <w:tr>
+        <w:tc>
+          <w:tcPr>
+            <w:tcW w:w="0" w:type="auto"/>
+            <w:tcBorders>
+              <w:top w:val="single" w:sz="8" w:space="0" w:color="000000"/>
+              <w:left w:val="single" w:sz="8" w:space="0" w:color="000000"/>
+              <w:bottom w:val="single" w:sz="8" w:space="0" w:color="000000"/>
+              <w:right w:val="single" w:sz="8" w:space="0" w:color="000000"/>
+            </w:tcBorders>
+            <w:hideMark/>
+          </w:tcPr>
+          <w:p>
+            <w:pPr>
+              <w:rPr>
+                <w:sz w:val="24"/>
+                <w:szCs w:val="24"/>
+              </w:rPr>
+            </w:pPr>
+            <w:proofErr w:type="gramStart"/>
+            <w:r>
+              <w:rPr>
+                <w:rFonts w:ascii="Arial" w:hAnsi="Arial" w:cs="Arial"/>
+                <w:color w:val="000000"/>
+                <w:sz w:val="22"/>
+                <w:szCs w:val="22"/>
+              </w:rPr>
+              <w:t>.</w:t>
+            </w:r>
+            <w:proofErr w:type="spellStart"/>
+            <w:r>
+              <w:rPr>
+                <w:rFonts w:ascii="Arial" w:hAnsi="Arial" w:cs="Arial"/>
+                <w:color w:val="000000"/>
+                <w:sz w:val="22"/>
+                <w:szCs w:val="22"/>
+              </w:rPr>
+              <w:t>github</w:t>
+            </w:r>
+            <w:proofErr w:type="spellEnd"/>
+            <w:proofErr w:type="gramEnd"/>
+            <w:r>
+              <w:rPr>
+                <w:rFonts w:ascii="Arial" w:hAnsi="Arial" w:cs="Arial"/>
+                <w:color w:val="000000"/>
+                <w:sz w:val="22"/>
+                <w:szCs w:val="22"/>
+              </w:rPr>
+              <w:t>/</w:t>
+            </w:r>
+          </w:p>
+        </w:tc>
+        <w:tc>
+          <w:tcPr>
+            <w:tcW w:w="0" w:type="auto"/>
+            <w:tcBorders>
+              <w:top w:val="single" w:sz="8" w:space="0" w:color="000000"/>
+              <w:left w:val="single" w:sz="8" w:space="0" w:color="000000"/>
+              <w:bottom w:val="single" w:sz="8" w:space="0" w:color="000000"/>
+              <w:right w:val="single" w:sz="8" w:space="0" w:color="000000"/>
+            </w:tcBorders>
+            <w:hideMark/>
+          </w:tcPr>
+          <w:p>
+            <w:pPr>
+              <w:rPr>
+                <w:sz w:val="24"/>
+                <w:szCs w:val="24"/>
+              </w:rPr>
+            </w:pPr>
+            <w:r>
+              <w:rPr>
+                <w:rFonts w:ascii="Arial" w:hAnsi="Arial" w:cs="Arial"/>
+                <w:color w:val="000000"/>
+                <w:sz w:val="22"/>
+                <w:szCs w:val="22"/>
+              </w:rPr>
+              <w:t xml:space="preserve">Plantillas de </w:t>
+            </w:r>
+            <w:proofErr w:type="spellStart"/>
+            <w:r>
+              <w:rPr>
+                <w:rFonts w:ascii="Arial" w:hAnsi="Arial" w:cs="Arial"/>
+                <w:color w:val="000000"/>
+                <w:sz w:val="22"/>
+                <w:szCs w:val="22"/>
+              </w:rPr>
+              <w:t>issues</w:t>
+            </w:r>
+            <w:proofErr w:type="spellEnd"/>
+            <w:r>
+              <w:rPr>
+                <w:rFonts w:ascii="Arial" w:hAnsi="Arial" w:cs="Arial"/>
+                <w:color w:val="000000"/>
+                <w:sz w:val="22"/>
+                <w:szCs w:val="22"/>
+              </w:rPr>
+              <w:t xml:space="preserve">, </w:t>
+            </w:r>
+            <w:proofErr w:type="spellStart"/>
+            <w:r>
+              <w:rPr>
+                <w:rFonts w:ascii="Arial" w:hAnsi="Arial" w:cs="Arial"/>
+                <w:color w:val="000000"/>
+                <w:sz w:val="22"/>
+                <w:szCs w:val="22"/>
+              </w:rPr>
+              <w:t>pull</w:t>
+            </w:r>
+            <w:proofErr w:type="spellEnd"/>
+            <w:r>
+              <w:rPr>
+                <w:rFonts w:ascii="Arial" w:hAnsi="Arial" w:cs="Arial"/>
+                <w:color w:val="000000"/>
+                <w:sz w:val="22"/>
+                <w:szCs w:val="22"/>
+              </w:rPr>
+              <w:t xml:space="preserve"> </w:t>
+            </w:r>
+            <w:proofErr w:type="spellStart"/>
+            <w:r>
+              <w:rPr>
+                <w:rFonts w:ascii="Arial" w:hAnsi="Arial" w:cs="Arial"/>
+                <w:color w:val="000000"/>
+                <w:sz w:val="22"/>
+                <w:szCs w:val="22"/>
+              </w:rPr>
+              <w:t>requests</w:t>
+            </w:r>
+            <w:proofErr w:type="spellEnd"/>
+            <w:r>
+              <w:rPr>
+                <w:rFonts w:ascii="Arial" w:hAnsi="Arial" w:cs="Arial"/>
+                <w:color w:val="000000"/>
+                <w:sz w:val="22"/>
+                <w:szCs w:val="22"/>
+              </w:rPr>
+              <w:t xml:space="preserve"> y </w:t>
+            </w:r>
+            <w:proofErr w:type="spellStart"/>
+            <w:r>
+              <w:rPr>
+                <w:rFonts w:ascii="Arial" w:hAnsi="Arial" w:cs="Arial"/>
+                <w:color w:val="000000"/>
+                <w:sz w:val="22"/>
+                <w:szCs w:val="22"/>
+              </w:rPr>
+              <w:t>workflows</w:t>
+            </w:r>
+            <w:proofErr w:type="spellEnd"/>
+            <w:r>
+              <w:rPr>
+                <w:rFonts w:ascii="Arial" w:hAnsi="Arial" w:cs="Arial"/>
+                <w:color w:val="000000"/>
+                <w:sz w:val="22"/>
+                <w:szCs w:val="22"/>
+              </w:rPr>
+              <w:t xml:space="preserve"> de integración continua (</w:t>
+            </w:r>
+            <w:proofErr w:type="spellStart"/>
+            <w:r>
+              <w:rPr>
+                <w:rFonts w:ascii="Arial" w:hAnsi="Arial" w:cs="Arial"/>
+                <w:color w:val="000000"/>
+                <w:sz w:val="22"/>
+                <w:szCs w:val="22"/>
+              </w:rPr>
+              <w:t>lint</w:t>
+            </w:r>
+            <w:proofErr w:type="spellEnd"/>
+            <w:r>
+              <w:rPr>
+                <w:rFonts w:ascii="Arial" w:hAnsi="Arial" w:cs="Arial"/>
+                <w:color w:val="000000"/>
+                <w:sz w:val="22"/>
+                <w:szCs w:val="22"/>
+              </w:rPr>
+              <w:t xml:space="preserve"> y </w:t>
+            </w:r>
+            <w:proofErr w:type="spellStart"/>
+            <w:r>
+              <w:rPr>
+                <w:rFonts w:ascii="Arial" w:hAnsi="Arial" w:cs="Arial"/>
+                <w:color w:val="000000"/>
+                <w:sz w:val="22"/>
+                <w:szCs w:val="22"/>
+              </w:rPr>
+              <w:t>build</w:t>
+            </w:r>
+            <w:proofErr w:type="spellEnd"/>
+            <w:r>
+              <w:rPr>
+                <w:rFonts w:ascii="Arial" w:hAnsi="Arial" w:cs="Arial"/>
+                <w:color w:val="000000"/>
+                <w:sz w:val="22"/>
+                <w:szCs w:val="22"/>
+              </w:rPr>
+              <w:t>).</w:t>
+            </w:r>
+          </w:p>
+        </w:tc>
+      </w:tr>
+      <w:tr>
+        <w:tc>
+          <w:tcPr>
+            <w:tcW w:w="0" w:type="auto"/>
+            <w:tcBorders>
+              <w:top w:val="single" w:sz="8" w:space="0" w:color="000000"/>
+              <w:left w:val="single" w:sz="8" w:space="0" w:color="000000"/>
+              <w:bottom w:val="single" w:sz="8" w:space="0" w:color="000000"/>
+              <w:right w:val="single" w:sz="8" w:space="0" w:color="000000"/>
+            </w:tcBorders>
+            <w:hideMark/>
+          </w:tcPr>
+          <w:p>
+            <w:pPr>
+              <w:rPr>
+                <w:sz w:val="24"/>
+                <w:szCs w:val="24"/>
+              </w:rPr>
+            </w:pPr>
+            <w:proofErr w:type="spellStart"/>
+            <w:r>
+              <w:rPr>
+                <w:rFonts w:ascii="Arial" w:hAnsi="Arial" w:cs="Arial"/>
+                <w:color w:val="000000"/>
+                <w:sz w:val="22"/>
+                <w:szCs w:val="22"/>
+              </w:rPr>
+              <w:t>backend</w:t>
+            </w:r>
+            <w:proofErr w:type="spellEnd"/>
+            <w:r>
+              <w:rPr>
+                <w:rFonts w:ascii="Arial" w:hAnsi="Arial" w:cs="Arial"/>
+                <w:color w:val="000000"/>
+                <w:sz w:val="22"/>
+                <w:szCs w:val="22"/>
+              </w:rPr>
+              <w:t>/</w:t>
+            </w:r>
+          </w:p>
+        </w:tc>
+        <w:tc>
+          <w:tcPr>
+            <w:tcW w:w="0" w:type="auto"/>
+            <w:tcBorders>
+              <w:top w:val="single" w:sz="8" w:space="0" w:color="000000"/>
+              <w:left w:val="single" w:sz="8" w:space="0" w:color="000000"/>
+              <w:bottom w:val="single" w:sz="8" w:space="0" w:color="000000"/>
+              <w:right w:val="single" w:sz="8" w:space="0" w:color="000000"/>
+            </w:tcBorders>
+            <w:hideMark/>
+          </w:tcPr>
+          <w:p>
+            <w:pPr>
+              <w:rPr>
+                <w:sz w:val="24"/>
+                <w:szCs w:val="24"/>
+              </w:rPr>
+            </w:pPr>
+            <w:r>
+              <w:rPr>
+                <w:rFonts w:ascii="Arial" w:hAnsi="Arial" w:cs="Arial"/>
+                <w:color w:val="000000"/>
+                <w:sz w:val="22"/>
+                <w:szCs w:val="22"/>
+              </w:rPr>
+              <w:t xml:space="preserve">Estructura de microservicios </w:t>
+            </w:r>
+            <w:proofErr w:type="spellStart"/>
+            <w:r>
+              <w:rPr>
+                <w:rFonts w:ascii="Arial" w:hAnsi="Arial" w:cs="Arial"/>
+                <w:color w:val="000000"/>
+                <w:sz w:val="22"/>
+                <w:szCs w:val="22"/>
+              </w:rPr>
+              <w:t>FastAPI</w:t>
+            </w:r>
+            <w:proofErr w:type="spellEnd"/>
+            <w:r>
+              <w:rPr>
+                <w:rFonts w:ascii="Arial" w:hAnsi="Arial" w:cs="Arial"/>
+                <w:color w:val="000000"/>
+                <w:sz w:val="22"/>
+                <w:szCs w:val="22"/>
+              </w:rPr>
+              <w:t xml:space="preserve"> por dominio y API Gateway/BFF (Sprint 2).</w:t>
+            </w:r>
+          </w:p>
+        </w:tc>
+      </w:tr>
+      <w:tr>
+        <w:tc>
+          <w:tcPr>
+            <w:tcW w:w="0" w:type="auto"/>
+            <w:tcBorders>
+              <w:top w:val="single" w:sz="8" w:space="0" w:color="000000"/>
+              <w:left w:val="single" w:sz="8" w:space="0" w:color="000000"/>
+              <w:bottom w:val="single" w:sz="8" w:space="0" w:color="000000"/>
+              <w:right w:val="single" w:sz="8" w:space="0" w:color="000000"/>
+            </w:tcBorders>
+            <w:hideMark/>
+          </w:tcPr>
+          <w:p>
+            <w:pPr>
+              <w:rPr>
+                <w:sz w:val="24"/>
+                <w:szCs w:val="24"/>
+              </w:rPr>
+            </w:pPr>
+            <w:proofErr w:type="spellStart"/>
+            <w:r>
+              <w:rPr>
+                <w:rFonts w:ascii="Arial" w:hAnsi="Arial" w:cs="Arial"/>
+                <w:color w:val="000000"/>
+                <w:sz w:val="22"/>
+                <w:szCs w:val="22"/>
+              </w:rPr>
+              <w:t>frontend</w:t>
+            </w:r>
+            <w:proofErr w:type="spellEnd"/>
+            <w:r>
+              <w:rPr>
+                <w:rFonts w:ascii="Arial" w:hAnsi="Arial" w:cs="Arial"/>
+                <w:color w:val="000000"/>
+                <w:sz w:val="22"/>
+                <w:szCs w:val="22"/>
+              </w:rPr>
+              <w:t xml:space="preserve">/ERP/ y </w:t>
+            </w:r>
+            <w:proofErr w:type="spellStart"/>
+            <w:r>
+              <w:rPr>
+                <w:rFonts w:ascii="Arial" w:hAnsi="Arial" w:cs="Arial"/>
+                <w:color w:val="000000"/>
+                <w:sz w:val="22"/>
+                <w:szCs w:val="22"/>
+              </w:rPr>
+              <w:t>frontend</w:t>
+            </w:r>
+            <w:proofErr w:type="spellEnd"/>
+            <w:r>
+              <w:rPr>
+                <w:rFonts w:ascii="Arial" w:hAnsi="Arial" w:cs="Arial"/>
+                <w:color w:val="000000"/>
+                <w:sz w:val="22"/>
+                <w:szCs w:val="22"/>
+              </w:rPr>
+              <w:t>/ANUNCIOS/</w:t>
+            </w:r>
+          </w:p>
+        </w:tc>
+        <w:tc>
+          <w:tcPr>
+            <w:tcW w:w="0" w:type="auto"/>
+            <w:tcBorders>
+              <w:top w:val="single" w:sz="8" w:space="0" w:color="000000"/>
+              <w:left w:val="single" w:sz="8" w:space="0" w:color="000000"/>
+              <w:bottom w:val="single" w:sz="8" w:space="0" w:color="000000"/>
+              <w:right w:val="single" w:sz="8" w:space="0" w:color="000000"/>
+            </w:tcBorders>
+            <w:hideMark/>
+          </w:tcPr>
+          <w:p>
+            <w:pPr>
+              <w:rPr>
+                <w:sz w:val="24"/>
+                <w:szCs w:val="24"/>
+              </w:rPr>
+            </w:pPr>
+            <w:r>
+              <w:rPr>
+                <w:rFonts w:ascii="Arial" w:hAnsi="Arial" w:cs="Arial"/>
+                <w:color w:val="000000"/>
+                <w:sz w:val="22"/>
+                <w:szCs w:val="22"/>
+              </w:rPr>
+              <w:t>Módulos de Front-End contenerizados de forma independiente en la infraestructura local.</w:t>
+            </w:r>
+          </w:p>
+        </w:tc>
+      </w:tr>
+      <w:tr>
+        <w:tc>
+          <w:tcPr>
+            <w:tcW w:w="0" w:type="auto"/>
+            <w:tcBorders>
+              <w:top w:val="single" w:sz="8" w:space="0" w:color="000000"/>
+              <w:left w:val="single" w:sz="8" w:space="0" w:color="000000"/>
+              <w:bottom w:val="single" w:sz="8" w:space="0" w:color="000000"/>
+              <w:right w:val="single" w:sz="8" w:space="0" w:color="000000"/>
+            </w:tcBorders>
+            <w:hideMark/>
+          </w:tcPr>
+          <w:p>
+            <w:pPr>
+              <w:rPr>
+                <w:sz w:val="24"/>
+                <w:szCs w:val="24"/>
+              </w:rPr>
+            </w:pPr>
+            <w:proofErr w:type="spellStart"/>
+            <w:r>
+              <w:rPr>
+                <w:rFonts w:ascii="Arial" w:hAnsi="Arial" w:cs="Arial"/>
+                <w:color w:val="000000"/>
+                <w:sz w:val="22"/>
+                <w:szCs w:val="22"/>
+              </w:rPr>
+              <w:t>docs</w:t>
+            </w:r>
+            <w:proofErr w:type="spellEnd"/>
+            <w:r>
+              <w:rPr>
+                <w:rFonts w:ascii="Arial" w:hAnsi="Arial" w:cs="Arial"/>
+                <w:color w:val="000000"/>
+                <w:sz w:val="22"/>
+                <w:szCs w:val="22"/>
+              </w:rPr>
+              <w:t>/decisiones/</w:t>
+            </w:r>
+          </w:p>
+        </w:tc>
+        <w:tc>
+          <w:tcPr>
+            <w:tcW w:w="0" w:type="auto"/>
+            <w:tcBorders>
+              <w:top w:val="single" w:sz="8" w:space="0" w:color="000000"/>
+              <w:left w:val="single" w:sz="8" w:space="0" w:color="000000"/>
+              <w:bottom w:val="single" w:sz="8" w:space="0" w:color="000000"/>
+              <w:right w:val="single" w:sz="8" w:space="0" w:color="000000"/>
+            </w:tcBorders>
+            <w:hideMark/>
+          </w:tcPr>
+          <w:p>
+            <w:pPr>
+              <w:rPr>
+                <w:sz w:val="24"/>
+                <w:szCs w:val="24"/>
+              </w:rPr>
+            </w:pPr>
+            <w:r>
+              <w:rPr>
+                <w:rFonts w:ascii="Arial" w:hAnsi="Arial" w:cs="Arial"/>
+                <w:color w:val="000000"/>
+                <w:sz w:val="22"/>
+                <w:szCs w:val="22"/>
+              </w:rPr>
+              <w:t>Registros formales ADR-001 y ADR-002.</w:t>
+            </w:r>
+          </w:p>
+        </w:tc>
+      </w:tr>
+      <w:tr>
+        <w:tc>
+          <w:tcPr>
+            <w:tcW w:w="0" w:type="auto"/>
+            <w:tcBorders>
+              <w:top w:val="single" w:sz="8" w:space="0" w:color="000000"/>
+              <w:left w:val="single" w:sz="8" w:space="0" w:color="000000"/>
+              <w:bottom w:val="single" w:sz="8" w:space="0" w:color="000000"/>
+              <w:right w:val="single" w:sz="8" w:space="0" w:color="000000"/>
+            </w:tcBorders>
+            <w:hideMark/>
+          </w:tcPr>
+          <w:p>
+            <w:pPr>
+              <w:rPr>
+                <w:sz w:val="24"/>
+                <w:szCs w:val="24"/>
+              </w:rPr>
+            </w:pPr>
+            <w:r>
+              <w:rPr>
+                <w:rFonts w:ascii="Arial" w:hAnsi="Arial" w:cs="Arial"/>
+                <w:color w:val="000000"/>
+                <w:sz w:val="22"/>
+                <w:szCs w:val="22"/>
+              </w:rPr>
+              <w:t xml:space="preserve"> </w:t>
+            </w:r>
+            <w:proofErr w:type="spellStart"/>
+            <w:proofErr w:type="gramStart"/>
+            <w:r>
+              <w:rPr>
+                <w:rFonts w:ascii="Arial" w:hAnsi="Arial" w:cs="Arial"/>
+                <w:color w:val="000000"/>
+                <w:sz w:val="22"/>
+                <w:szCs w:val="22"/>
+              </w:rPr>
+              <w:t>compose.yaml</w:t>
+            </w:r>
+            <w:proofErr w:type="spellEnd"/>
+            <w:proofErr w:type="gramEnd"/>
+          </w:p>
+        </w:tc>
+        <w:tc>
+          <w:tcPr>
+            <w:tcW w:w="0" w:type="auto"/>
+            <w:tcBorders>
+              <w:top w:val="single" w:sz="8" w:space="0" w:color="000000"/>
+              <w:left w:val="single" w:sz="8" w:space="0" w:color="000000"/>
+              <w:bottom w:val="single" w:sz="8" w:space="0" w:color="000000"/>
+              <w:right w:val="single" w:sz="8" w:space="0" w:color="000000"/>
+            </w:tcBorders>
+            <w:hideMark/>
+          </w:tcPr>
+          <w:p>
+            <w:pPr>
+              <w:rPr>
+                <w:sz w:val="24"/>
+                <w:szCs w:val="24"/>
+              </w:rPr>
+            </w:pPr>
+            <w:r>
+              <w:rPr>
+                <w:rFonts w:ascii="Arial" w:hAnsi="Arial" w:cs="Arial"/>
+                <w:color w:val="000000"/>
+                <w:sz w:val="22"/>
+                <w:szCs w:val="22"/>
+              </w:rPr>
+              <w:t xml:space="preserve">Configuración Docker </w:t>
+            </w:r>
+            <w:proofErr w:type="spellStart"/>
+            <w:r>
+              <w:rPr>
+                <w:rFonts w:ascii="Arial" w:hAnsi="Arial" w:cs="Arial"/>
+                <w:color w:val="000000"/>
+                <w:sz w:val="22"/>
+                <w:szCs w:val="22"/>
+              </w:rPr>
+              <w:t>Compose</w:t>
+            </w:r>
+            <w:proofErr w:type="spellEnd"/>
+            <w:r>
+              <w:rPr>
+                <w:rFonts w:ascii="Arial" w:hAnsi="Arial" w:cs="Arial"/>
+                <w:color w:val="000000"/>
+                <w:sz w:val="22"/>
+                <w:szCs w:val="22"/>
+              </w:rPr>
+              <w:t xml:space="preserve"> </w:t>
+            </w:r>
+            <w:proofErr w:type="spellStart"/>
+            <w:r>
+              <w:rPr>
+                <w:rFonts w:ascii="Arial" w:hAnsi="Arial" w:cs="Arial"/>
+                <w:color w:val="000000"/>
+                <w:sz w:val="22"/>
+                <w:szCs w:val="22"/>
+              </w:rPr>
+              <w:t>multicontenedor</w:t>
+            </w:r>
+            <w:proofErr w:type="spellEnd"/>
+            <w:r>
+              <w:rPr>
+                <w:rFonts w:ascii="Arial" w:hAnsi="Arial" w:cs="Arial"/>
+                <w:color w:val="000000"/>
+                <w:sz w:val="22"/>
+                <w:szCs w:val="22"/>
+              </w:rPr>
+              <w:t xml:space="preserve"> para servicios frontales</w:t>
+            </w:r>
+            <w:r>
+              <w:rPr>
+                <w:rFonts w:ascii="Arial" w:hAnsi="Arial" w:cs="Arial"/>
+                <w:color w:val="000000"/>
+                <w:sz w:val="22"/>
+                <w:szCs w:val="22"/>
+              </w:rPr>
+              <w:t xml:space="preserve">, </w:t>
+            </w:r>
+            <w:proofErr w:type="spellStart"/>
+            <w:r>
+              <w:rPr>
+                <w:rFonts w:ascii="Arial" w:hAnsi="Arial" w:cs="Arial"/>
+                <w:color w:val="000000"/>
+                <w:sz w:val="22"/>
+                <w:szCs w:val="22"/>
+              </w:rPr>
+              <w:t>backend</w:t>
+            </w:r>
+            <w:proofErr w:type="spellEnd"/>
+            <w:r>
+              <w:rPr>
+                <w:rFonts w:ascii="Arial" w:hAnsi="Arial" w:cs="Arial"/>
+                <w:color w:val="000000"/>
+                <w:sz w:val="22"/>
+                <w:szCs w:val="22"/>
+              </w:rPr>
+              <w:t xml:space="preserve"> y base de datos PostgreSQL.</w:t>
+            </w:r>
+          </w:p>
+        </w:tc>
+      </w:tr>
+      <w:tr>
+        <w:tc>
+          <w:tcPr>
+            <w:tcW w:w="0" w:type="auto"/>
+            <w:tcBorders>
+              <w:top w:val="single" w:sz="8" w:space="0" w:color="000000"/>
+              <w:left w:val="single" w:sz="8" w:space="0" w:color="000000"/>
+              <w:bottom w:val="single" w:sz="8" w:space="0" w:color="000000"/>
+              <w:right w:val="single" w:sz="8" w:space="0" w:color="000000"/>
+            </w:tcBorders>
+            <w:hideMark/>
+          </w:tcPr>
+          <w:p>
+            <w:pPr>
+              <w:rPr>
+                <w:sz w:val="24"/>
+                <w:szCs w:val="24"/>
+              </w:rPr>
+            </w:pPr>
+            <w:r>
+              <w:rPr>
+                <w:rFonts w:ascii="Arial" w:hAnsi="Arial" w:cs="Arial"/>
+                <w:color w:val="000000"/>
+                <w:sz w:val="22"/>
+                <w:szCs w:val="22"/>
+              </w:rPr>
+              <w:t>CONTRIBUTING.md · README.md</w:t>
+            </w:r>
+          </w:p>
+        </w:tc>
+        <w:tc>
+          <w:tcPr>
+            <w:tcW w:w="0" w:type="auto"/>
+            <w:tcBorders>
+              <w:top w:val="single" w:sz="8" w:space="0" w:color="000000"/>
+              <w:left w:val="single" w:sz="8" w:space="0" w:color="000000"/>
+              <w:bottom w:val="single" w:sz="8" w:space="0" w:color="000000"/>
+              <w:right w:val="single" w:sz="8" w:space="0" w:color="000000"/>
+            </w:tcBorders>
+            <w:hideMark/>
+          </w:tcPr>
+          <w:p>
+            <w:pPr>
+              <w:rPr>
+                <w:sz w:val="24"/>
+                <w:szCs w:val="24"/>
+              </w:rPr>
+            </w:pPr>
+            <w:r>
+              <w:rPr>
+                <w:rFonts w:ascii="Arial" w:hAnsi="Arial" w:cs="Arial"/>
+                <w:color w:val="000000"/>
+                <w:sz w:val="22"/>
+                <w:szCs w:val="22"/>
+              </w:rPr>
+              <w:t>Guías de colaboración y puesta en marcha del repositorio.</w:t>
+            </w:r>
+          </w:p>
+        </w:tc>
+      </w:tr>
+    </w:tbl>
+    <w:p>
+      <w:pPr>
+        <w:pStyle w:val="Prrafodelista"/>
+        <w:spacing w:after="140" w:line="276" w:lineRule="auto"/>
+        <w:ind w:left="-207"/>
       </w:pPr>
     </w:p>
     <w:p>
@@ -4467,55 +4046,1461 @@
     </w:p>
     <w:p>
       <w:pPr>
+        <w:pStyle w:val="Prrafodelista"/>
         <w:spacing w:after="140" w:line="276" w:lineRule="auto"/>
-        <w:rPr>
-          <w:sz w:val="24"/>
-          <w:szCs w:val="24"/>
+        <w:ind w:left="-207"/>
+        <w:rPr>
+          <w:b/>
+          <w:bCs/>
+          <w:color w:val="1A1A1A"/>
+          <w:sz w:val="32"/>
+          <w:szCs w:val="32"/>
+        </w:rPr>
+      </w:pPr>
+      <w:r>
+        <w:rPr>
+          <w:b/>
+          <w:bCs/>
+          <w:color w:val="1A1A1A"/>
+          <w:sz w:val="32"/>
+          <w:szCs w:val="32"/>
+        </w:rPr>
+        <w:lastRenderedPageBreak/>
+        <w:t xml:space="preserve"> Reproducibilidad y Entorno Local (Docker </w:t>
+      </w:r>
+      <w:proofErr w:type="spellStart"/>
+      <w:r>
+        <w:rPr>
+          <w:b/>
+          <w:bCs/>
+          <w:color w:val="1A1A1A"/>
+          <w:sz w:val="32"/>
+          <w:szCs w:val="32"/>
+        </w:rPr>
+        <w:t>Compose</w:t>
+      </w:r>
+      <w:proofErr w:type="spellEnd"/>
+      <w:r>
+        <w:rPr>
+          <w:b/>
+          <w:bCs/>
+          <w:color w:val="1A1A1A"/>
+          <w:sz w:val="32"/>
+          <w:szCs w:val="32"/>
+        </w:rPr>
+        <w:t xml:space="preserve"> con Microservicios Frontales)</w:t>
+      </w:r>
+    </w:p>
+    <w:p>
+      <w:pPr>
+        <w:rPr>
+          <w:sz w:val="24"/>
+          <w:szCs w:val="24"/>
+        </w:rPr>
+      </w:pPr>
+      <w:r>
+        <w:rPr>
+          <w:rFonts w:ascii="Arial" w:hAnsi="Arial" w:cs="Arial"/>
+          <w:color w:val="000000"/>
+          <w:sz w:val="22"/>
+          <w:szCs w:val="22"/>
+        </w:rPr>
+        <w:t xml:space="preserve">El entorno de desarrollo se levanta de manera reproducible mediante Docker </w:t>
+      </w:r>
+      <w:proofErr w:type="spellStart"/>
+      <w:r>
+        <w:rPr>
+          <w:rFonts w:ascii="Arial" w:hAnsi="Arial" w:cs="Arial"/>
+          <w:color w:val="000000"/>
+          <w:sz w:val="22"/>
+          <w:szCs w:val="22"/>
+        </w:rPr>
+        <w:t>Compose</w:t>
+      </w:r>
+      <w:proofErr w:type="spellEnd"/>
+      <w:r>
+        <w:rPr>
+          <w:rFonts w:ascii="Arial" w:hAnsi="Arial" w:cs="Arial"/>
+          <w:color w:val="000000"/>
+          <w:sz w:val="22"/>
+          <w:szCs w:val="22"/>
+        </w:rPr>
+        <w:t>, gestionando de forma aislada los contenedores del Front-End y del motor de base de datos PostgreSQL [cite: 10]. El archivo infra/</w:t>
+      </w:r>
+      <w:proofErr w:type="spellStart"/>
+      <w:r>
+        <w:rPr>
+          <w:rFonts w:ascii="Arial" w:hAnsi="Arial" w:cs="Arial"/>
+          <w:color w:val="000000"/>
+          <w:sz w:val="22"/>
+          <w:szCs w:val="22"/>
+        </w:rPr>
+        <w:t>compose.yaml</w:t>
+      </w:r>
+      <w:proofErr w:type="spellEnd"/>
+      <w:r>
+        <w:rPr>
+          <w:rFonts w:ascii="Arial" w:hAnsi="Arial" w:cs="Arial"/>
+          <w:color w:val="000000"/>
+          <w:sz w:val="22"/>
+          <w:szCs w:val="22"/>
+        </w:rPr>
+        <w:t xml:space="preserve"> define los servicios </w:t>
+      </w:r>
+      <w:proofErr w:type="spellStart"/>
+      <w:r>
+        <w:rPr>
+          <w:rFonts w:ascii="Arial" w:hAnsi="Arial" w:cs="Arial"/>
+          <w:color w:val="000000"/>
+          <w:sz w:val="22"/>
+          <w:szCs w:val="22"/>
+        </w:rPr>
+        <w:t>multi-contenedor</w:t>
+      </w:r>
+      <w:proofErr w:type="spellEnd"/>
+      <w:r>
+        <w:rPr>
+          <w:rFonts w:ascii="Arial" w:hAnsi="Arial" w:cs="Arial"/>
+          <w:color w:val="000000"/>
+          <w:sz w:val="22"/>
+          <w:szCs w:val="22"/>
+        </w:rPr>
+        <w:t xml:space="preserve"> de la siguiente manera:</w:t>
+      </w:r>
+    </w:p>
+    <w:p>
+      <w:pPr>
+        <w:rPr>
+          <w:sz w:val="24"/>
+          <w:szCs w:val="24"/>
+        </w:rPr>
+      </w:pPr>
+      <w:proofErr w:type="spellStart"/>
+      <w:r>
+        <w:rPr>
+          <w:rFonts w:ascii="Arial" w:hAnsi="Arial" w:cs="Arial"/>
+          <w:color w:val="000000"/>
+          <w:sz w:val="22"/>
+          <w:szCs w:val="22"/>
+        </w:rPr>
+        <w:t>services</w:t>
+      </w:r>
+      <w:proofErr w:type="spellEnd"/>
+      <w:r>
+        <w:rPr>
+          <w:rFonts w:ascii="Arial" w:hAnsi="Arial" w:cs="Arial"/>
+          <w:color w:val="000000"/>
+          <w:sz w:val="22"/>
+          <w:szCs w:val="22"/>
+        </w:rPr>
+        <w:t>:</w:t>
+      </w:r>
+      <w:r>
+        <w:rPr>
+          <w:rFonts w:ascii="Arial" w:hAnsi="Arial" w:cs="Arial"/>
+          <w:color w:val="000000"/>
+          <w:sz w:val="22"/>
+          <w:szCs w:val="22"/>
+        </w:rPr>
+        <w:br/>
+        <w:t xml:space="preserve">  </w:t>
+      </w:r>
+      <w:proofErr w:type="spellStart"/>
+      <w:r>
+        <w:rPr>
+          <w:rFonts w:ascii="Arial" w:hAnsi="Arial" w:cs="Arial"/>
+          <w:color w:val="000000"/>
+          <w:sz w:val="22"/>
+          <w:szCs w:val="22"/>
+        </w:rPr>
+        <w:t>erp</w:t>
+      </w:r>
+      <w:proofErr w:type="spellEnd"/>
+      <w:r>
+        <w:rPr>
+          <w:rFonts w:ascii="Arial" w:hAnsi="Arial" w:cs="Arial"/>
+          <w:color w:val="000000"/>
+          <w:sz w:val="22"/>
+          <w:szCs w:val="22"/>
+        </w:rPr>
+        <w:t>:</w:t>
+      </w:r>
+      <w:r>
+        <w:rPr>
+          <w:rFonts w:ascii="Arial" w:hAnsi="Arial" w:cs="Arial"/>
+          <w:color w:val="000000"/>
+          <w:sz w:val="22"/>
+          <w:szCs w:val="22"/>
+        </w:rPr>
+        <w:br/>
+        <w:t xml:space="preserve">    </w:t>
+      </w:r>
+      <w:proofErr w:type="spellStart"/>
+      <w:r>
+        <w:rPr>
+          <w:rFonts w:ascii="Arial" w:hAnsi="Arial" w:cs="Arial"/>
+          <w:color w:val="000000"/>
+          <w:sz w:val="22"/>
+          <w:szCs w:val="22"/>
+        </w:rPr>
+        <w:t>container_name</w:t>
+      </w:r>
+      <w:proofErr w:type="spellEnd"/>
+      <w:r>
+        <w:rPr>
+          <w:rFonts w:ascii="Arial" w:hAnsi="Arial" w:cs="Arial"/>
+          <w:color w:val="000000"/>
+          <w:sz w:val="22"/>
+          <w:szCs w:val="22"/>
+        </w:rPr>
+        <w:t xml:space="preserve">: </w:t>
+      </w:r>
+      <w:proofErr w:type="spellStart"/>
+      <w:r>
+        <w:rPr>
+          <w:rFonts w:ascii="Arial" w:hAnsi="Arial" w:cs="Arial"/>
+          <w:color w:val="000000"/>
+          <w:sz w:val="22"/>
+          <w:szCs w:val="22"/>
+        </w:rPr>
+        <w:t>erp-service</w:t>
+      </w:r>
+      <w:proofErr w:type="spellEnd"/>
+      <w:r>
+        <w:rPr>
+          <w:rFonts w:ascii="Arial" w:hAnsi="Arial" w:cs="Arial"/>
+          <w:color w:val="000000"/>
+          <w:sz w:val="22"/>
+          <w:szCs w:val="22"/>
+        </w:rPr>
+        <w:br/>
+        <w:t xml:space="preserve">    </w:t>
+      </w:r>
+      <w:proofErr w:type="spellStart"/>
+      <w:r>
+        <w:rPr>
+          <w:rFonts w:ascii="Arial" w:hAnsi="Arial" w:cs="Arial"/>
+          <w:color w:val="000000"/>
+          <w:sz w:val="22"/>
+          <w:szCs w:val="22"/>
+        </w:rPr>
+        <w:t>build</w:t>
+      </w:r>
+      <w:proofErr w:type="spellEnd"/>
+      <w:r>
+        <w:rPr>
+          <w:rFonts w:ascii="Arial" w:hAnsi="Arial" w:cs="Arial"/>
+          <w:color w:val="000000"/>
+          <w:sz w:val="22"/>
+          <w:szCs w:val="22"/>
+        </w:rPr>
+        <w:t>:</w:t>
+      </w:r>
+      <w:r>
+        <w:rPr>
+          <w:rFonts w:ascii="Arial" w:hAnsi="Arial" w:cs="Arial"/>
+          <w:color w:val="000000"/>
+          <w:sz w:val="22"/>
+          <w:szCs w:val="22"/>
+        </w:rPr>
+        <w:br/>
+        <w:t xml:space="preserve">      </w:t>
+      </w:r>
+      <w:proofErr w:type="spellStart"/>
+      <w:r>
+        <w:rPr>
+          <w:rFonts w:ascii="Arial" w:hAnsi="Arial" w:cs="Arial"/>
+          <w:color w:val="000000"/>
+          <w:sz w:val="22"/>
+          <w:szCs w:val="22"/>
+        </w:rPr>
+        <w:t>context</w:t>
+      </w:r>
+      <w:proofErr w:type="spellEnd"/>
+      <w:r>
+        <w:rPr>
+          <w:rFonts w:ascii="Arial" w:hAnsi="Arial" w:cs="Arial"/>
+          <w:color w:val="000000"/>
+          <w:sz w:val="22"/>
+          <w:szCs w:val="22"/>
+        </w:rPr>
+        <w:t>: ./</w:t>
+      </w:r>
+      <w:proofErr w:type="spellStart"/>
+      <w:r>
+        <w:rPr>
+          <w:rFonts w:ascii="Arial" w:hAnsi="Arial" w:cs="Arial"/>
+          <w:color w:val="000000"/>
+          <w:sz w:val="22"/>
+          <w:szCs w:val="22"/>
+        </w:rPr>
+        <w:t>frontend</w:t>
+      </w:r>
+      <w:proofErr w:type="spellEnd"/>
+      <w:r>
+        <w:rPr>
+          <w:rFonts w:ascii="Arial" w:hAnsi="Arial" w:cs="Arial"/>
+          <w:color w:val="000000"/>
+          <w:sz w:val="22"/>
+          <w:szCs w:val="22"/>
+        </w:rPr>
+        <w:t>/ERP</w:t>
+      </w:r>
+      <w:r>
+        <w:rPr>
+          <w:rFonts w:ascii="Arial" w:hAnsi="Arial" w:cs="Arial"/>
+          <w:color w:val="000000"/>
+          <w:sz w:val="22"/>
+          <w:szCs w:val="22"/>
+        </w:rPr>
+        <w:br/>
+        <w:t xml:space="preserve">      </w:t>
+      </w:r>
+      <w:proofErr w:type="spellStart"/>
+      <w:r>
+        <w:rPr>
+          <w:rFonts w:ascii="Arial" w:hAnsi="Arial" w:cs="Arial"/>
+          <w:color w:val="000000"/>
+          <w:sz w:val="22"/>
+          <w:szCs w:val="22"/>
+        </w:rPr>
+        <w:t>dockerfile</w:t>
+      </w:r>
+      <w:proofErr w:type="spellEnd"/>
+      <w:r>
+        <w:rPr>
+          <w:rFonts w:ascii="Arial" w:hAnsi="Arial" w:cs="Arial"/>
+          <w:color w:val="000000"/>
+          <w:sz w:val="22"/>
+          <w:szCs w:val="22"/>
+        </w:rPr>
+        <w:t xml:space="preserve">: </w:t>
+      </w:r>
+      <w:proofErr w:type="spellStart"/>
+      <w:r>
+        <w:rPr>
+          <w:rFonts w:ascii="Arial" w:hAnsi="Arial" w:cs="Arial"/>
+          <w:color w:val="000000"/>
+          <w:sz w:val="22"/>
+          <w:szCs w:val="22"/>
+        </w:rPr>
+        <w:t>Dockerfile</w:t>
+      </w:r>
+      <w:proofErr w:type="spellEnd"/>
+      <w:r>
+        <w:rPr>
+          <w:rFonts w:ascii="Arial" w:hAnsi="Arial" w:cs="Arial"/>
+          <w:color w:val="000000"/>
+          <w:sz w:val="22"/>
+          <w:szCs w:val="22"/>
+        </w:rPr>
+        <w:br/>
+        <w:t xml:space="preserve">    </w:t>
+      </w:r>
+      <w:proofErr w:type="spellStart"/>
+      <w:r>
+        <w:rPr>
+          <w:rFonts w:ascii="Arial" w:hAnsi="Arial" w:cs="Arial"/>
+          <w:color w:val="000000"/>
+          <w:sz w:val="22"/>
+          <w:szCs w:val="22"/>
+        </w:rPr>
+        <w:t>ports</w:t>
+      </w:r>
+      <w:proofErr w:type="spellEnd"/>
+      <w:r>
+        <w:rPr>
+          <w:rFonts w:ascii="Arial" w:hAnsi="Arial" w:cs="Arial"/>
+          <w:color w:val="000000"/>
+          <w:sz w:val="22"/>
+          <w:szCs w:val="22"/>
+        </w:rPr>
+        <w:t>:</w:t>
+      </w:r>
+      <w:r>
+        <w:rPr>
+          <w:rFonts w:ascii="Arial" w:hAnsi="Arial" w:cs="Arial"/>
+          <w:color w:val="000000"/>
+          <w:sz w:val="22"/>
+          <w:szCs w:val="22"/>
+        </w:rPr>
+        <w:br/>
+        <w:t>      - "3000:3000"</w:t>
+      </w:r>
+      <w:r>
+        <w:rPr>
+          <w:rFonts w:ascii="Arial" w:hAnsi="Arial" w:cs="Arial"/>
+          <w:color w:val="000000"/>
+          <w:sz w:val="22"/>
+          <w:szCs w:val="22"/>
+        </w:rPr>
+        <w:br/>
+        <w:t xml:space="preserve">    </w:t>
+      </w:r>
+      <w:proofErr w:type="spellStart"/>
+      <w:r>
+        <w:rPr>
+          <w:rFonts w:ascii="Arial" w:hAnsi="Arial" w:cs="Arial"/>
+          <w:color w:val="000000"/>
+          <w:sz w:val="22"/>
+          <w:szCs w:val="22"/>
+        </w:rPr>
+        <w:t>volumes</w:t>
+      </w:r>
+      <w:proofErr w:type="spellEnd"/>
+      <w:r>
+        <w:rPr>
+          <w:rFonts w:ascii="Arial" w:hAnsi="Arial" w:cs="Arial"/>
+          <w:color w:val="000000"/>
+          <w:sz w:val="22"/>
+          <w:szCs w:val="22"/>
+        </w:rPr>
+        <w:t>:</w:t>
+      </w:r>
+      <w:r>
+        <w:rPr>
+          <w:rFonts w:ascii="Arial" w:hAnsi="Arial" w:cs="Arial"/>
+          <w:color w:val="000000"/>
+          <w:sz w:val="22"/>
+          <w:szCs w:val="22"/>
+        </w:rPr>
+        <w:br/>
+        <w:t>      - ./</w:t>
+      </w:r>
+      <w:proofErr w:type="spellStart"/>
+      <w:r>
+        <w:rPr>
+          <w:rFonts w:ascii="Arial" w:hAnsi="Arial" w:cs="Arial"/>
+          <w:color w:val="000000"/>
+          <w:sz w:val="22"/>
+          <w:szCs w:val="22"/>
+        </w:rPr>
+        <w:t>frontend</w:t>
+      </w:r>
+      <w:proofErr w:type="spellEnd"/>
+      <w:r>
+        <w:rPr>
+          <w:rFonts w:ascii="Arial" w:hAnsi="Arial" w:cs="Arial"/>
+          <w:color w:val="000000"/>
+          <w:sz w:val="22"/>
+          <w:szCs w:val="22"/>
+        </w:rPr>
+        <w:t>/ERP:/app</w:t>
+      </w:r>
+      <w:r>
+        <w:rPr>
+          <w:rFonts w:ascii="Arial" w:hAnsi="Arial" w:cs="Arial"/>
+          <w:color w:val="000000"/>
+          <w:sz w:val="22"/>
+          <w:szCs w:val="22"/>
+        </w:rPr>
+        <w:br/>
+        <w:t>      - /app/</w:t>
+      </w:r>
+      <w:proofErr w:type="spellStart"/>
+      <w:r>
+        <w:rPr>
+          <w:rFonts w:ascii="Arial" w:hAnsi="Arial" w:cs="Arial"/>
+          <w:color w:val="000000"/>
+          <w:sz w:val="22"/>
+          <w:szCs w:val="22"/>
+        </w:rPr>
+        <w:t>node_modules</w:t>
+      </w:r>
+      <w:proofErr w:type="spellEnd"/>
+      <w:r>
+        <w:rPr>
+          <w:rFonts w:ascii="Arial" w:hAnsi="Arial" w:cs="Arial"/>
+          <w:color w:val="000000"/>
+          <w:sz w:val="22"/>
+          <w:szCs w:val="22"/>
+        </w:rPr>
+        <w:br/>
+        <w:t>      - /app/.</w:t>
+      </w:r>
+      <w:proofErr w:type="spellStart"/>
+      <w:r>
+        <w:rPr>
+          <w:rFonts w:ascii="Arial" w:hAnsi="Arial" w:cs="Arial"/>
+          <w:color w:val="000000"/>
+          <w:sz w:val="22"/>
+          <w:szCs w:val="22"/>
+        </w:rPr>
+        <w:t>next</w:t>
+      </w:r>
+      <w:proofErr w:type="spellEnd"/>
+      <w:r>
+        <w:rPr>
+          <w:rFonts w:ascii="Arial" w:hAnsi="Arial" w:cs="Arial"/>
+          <w:color w:val="000000"/>
+          <w:sz w:val="22"/>
+          <w:szCs w:val="22"/>
+        </w:rPr>
+        <w:br/>
+        <w:t xml:space="preserve">    </w:t>
+      </w:r>
+      <w:proofErr w:type="spellStart"/>
+      <w:r>
+        <w:rPr>
+          <w:rFonts w:ascii="Arial" w:hAnsi="Arial" w:cs="Arial"/>
+          <w:color w:val="000000"/>
+          <w:sz w:val="22"/>
+          <w:szCs w:val="22"/>
+        </w:rPr>
+        <w:t>environment</w:t>
+      </w:r>
+      <w:proofErr w:type="spellEnd"/>
+      <w:r>
+        <w:rPr>
+          <w:rFonts w:ascii="Arial" w:hAnsi="Arial" w:cs="Arial"/>
+          <w:color w:val="000000"/>
+          <w:sz w:val="22"/>
+          <w:szCs w:val="22"/>
+        </w:rPr>
+        <w:t>:</w:t>
+      </w:r>
+      <w:r>
+        <w:rPr>
+          <w:rFonts w:ascii="Arial" w:hAnsi="Arial" w:cs="Arial"/>
+          <w:color w:val="000000"/>
+          <w:sz w:val="22"/>
+          <w:szCs w:val="22"/>
+        </w:rPr>
+        <w:br/>
+        <w:t>      - WATCHPACK_POLLING=true</w:t>
+      </w:r>
+      <w:r>
+        <w:rPr>
+          <w:rFonts w:ascii="Arial" w:hAnsi="Arial" w:cs="Arial"/>
+          <w:color w:val="000000"/>
+          <w:sz w:val="22"/>
+          <w:szCs w:val="22"/>
+        </w:rPr>
+        <w:br/>
+        <w:t>      - NODE_ENV=</w:t>
+      </w:r>
+      <w:proofErr w:type="spellStart"/>
+      <w:r>
+        <w:rPr>
+          <w:rFonts w:ascii="Arial" w:hAnsi="Arial" w:cs="Arial"/>
+          <w:color w:val="000000"/>
+          <w:sz w:val="22"/>
+          <w:szCs w:val="22"/>
+        </w:rPr>
+        <w:t>development</w:t>
+      </w:r>
+      <w:proofErr w:type="spellEnd"/>
+      <w:r>
+        <w:rPr>
+          <w:rFonts w:ascii="Arial" w:hAnsi="Arial" w:cs="Arial"/>
+          <w:color w:val="000000"/>
+          <w:sz w:val="22"/>
+          <w:szCs w:val="22"/>
+        </w:rPr>
+        <w:br/>
+      </w:r>
+      <w:r>
+        <w:rPr>
+          <w:rFonts w:ascii="Arial" w:hAnsi="Arial" w:cs="Arial"/>
+          <w:color w:val="000000"/>
+          <w:sz w:val="22"/>
+          <w:szCs w:val="22"/>
+        </w:rPr>
+        <w:br/>
+        <w:t>  anuncios:</w:t>
+      </w:r>
+      <w:r>
+        <w:rPr>
+          <w:rFonts w:ascii="Arial" w:hAnsi="Arial" w:cs="Arial"/>
+          <w:color w:val="000000"/>
+          <w:sz w:val="22"/>
+          <w:szCs w:val="22"/>
+        </w:rPr>
+        <w:br/>
+        <w:t xml:space="preserve">    </w:t>
+      </w:r>
+      <w:proofErr w:type="spellStart"/>
+      <w:r>
+        <w:rPr>
+          <w:rFonts w:ascii="Arial" w:hAnsi="Arial" w:cs="Arial"/>
+          <w:color w:val="000000"/>
+          <w:sz w:val="22"/>
+          <w:szCs w:val="22"/>
+        </w:rPr>
+        <w:t>container_name</w:t>
+      </w:r>
+      <w:proofErr w:type="spellEnd"/>
+      <w:r>
+        <w:rPr>
+          <w:rFonts w:ascii="Arial" w:hAnsi="Arial" w:cs="Arial"/>
+          <w:color w:val="000000"/>
+          <w:sz w:val="22"/>
+          <w:szCs w:val="22"/>
+        </w:rPr>
+        <w:t>: anuncios-</w:t>
+      </w:r>
+      <w:proofErr w:type="spellStart"/>
+      <w:r>
+        <w:rPr>
+          <w:rFonts w:ascii="Arial" w:hAnsi="Arial" w:cs="Arial"/>
+          <w:color w:val="000000"/>
+          <w:sz w:val="22"/>
+          <w:szCs w:val="22"/>
+        </w:rPr>
+        <w:t>service</w:t>
+      </w:r>
+      <w:proofErr w:type="spellEnd"/>
+      <w:r>
+        <w:rPr>
+          <w:rFonts w:ascii="Arial" w:hAnsi="Arial" w:cs="Arial"/>
+          <w:color w:val="000000"/>
+          <w:sz w:val="22"/>
+          <w:szCs w:val="22"/>
+        </w:rPr>
+        <w:br/>
+        <w:t xml:space="preserve">    </w:t>
+      </w:r>
+      <w:proofErr w:type="spellStart"/>
+      <w:r>
+        <w:rPr>
+          <w:rFonts w:ascii="Arial" w:hAnsi="Arial" w:cs="Arial"/>
+          <w:color w:val="000000"/>
+          <w:sz w:val="22"/>
+          <w:szCs w:val="22"/>
+        </w:rPr>
+        <w:t>build</w:t>
+      </w:r>
+      <w:proofErr w:type="spellEnd"/>
+      <w:r>
+        <w:rPr>
+          <w:rFonts w:ascii="Arial" w:hAnsi="Arial" w:cs="Arial"/>
+          <w:color w:val="000000"/>
+          <w:sz w:val="22"/>
+          <w:szCs w:val="22"/>
+        </w:rPr>
+        <w:t>:</w:t>
+      </w:r>
+      <w:r>
+        <w:rPr>
+          <w:rFonts w:ascii="Arial" w:hAnsi="Arial" w:cs="Arial"/>
+          <w:color w:val="000000"/>
+          <w:sz w:val="22"/>
+          <w:szCs w:val="22"/>
+        </w:rPr>
+        <w:br/>
+        <w:t xml:space="preserve">      </w:t>
+      </w:r>
+      <w:proofErr w:type="spellStart"/>
+      <w:r>
+        <w:rPr>
+          <w:rFonts w:ascii="Arial" w:hAnsi="Arial" w:cs="Arial"/>
+          <w:color w:val="000000"/>
+          <w:sz w:val="22"/>
+          <w:szCs w:val="22"/>
+        </w:rPr>
+        <w:t>context</w:t>
+      </w:r>
+      <w:proofErr w:type="spellEnd"/>
+      <w:r>
+        <w:rPr>
+          <w:rFonts w:ascii="Arial" w:hAnsi="Arial" w:cs="Arial"/>
+          <w:color w:val="000000"/>
+          <w:sz w:val="22"/>
+          <w:szCs w:val="22"/>
+        </w:rPr>
+        <w:t>: ./</w:t>
+      </w:r>
+      <w:proofErr w:type="spellStart"/>
+      <w:r>
+        <w:rPr>
+          <w:rFonts w:ascii="Arial" w:hAnsi="Arial" w:cs="Arial"/>
+          <w:color w:val="000000"/>
+          <w:sz w:val="22"/>
+          <w:szCs w:val="22"/>
+        </w:rPr>
+        <w:t>frontend</w:t>
+      </w:r>
+      <w:proofErr w:type="spellEnd"/>
+      <w:r>
+        <w:rPr>
+          <w:rFonts w:ascii="Arial" w:hAnsi="Arial" w:cs="Arial"/>
+          <w:color w:val="000000"/>
+          <w:sz w:val="22"/>
+          <w:szCs w:val="22"/>
+        </w:rPr>
+        <w:t>/ANUNCIOS</w:t>
+      </w:r>
+      <w:r>
+        <w:rPr>
+          <w:rFonts w:ascii="Arial" w:hAnsi="Arial" w:cs="Arial"/>
+          <w:color w:val="000000"/>
+          <w:sz w:val="22"/>
+          <w:szCs w:val="22"/>
+        </w:rPr>
+        <w:br/>
+        <w:t xml:space="preserve">      </w:t>
+      </w:r>
+      <w:proofErr w:type="spellStart"/>
+      <w:r>
+        <w:rPr>
+          <w:rFonts w:ascii="Arial" w:hAnsi="Arial" w:cs="Arial"/>
+          <w:color w:val="000000"/>
+          <w:sz w:val="22"/>
+          <w:szCs w:val="22"/>
+        </w:rPr>
+        <w:t>dockerfile</w:t>
+      </w:r>
+      <w:proofErr w:type="spellEnd"/>
+      <w:r>
+        <w:rPr>
+          <w:rFonts w:ascii="Arial" w:hAnsi="Arial" w:cs="Arial"/>
+          <w:color w:val="000000"/>
+          <w:sz w:val="22"/>
+          <w:szCs w:val="22"/>
+        </w:rPr>
+        <w:t xml:space="preserve">: </w:t>
+      </w:r>
+      <w:proofErr w:type="spellStart"/>
+      <w:r>
+        <w:rPr>
+          <w:rFonts w:ascii="Arial" w:hAnsi="Arial" w:cs="Arial"/>
+          <w:color w:val="000000"/>
+          <w:sz w:val="22"/>
+          <w:szCs w:val="22"/>
+        </w:rPr>
+        <w:t>Dockerfile</w:t>
+      </w:r>
+      <w:proofErr w:type="spellEnd"/>
+      <w:r>
+        <w:rPr>
+          <w:rFonts w:ascii="Arial" w:hAnsi="Arial" w:cs="Arial"/>
+          <w:color w:val="000000"/>
+          <w:sz w:val="22"/>
+          <w:szCs w:val="22"/>
+        </w:rPr>
+        <w:br/>
+        <w:t xml:space="preserve">    </w:t>
+      </w:r>
+      <w:proofErr w:type="spellStart"/>
+      <w:r>
+        <w:rPr>
+          <w:rFonts w:ascii="Arial" w:hAnsi="Arial" w:cs="Arial"/>
+          <w:color w:val="000000"/>
+          <w:sz w:val="22"/>
+          <w:szCs w:val="22"/>
+        </w:rPr>
+        <w:t>ports</w:t>
+      </w:r>
+      <w:proofErr w:type="spellEnd"/>
+      <w:r>
+        <w:rPr>
+          <w:rFonts w:ascii="Arial" w:hAnsi="Arial" w:cs="Arial"/>
+          <w:color w:val="000000"/>
+          <w:sz w:val="22"/>
+          <w:szCs w:val="22"/>
+        </w:rPr>
+        <w:t>:</w:t>
+      </w:r>
+      <w:r>
+        <w:rPr>
+          <w:rFonts w:ascii="Arial" w:hAnsi="Arial" w:cs="Arial"/>
+          <w:color w:val="000000"/>
+          <w:sz w:val="22"/>
+          <w:szCs w:val="22"/>
+        </w:rPr>
+        <w:br/>
+        <w:t>      - "3001:3001"</w:t>
+      </w:r>
+      <w:r>
+        <w:rPr>
+          <w:rFonts w:ascii="Arial" w:hAnsi="Arial" w:cs="Arial"/>
+          <w:color w:val="000000"/>
+          <w:sz w:val="22"/>
+          <w:szCs w:val="22"/>
+        </w:rPr>
+        <w:br/>
+        <w:t xml:space="preserve">    </w:t>
+      </w:r>
+      <w:proofErr w:type="spellStart"/>
+      <w:r>
+        <w:rPr>
+          <w:rFonts w:ascii="Arial" w:hAnsi="Arial" w:cs="Arial"/>
+          <w:color w:val="000000"/>
+          <w:sz w:val="22"/>
+          <w:szCs w:val="22"/>
+        </w:rPr>
+        <w:t>volumes</w:t>
+      </w:r>
+      <w:proofErr w:type="spellEnd"/>
+      <w:r>
+        <w:rPr>
+          <w:rFonts w:ascii="Arial" w:hAnsi="Arial" w:cs="Arial"/>
+          <w:color w:val="000000"/>
+          <w:sz w:val="22"/>
+          <w:szCs w:val="22"/>
+        </w:rPr>
+        <w:t>:</w:t>
+      </w:r>
+      <w:r>
+        <w:rPr>
+          <w:rFonts w:ascii="Arial" w:hAnsi="Arial" w:cs="Arial"/>
+          <w:color w:val="000000"/>
+          <w:sz w:val="22"/>
+          <w:szCs w:val="22"/>
+        </w:rPr>
+        <w:br/>
+        <w:t>      - ./</w:t>
+      </w:r>
+      <w:proofErr w:type="spellStart"/>
+      <w:r>
+        <w:rPr>
+          <w:rFonts w:ascii="Arial" w:hAnsi="Arial" w:cs="Arial"/>
+          <w:color w:val="000000"/>
+          <w:sz w:val="22"/>
+          <w:szCs w:val="22"/>
+        </w:rPr>
+        <w:t>frontend</w:t>
+      </w:r>
+      <w:proofErr w:type="spellEnd"/>
+      <w:r>
+        <w:rPr>
+          <w:rFonts w:ascii="Arial" w:hAnsi="Arial" w:cs="Arial"/>
+          <w:color w:val="000000"/>
+          <w:sz w:val="22"/>
+          <w:szCs w:val="22"/>
+        </w:rPr>
+        <w:t>/ANUNCIOS:/app</w:t>
+      </w:r>
+      <w:r>
+        <w:rPr>
+          <w:rFonts w:ascii="Arial" w:hAnsi="Arial" w:cs="Arial"/>
+          <w:color w:val="000000"/>
+          <w:sz w:val="22"/>
+          <w:szCs w:val="22"/>
+        </w:rPr>
+        <w:br/>
+        <w:t>      - /app/</w:t>
+      </w:r>
+      <w:proofErr w:type="spellStart"/>
+      <w:r>
+        <w:rPr>
+          <w:rFonts w:ascii="Arial" w:hAnsi="Arial" w:cs="Arial"/>
+          <w:color w:val="000000"/>
+          <w:sz w:val="22"/>
+          <w:szCs w:val="22"/>
+        </w:rPr>
+        <w:t>node_modules</w:t>
+      </w:r>
+      <w:proofErr w:type="spellEnd"/>
+      <w:r>
+        <w:rPr>
+          <w:rFonts w:ascii="Arial" w:hAnsi="Arial" w:cs="Arial"/>
+          <w:color w:val="000000"/>
+          <w:sz w:val="22"/>
+          <w:szCs w:val="22"/>
+        </w:rPr>
+        <w:br/>
+        <w:t>      - /app/.</w:t>
+      </w:r>
+      <w:proofErr w:type="spellStart"/>
+      <w:r>
+        <w:rPr>
+          <w:rFonts w:ascii="Arial" w:hAnsi="Arial" w:cs="Arial"/>
+          <w:color w:val="000000"/>
+          <w:sz w:val="22"/>
+          <w:szCs w:val="22"/>
+        </w:rPr>
+        <w:t>next</w:t>
+      </w:r>
+      <w:proofErr w:type="spellEnd"/>
+      <w:r>
+        <w:rPr>
+          <w:rFonts w:ascii="Arial" w:hAnsi="Arial" w:cs="Arial"/>
+          <w:color w:val="000000"/>
+          <w:sz w:val="22"/>
+          <w:szCs w:val="22"/>
+        </w:rPr>
+        <w:br/>
+        <w:t xml:space="preserve">    </w:t>
+      </w:r>
+      <w:proofErr w:type="spellStart"/>
+      <w:r>
+        <w:rPr>
+          <w:rFonts w:ascii="Arial" w:hAnsi="Arial" w:cs="Arial"/>
+          <w:color w:val="000000"/>
+          <w:sz w:val="22"/>
+          <w:szCs w:val="22"/>
+        </w:rPr>
+        <w:t>environment</w:t>
+      </w:r>
+      <w:proofErr w:type="spellEnd"/>
+      <w:r>
+        <w:rPr>
+          <w:rFonts w:ascii="Arial" w:hAnsi="Arial" w:cs="Arial"/>
+          <w:color w:val="000000"/>
+          <w:sz w:val="22"/>
+          <w:szCs w:val="22"/>
+        </w:rPr>
+        <w:t>:</w:t>
+      </w:r>
+      <w:r>
+        <w:rPr>
+          <w:rFonts w:ascii="Arial" w:hAnsi="Arial" w:cs="Arial"/>
+          <w:color w:val="000000"/>
+          <w:sz w:val="22"/>
+          <w:szCs w:val="22"/>
+        </w:rPr>
+        <w:br/>
+        <w:t>      - WATCHPACK_POLLING=true</w:t>
+      </w:r>
+      <w:r>
+        <w:rPr>
+          <w:rFonts w:ascii="Arial" w:hAnsi="Arial" w:cs="Arial"/>
+          <w:color w:val="000000"/>
+          <w:sz w:val="22"/>
+          <w:szCs w:val="22"/>
+        </w:rPr>
+        <w:br/>
+        <w:t>      - NODE_ENV=</w:t>
+      </w:r>
+      <w:proofErr w:type="spellStart"/>
+      <w:r>
+        <w:rPr>
+          <w:rFonts w:ascii="Arial" w:hAnsi="Arial" w:cs="Arial"/>
+          <w:color w:val="000000"/>
+          <w:sz w:val="22"/>
+          <w:szCs w:val="22"/>
+        </w:rPr>
+        <w:t>development</w:t>
+      </w:r>
+      <w:proofErr w:type="spellEnd"/>
+    </w:p>
+    <w:p>
+      <w:pPr>
+        <w:rPr>
+          <w:sz w:val="24"/>
+          <w:szCs w:val="24"/>
+        </w:rPr>
+      </w:pPr>
+      <w:r>
+        <w:rPr>
+          <w:rFonts w:ascii="Arial" w:hAnsi="Arial" w:cs="Arial"/>
+          <w:color w:val="000000"/>
+          <w:sz w:val="22"/>
+          <w:szCs w:val="22"/>
+        </w:rPr>
+        <w:t>Comandos de inicialización y verificación local:</w:t>
+      </w:r>
+    </w:p>
+    <w:p>
+      <w:pPr>
+        <w:spacing w:after="225"/>
+        <w:rPr>
+          <w:sz w:val="24"/>
+          <w:szCs w:val="24"/>
+        </w:rPr>
+      </w:pPr>
+      <w:proofErr w:type="spellStart"/>
+      <w:r>
+        <w:rPr>
+          <w:rFonts w:ascii="Arial" w:hAnsi="Arial" w:cs="Arial"/>
+          <w:color w:val="000000"/>
+          <w:sz w:val="22"/>
+          <w:szCs w:val="22"/>
+        </w:rPr>
+        <w:t>cp</w:t>
+      </w:r>
+      <w:proofErr w:type="spellEnd"/>
+      <w:r>
+        <w:rPr>
+          <w:rFonts w:ascii="Arial" w:hAnsi="Arial" w:cs="Arial"/>
+          <w:color w:val="000000"/>
+          <w:sz w:val="22"/>
+          <w:szCs w:val="22"/>
+        </w:rPr>
+        <w:t xml:space="preserve"> infra</w:t>
+      </w:r>
+      <w:proofErr w:type="gramStart"/>
+      <w:r>
+        <w:rPr>
+          <w:rFonts w:ascii="Arial" w:hAnsi="Arial" w:cs="Arial"/>
+          <w:color w:val="000000"/>
+          <w:sz w:val="22"/>
+          <w:szCs w:val="22"/>
+        </w:rPr>
+        <w:t>/.</w:t>
+      </w:r>
+      <w:proofErr w:type="spellStart"/>
+      <w:r>
+        <w:rPr>
+          <w:rFonts w:ascii="Arial" w:hAnsi="Arial" w:cs="Arial"/>
+          <w:color w:val="000000"/>
+          <w:sz w:val="22"/>
+          <w:szCs w:val="22"/>
+        </w:rPr>
+        <w:t>env</w:t>
+      </w:r>
+      <w:proofErr w:type="gramEnd"/>
+      <w:r>
+        <w:rPr>
+          <w:rFonts w:ascii="Arial" w:hAnsi="Arial" w:cs="Arial"/>
+          <w:color w:val="000000"/>
+          <w:sz w:val="22"/>
+          <w:szCs w:val="22"/>
+        </w:rPr>
+        <w:t>.example</w:t>
+      </w:r>
+      <w:proofErr w:type="spellEnd"/>
+      <w:r>
+        <w:rPr>
+          <w:rFonts w:ascii="Arial" w:hAnsi="Arial" w:cs="Arial"/>
+          <w:color w:val="000000"/>
+          <w:sz w:val="22"/>
+          <w:szCs w:val="22"/>
+        </w:rPr>
+        <w:t xml:space="preserve"> infra</w:t>
+      </w:r>
+      <w:proofErr w:type="gramStart"/>
+      <w:r>
+        <w:rPr>
+          <w:rFonts w:ascii="Arial" w:hAnsi="Arial" w:cs="Arial"/>
+          <w:color w:val="000000"/>
+          <w:sz w:val="22"/>
+          <w:szCs w:val="22"/>
+        </w:rPr>
+        <w:t>/.</w:t>
+      </w:r>
+      <w:proofErr w:type="spellStart"/>
+      <w:r>
+        <w:rPr>
+          <w:rFonts w:ascii="Arial" w:hAnsi="Arial" w:cs="Arial"/>
+          <w:color w:val="000000"/>
+          <w:sz w:val="22"/>
+          <w:szCs w:val="22"/>
+        </w:rPr>
+        <w:t>env</w:t>
+      </w:r>
+      <w:proofErr w:type="spellEnd"/>
+      <w:proofErr w:type="gramEnd"/>
+      <w:r>
+        <w:rPr>
+          <w:rFonts w:ascii="Arial" w:hAnsi="Arial" w:cs="Arial"/>
+          <w:color w:val="000000"/>
+          <w:sz w:val="22"/>
+          <w:szCs w:val="22"/>
+        </w:rPr>
+        <w:t>  # Configurar credenciales seguras</w:t>
+      </w:r>
+      <w:r>
+        <w:rPr>
+          <w:rFonts w:ascii="Arial" w:hAnsi="Arial" w:cs="Arial"/>
+          <w:color w:val="000000"/>
+          <w:sz w:val="22"/>
+          <w:szCs w:val="22"/>
+        </w:rPr>
+        <w:br/>
+      </w:r>
+      <w:proofErr w:type="spellStart"/>
+      <w:r>
+        <w:rPr>
+          <w:rFonts w:ascii="Arial" w:hAnsi="Arial" w:cs="Arial"/>
+          <w:color w:val="000000"/>
+          <w:sz w:val="22"/>
+          <w:szCs w:val="22"/>
+        </w:rPr>
+        <w:t>docker</w:t>
+      </w:r>
+      <w:proofErr w:type="spellEnd"/>
+      <w:r>
+        <w:rPr>
+          <w:rFonts w:ascii="Arial" w:hAnsi="Arial" w:cs="Arial"/>
+          <w:color w:val="000000"/>
+          <w:sz w:val="22"/>
+          <w:szCs w:val="22"/>
+        </w:rPr>
+        <w:t xml:space="preserve"> </w:t>
+      </w:r>
+      <w:proofErr w:type="spellStart"/>
+      <w:r>
+        <w:rPr>
+          <w:rFonts w:ascii="Arial" w:hAnsi="Arial" w:cs="Arial"/>
+          <w:color w:val="000000"/>
+          <w:sz w:val="22"/>
+          <w:szCs w:val="22"/>
+        </w:rPr>
+        <w:t>compose</w:t>
+      </w:r>
+      <w:proofErr w:type="spellEnd"/>
+      <w:r>
+        <w:rPr>
+          <w:rFonts w:ascii="Arial" w:hAnsi="Arial" w:cs="Arial"/>
+          <w:color w:val="000000"/>
+          <w:sz w:val="22"/>
+          <w:szCs w:val="22"/>
+        </w:rPr>
+        <w:t xml:space="preserve"> --</w:t>
+      </w:r>
+      <w:proofErr w:type="spellStart"/>
+      <w:r>
+        <w:rPr>
+          <w:rFonts w:ascii="Arial" w:hAnsi="Arial" w:cs="Arial"/>
+          <w:color w:val="000000"/>
+          <w:sz w:val="22"/>
+          <w:szCs w:val="22"/>
+        </w:rPr>
+        <w:t>env</w:t>
+      </w:r>
+      <w:proofErr w:type="spellEnd"/>
+      <w:r>
+        <w:rPr>
+          <w:rFonts w:ascii="Arial" w:hAnsi="Arial" w:cs="Arial"/>
+          <w:color w:val="000000"/>
+          <w:sz w:val="22"/>
+          <w:szCs w:val="22"/>
+        </w:rPr>
+        <w:t>-file infra</w:t>
+      </w:r>
+      <w:proofErr w:type="gramStart"/>
+      <w:r>
+        <w:rPr>
+          <w:rFonts w:ascii="Arial" w:hAnsi="Arial" w:cs="Arial"/>
+          <w:color w:val="000000"/>
+          <w:sz w:val="22"/>
+          <w:szCs w:val="22"/>
+        </w:rPr>
+        <w:t>/.</w:t>
+      </w:r>
+      <w:proofErr w:type="spellStart"/>
+      <w:r>
+        <w:rPr>
+          <w:rFonts w:ascii="Arial" w:hAnsi="Arial" w:cs="Arial"/>
+          <w:color w:val="000000"/>
+          <w:sz w:val="22"/>
+          <w:szCs w:val="22"/>
+        </w:rPr>
+        <w:t>env</w:t>
+      </w:r>
+      <w:proofErr w:type="spellEnd"/>
+      <w:proofErr w:type="gramEnd"/>
+      <w:r>
+        <w:rPr>
+          <w:rFonts w:ascii="Arial" w:hAnsi="Arial" w:cs="Arial"/>
+          <w:color w:val="000000"/>
+          <w:sz w:val="22"/>
+          <w:szCs w:val="22"/>
+        </w:rPr>
+        <w:t xml:space="preserve"> -f infra/</w:t>
+      </w:r>
+      <w:proofErr w:type="spellStart"/>
+      <w:r>
+        <w:rPr>
+          <w:rFonts w:ascii="Arial" w:hAnsi="Arial" w:cs="Arial"/>
+          <w:color w:val="000000"/>
+          <w:sz w:val="22"/>
+          <w:szCs w:val="22"/>
+        </w:rPr>
+        <w:t>compose.yaml</w:t>
+      </w:r>
+      <w:proofErr w:type="spellEnd"/>
+      <w:r>
+        <w:rPr>
+          <w:rFonts w:ascii="Arial" w:hAnsi="Arial" w:cs="Arial"/>
+          <w:color w:val="000000"/>
+          <w:sz w:val="22"/>
+          <w:szCs w:val="22"/>
+        </w:rPr>
+        <w:t xml:space="preserve"> up -d</w:t>
+      </w:r>
+      <w:r>
+        <w:rPr>
+          <w:rFonts w:ascii="Arial" w:hAnsi="Arial" w:cs="Arial"/>
+          <w:color w:val="000000"/>
+          <w:sz w:val="22"/>
+          <w:szCs w:val="22"/>
+        </w:rPr>
+        <w:br/>
+      </w:r>
+      <w:proofErr w:type="spellStart"/>
+      <w:r>
+        <w:rPr>
+          <w:rFonts w:ascii="Arial" w:hAnsi="Arial" w:cs="Arial"/>
+          <w:color w:val="000000"/>
+          <w:sz w:val="22"/>
+          <w:szCs w:val="22"/>
+        </w:rPr>
+        <w:t>docker</w:t>
+      </w:r>
+      <w:proofErr w:type="spellEnd"/>
+      <w:r>
+        <w:rPr>
+          <w:rFonts w:ascii="Arial" w:hAnsi="Arial" w:cs="Arial"/>
+          <w:color w:val="000000"/>
+          <w:sz w:val="22"/>
+          <w:szCs w:val="22"/>
+        </w:rPr>
+        <w:t xml:space="preserve"> </w:t>
+      </w:r>
+      <w:proofErr w:type="spellStart"/>
+      <w:r>
+        <w:rPr>
+          <w:rFonts w:ascii="Arial" w:hAnsi="Arial" w:cs="Arial"/>
+          <w:color w:val="000000"/>
+          <w:sz w:val="22"/>
+          <w:szCs w:val="22"/>
+        </w:rPr>
+        <w:t>compose</w:t>
+      </w:r>
+      <w:proofErr w:type="spellEnd"/>
+      <w:r>
+        <w:rPr>
+          <w:rFonts w:ascii="Arial" w:hAnsi="Arial" w:cs="Arial"/>
+          <w:color w:val="000000"/>
+          <w:sz w:val="22"/>
+          <w:szCs w:val="22"/>
+        </w:rPr>
+        <w:t xml:space="preserve"> --</w:t>
+      </w:r>
+      <w:proofErr w:type="spellStart"/>
+      <w:r>
+        <w:rPr>
+          <w:rFonts w:ascii="Arial" w:hAnsi="Arial" w:cs="Arial"/>
+          <w:color w:val="000000"/>
+          <w:sz w:val="22"/>
+          <w:szCs w:val="22"/>
+        </w:rPr>
+        <w:t>env</w:t>
+      </w:r>
+      <w:proofErr w:type="spellEnd"/>
+      <w:r>
+        <w:rPr>
+          <w:rFonts w:ascii="Arial" w:hAnsi="Arial" w:cs="Arial"/>
+          <w:color w:val="000000"/>
+          <w:sz w:val="22"/>
+          <w:szCs w:val="22"/>
+        </w:rPr>
+        <w:t>-file infra</w:t>
+      </w:r>
+      <w:proofErr w:type="gramStart"/>
+      <w:r>
+        <w:rPr>
+          <w:rFonts w:ascii="Arial" w:hAnsi="Arial" w:cs="Arial"/>
+          <w:color w:val="000000"/>
+          <w:sz w:val="22"/>
+          <w:szCs w:val="22"/>
+        </w:rPr>
+        <w:t>/.</w:t>
+      </w:r>
+      <w:proofErr w:type="spellStart"/>
+      <w:r>
+        <w:rPr>
+          <w:rFonts w:ascii="Arial" w:hAnsi="Arial" w:cs="Arial"/>
+          <w:color w:val="000000"/>
+          <w:sz w:val="22"/>
+          <w:szCs w:val="22"/>
+        </w:rPr>
+        <w:t>env</w:t>
+      </w:r>
+      <w:proofErr w:type="spellEnd"/>
+      <w:proofErr w:type="gramEnd"/>
+      <w:r>
+        <w:rPr>
+          <w:rFonts w:ascii="Arial" w:hAnsi="Arial" w:cs="Arial"/>
+          <w:color w:val="000000"/>
+          <w:sz w:val="22"/>
+          <w:szCs w:val="22"/>
+        </w:rPr>
+        <w:t xml:space="preserve"> -f infra/</w:t>
+      </w:r>
+      <w:proofErr w:type="spellStart"/>
+      <w:r>
+        <w:rPr>
+          <w:rFonts w:ascii="Arial" w:hAnsi="Arial" w:cs="Arial"/>
+          <w:color w:val="000000"/>
+          <w:sz w:val="22"/>
+          <w:szCs w:val="22"/>
+        </w:rPr>
+        <w:t>compose.yaml</w:t>
+      </w:r>
+      <w:proofErr w:type="spellEnd"/>
+      <w:r>
+        <w:rPr>
+          <w:rFonts w:ascii="Arial" w:hAnsi="Arial" w:cs="Arial"/>
+          <w:color w:val="000000"/>
+          <w:sz w:val="22"/>
+          <w:szCs w:val="22"/>
+        </w:rPr>
+        <w:t xml:space="preserve"> </w:t>
+      </w:r>
+      <w:proofErr w:type="spellStart"/>
+      <w:r>
+        <w:rPr>
+          <w:rFonts w:ascii="Arial" w:hAnsi="Arial" w:cs="Arial"/>
+          <w:color w:val="000000"/>
+          <w:sz w:val="22"/>
+          <w:szCs w:val="22"/>
+        </w:rPr>
+        <w:t>ps</w:t>
+      </w:r>
+      <w:proofErr w:type="spellEnd"/>
+    </w:p>
+    <w:p>
+      <w:pPr>
+        <w:pStyle w:val="Prrafodelista"/>
+        <w:spacing w:after="140" w:line="276" w:lineRule="auto"/>
+        <w:ind w:left="-207"/>
+        <w:rPr>
+          <w:b/>
+          <w:bCs/>
+          <w:color w:val="1A1A1A"/>
+          <w:sz w:val="32"/>
+          <w:szCs w:val="32"/>
+        </w:rPr>
+      </w:pPr>
+      <w:r>
+        <w:rPr>
+          <w:b/>
+          <w:bCs/>
+          <w:color w:val="1A1A1A"/>
+          <w:sz w:val="32"/>
+          <w:szCs w:val="32"/>
+        </w:rPr>
+        <w:t xml:space="preserve"> Del requerimiento a la experiencia de usuario (Flujo Funcional)</w:t>
+      </w:r>
+    </w:p>
+    <w:p>
+      <w:pPr>
+        <w:pStyle w:val="Prrafodelista"/>
+        <w:spacing w:after="140" w:line="276" w:lineRule="auto"/>
+        <w:ind w:left="-207"/>
+        <w:rPr>
+          <w:b/>
+          <w:bCs/>
+          <w:color w:val="1A1A1A"/>
+          <w:sz w:val="32"/>
+          <w:szCs w:val="32"/>
         </w:rPr>
       </w:pPr>
     </w:p>
     <w:p>
       <w:pPr>
-        <w:pStyle w:val="Prrafodelista"/>
-        <w:numPr>
-          <w:ilvl w:val="0"/>
-          <w:numId w:val="1"/>
-        </w:numPr>
-        <w:spacing w:after="140" w:line="276" w:lineRule="auto"/>
-        <w:rPr>
-          <w:sz w:val="36"/>
-          <w:szCs w:val="36"/>
+        <w:spacing w:after="240"/>
+        <w:rPr>
+          <w:rFonts w:ascii="Arial" w:hAnsi="Arial" w:cs="Arial"/>
+          <w:color w:val="000000"/>
+          <w:sz w:val="22"/>
+          <w:szCs w:val="22"/>
         </w:rPr>
       </w:pPr>
       <w:r>
         <w:rPr>
-          <w:sz w:val="36"/>
-          <w:szCs w:val="36"/>
-        </w:rPr>
-        <w:t>Reproducibilidad: configuración y contenedores</w:t>
+          <w:rFonts w:ascii="Arial" w:hAnsi="Arial" w:cs="Arial"/>
+          <w:color w:val="000000"/>
+          <w:sz w:val="22"/>
+          <w:szCs w:val="22"/>
+        </w:rPr>
+        <w:t xml:space="preserve">Historia priorizada para el flujo de esta semana: </w:t>
+      </w:r>
+      <w:r>
+        <w:rPr>
+          <w:rFonts w:ascii="Arial" w:hAnsi="Arial" w:cs="Arial"/>
+          <w:b/>
+          <w:bCs/>
+          <w:color w:val="000000"/>
+          <w:sz w:val="22"/>
+          <w:szCs w:val="22"/>
+        </w:rPr>
+        <w:t>HU-04</w:t>
+      </w:r>
+      <w:r>
+        <w:rPr>
+          <w:rFonts w:ascii="Arial" w:hAnsi="Arial" w:cs="Arial"/>
+          <w:color w:val="000000"/>
+          <w:sz w:val="22"/>
+          <w:szCs w:val="22"/>
+        </w:rPr>
+        <w:t xml:space="preserve"> — </w:t>
+      </w:r>
+      <w:r>
+        <w:rPr>
+          <w:rFonts w:ascii="Arial" w:hAnsi="Arial" w:cs="Arial"/>
+          <w:i/>
+          <w:iCs/>
+          <w:color w:val="000000"/>
+          <w:sz w:val="22"/>
+          <w:szCs w:val="22"/>
+        </w:rPr>
+        <w:t>«Como reclutador, quiero listar y buscar postulantes por distintos filtros para ubicar candidatos rápidamente»</w:t>
+      </w:r>
+      <w:r>
+        <w:rPr>
+          <w:rFonts w:ascii="Arial" w:hAnsi="Arial" w:cs="Arial"/>
+          <w:color w:val="000000"/>
+          <w:sz w:val="22"/>
+          <w:szCs w:val="22"/>
+        </w:rPr>
+        <w:t>.</w:t>
+      </w:r>
+    </w:p>
+    <w:p>
+      <w:pPr>
+        <w:spacing w:after="240"/>
+        <w:rPr>
+          <w:rFonts w:ascii="Arial" w:hAnsi="Arial" w:cs="Arial"/>
+          <w:color w:val="000000"/>
+          <w:sz w:val="22"/>
+          <w:szCs w:val="22"/>
+        </w:rPr>
+      </w:pPr>
+    </w:p>
+    <w:p>
+      <w:pPr>
+        <w:spacing w:after="240"/>
+        <w:rPr>
+          <w:sz w:val="24"/>
+          <w:szCs w:val="24"/>
+        </w:rPr>
+      </w:pPr>
+    </w:p>
+    <w:p>
+      <w:pPr>
+        <w:spacing w:after="240"/>
+        <w:outlineLvl w:val="2"/>
+        <w:rPr>
+          <w:b/>
+          <w:bCs/>
+          <w:sz w:val="27"/>
+          <w:szCs w:val="27"/>
+        </w:rPr>
+      </w:pPr>
+      <w:r>
+        <w:rPr>
+          <w:rFonts w:ascii="Arial" w:hAnsi="Arial" w:cs="Arial"/>
+          <w:b/>
+          <w:bCs/>
+          <w:color w:val="000000"/>
+          <w:sz w:val="28"/>
+          <w:szCs w:val="28"/>
+        </w:rPr>
+        <w:lastRenderedPageBreak/>
+        <w:t xml:space="preserve"> Flujo prioritario</w:t>
       </w:r>
     </w:p>
     <w:tbl>
       <w:tblPr>
-        <w:tblW w:w="9638" w:type="dxa"/>
-        <w:tblInd w:w="-570" w:type="dxa"/>
-        <w:tblBorders>
-          <w:top w:val="single" w:sz="2" w:space="0" w:color="BFBFBF"/>
-          <w:left w:val="single" w:sz="2" w:space="0" w:color="BFBFBF"/>
-          <w:bottom w:val="single" w:sz="2" w:space="0" w:color="BFBFBF"/>
-          <w:right w:val="single" w:sz="2" w:space="0" w:color="BFBFBF"/>
-          <w:insideH w:val="single" w:sz="2" w:space="0" w:color="BFBFBF"/>
-          <w:insideV w:val="single" w:sz="2" w:space="0" w:color="BFBFBF"/>
-        </w:tblBorders>
+        <w:tblW w:w="0" w:type="auto"/>
         <w:tblCellMar>
-          <w:left w:w="10" w:type="dxa"/>
-          <w:right w:w="10" w:type="dxa"/>
+          <w:top w:w="15" w:type="dxa"/>
+          <w:left w:w="15" w:type="dxa"/>
+          <w:bottom w:w="15" w:type="dxa"/>
+          <w:right w:w="15" w:type="dxa"/>
         </w:tblCellMar>
         <w:tblLook w:val="04A0" w:firstRow="1" w:lastRow="0" w:firstColumn="1" w:lastColumn="0" w:noHBand="0" w:noVBand="1"/>
       </w:tblPr>
       <w:tblGrid>
-        <w:gridCol w:w="2309"/>
-        <w:gridCol w:w="7329"/>
+        <w:gridCol w:w="532"/>
+        <w:gridCol w:w="2827"/>
+        <w:gridCol w:w="2989"/>
+        <w:gridCol w:w="2136"/>
       </w:tblGrid>
       <w:tr>
         <w:trPr>
@@ -4523,63 +5508,149 @@
         </w:trPr>
         <w:tc>
           <w:tcPr>
-            <w:tcW w:w="2309" w:type="dxa"/>
-            <w:shd w:val="clear" w:color="auto" w:fill="595959" w:themeFill="text1" w:themeFillTint="A6"/>
-            <w:tcMar>
-              <w:top w:w="80" w:type="dxa"/>
-              <w:left w:w="100" w:type="dxa"/>
-              <w:bottom w:w="80" w:type="dxa"/>
-              <w:right w:w="100" w:type="dxa"/>
-            </w:tcMar>
-            <w:vAlign w:val="center"/>
-          </w:tcPr>
-          <w:p>
-            <w:pPr>
-              <w:rPr>
-                <w:sz w:val="24"/>
-                <w:szCs w:val="24"/>
-              </w:rPr>
-            </w:pPr>
-            <w:r>
+            <w:tcW w:w="0" w:type="auto"/>
+            <w:tcBorders>
+              <w:top w:val="single" w:sz="8" w:space="0" w:color="000000"/>
+              <w:left w:val="single" w:sz="8" w:space="0" w:color="000000"/>
+              <w:bottom w:val="single" w:sz="8" w:space="0" w:color="000000"/>
+              <w:right w:val="single" w:sz="8" w:space="0" w:color="000000"/>
+            </w:tcBorders>
+            <w:hideMark/>
+          </w:tcPr>
+          <w:p>
+            <w:pPr>
+              <w:jc w:val="center"/>
               <w:rPr>
                 <w:b/>
                 <w:bCs/>
-                <w:color w:val="FFFFFF"/>
-                <w:sz w:val="24"/>
-                <w:szCs w:val="24"/>
-              </w:rPr>
-              <w:t>Categoría</w:t>
-            </w:r>
-          </w:p>
-        </w:tc>
-        <w:tc>
-          <w:tcPr>
-            <w:tcW w:w="7329" w:type="dxa"/>
-            <w:shd w:val="clear" w:color="auto" w:fill="595959" w:themeFill="text1" w:themeFillTint="A6"/>
-            <w:tcMar>
-              <w:top w:w="80" w:type="dxa"/>
-              <w:left w:w="100" w:type="dxa"/>
-              <w:bottom w:w="80" w:type="dxa"/>
-              <w:right w:w="100" w:type="dxa"/>
-            </w:tcMar>
-            <w:vAlign w:val="center"/>
-          </w:tcPr>
-          <w:p>
-            <w:pPr>
-              <w:rPr>
-                <w:sz w:val="24"/>
-                <w:szCs w:val="24"/>
-              </w:rPr>
-            </w:pPr>
-            <w:r>
+                <w:sz w:val="24"/>
+                <w:szCs w:val="24"/>
+              </w:rPr>
+            </w:pPr>
+            <w:r>
+              <w:rPr>
+                <w:rFonts w:ascii="Arial" w:hAnsi="Arial" w:cs="Arial"/>
+                <w:color w:val="000000"/>
+                <w:sz w:val="22"/>
+                <w:szCs w:val="22"/>
+              </w:rPr>
+              <w:t>Paso</w:t>
+            </w:r>
+          </w:p>
+        </w:tc>
+        <w:tc>
+          <w:tcPr>
+            <w:tcW w:w="0" w:type="auto"/>
+            <w:tcBorders>
+              <w:top w:val="single" w:sz="8" w:space="0" w:color="000000"/>
+              <w:left w:val="single" w:sz="8" w:space="0" w:color="000000"/>
+              <w:bottom w:val="single" w:sz="8" w:space="0" w:color="000000"/>
+              <w:right w:val="single" w:sz="8" w:space="0" w:color="000000"/>
+            </w:tcBorders>
+            <w:hideMark/>
+          </w:tcPr>
+          <w:p>
+            <w:pPr>
+              <w:jc w:val="center"/>
               <w:rPr>
                 <w:b/>
                 <w:bCs/>
-                <w:color w:val="FFFFFF"/>
-                <w:sz w:val="24"/>
-                <w:szCs w:val="24"/>
-              </w:rPr>
-              <w:t>Requerimiento</w:t>
+                <w:sz w:val="24"/>
+                <w:szCs w:val="24"/>
+              </w:rPr>
+            </w:pPr>
+            <w:r>
+              <w:rPr>
+                <w:rFonts w:ascii="Arial" w:hAnsi="Arial" w:cs="Arial"/>
+                <w:color w:val="000000"/>
+                <w:sz w:val="22"/>
+                <w:szCs w:val="22"/>
+              </w:rPr>
+              <w:t>Intención del usuario</w:t>
+            </w:r>
+          </w:p>
+        </w:tc>
+        <w:tc>
+          <w:tcPr>
+            <w:tcW w:w="0" w:type="auto"/>
+            <w:tcBorders>
+              <w:top w:val="single" w:sz="8" w:space="0" w:color="000000"/>
+              <w:left w:val="single" w:sz="8" w:space="0" w:color="000000"/>
+              <w:bottom w:val="single" w:sz="8" w:space="0" w:color="000000"/>
+              <w:right w:val="single" w:sz="8" w:space="0" w:color="000000"/>
+            </w:tcBorders>
+            <w:hideMark/>
+          </w:tcPr>
+          <w:p>
+            <w:pPr>
+              <w:jc w:val="center"/>
+              <w:rPr>
+                <w:b/>
+                <w:bCs/>
+                <w:sz w:val="24"/>
+                <w:szCs w:val="24"/>
+              </w:rPr>
+            </w:pPr>
+            <w:r>
+              <w:rPr>
+                <w:rFonts w:ascii="Arial" w:hAnsi="Arial" w:cs="Arial"/>
+                <w:color w:val="000000"/>
+                <w:sz w:val="22"/>
+                <w:szCs w:val="22"/>
+              </w:rPr>
+              <w:t>Respuesta del sistema</w:t>
+            </w:r>
+          </w:p>
+        </w:tc>
+        <w:tc>
+          <w:tcPr>
+            <w:tcW w:w="0" w:type="auto"/>
+            <w:tcBorders>
+              <w:top w:val="single" w:sz="8" w:space="0" w:color="000000"/>
+              <w:left w:val="single" w:sz="8" w:space="0" w:color="000000"/>
+              <w:bottom w:val="single" w:sz="8" w:space="0" w:color="000000"/>
+              <w:right w:val="single" w:sz="8" w:space="0" w:color="000000"/>
+            </w:tcBorders>
+            <w:hideMark/>
+          </w:tcPr>
+          <w:p>
+            <w:pPr>
+              <w:jc w:val="center"/>
+              <w:rPr>
+                <w:b/>
+                <w:bCs/>
+                <w:sz w:val="24"/>
+                <w:szCs w:val="24"/>
+              </w:rPr>
+            </w:pPr>
+            <w:r>
+              <w:rPr>
+                <w:rFonts w:ascii="Arial" w:hAnsi="Arial" w:cs="Arial"/>
+                <w:color w:val="000000"/>
+                <w:sz w:val="22"/>
+                <w:szCs w:val="22"/>
+              </w:rPr>
+              <w:t>Estado alterno / Excepción</w:t>
+            </w:r>
+          </w:p>
+          <w:p>
+            <w:pPr>
+              <w:jc w:val="center"/>
+              <w:rPr>
+                <w:b/>
+                <w:bCs/>
+                <w:sz w:val="24"/>
+                <w:szCs w:val="24"/>
+              </w:rPr>
+            </w:pPr>
+            <w:r>
+              <w:rPr>
+                <w:rFonts w:ascii="Arial" w:hAnsi="Arial" w:cs="Arial"/>
+                <w:color w:val="000000"/>
+                <w:sz w:val="22"/>
+                <w:szCs w:val="22"/>
+              </w:rPr>
+              <w:t> </w:t>
             </w:r>
           </w:p>
         </w:tc>
@@ -4587,61 +5658,117 @@
       <w:tr>
         <w:tc>
           <w:tcPr>
-            <w:tcW w:w="2309" w:type="dxa"/>
-            <w:shd w:val="clear" w:color="auto" w:fill="FFFFFF"/>
-            <w:tcMar>
-              <w:top w:w="70" w:type="dxa"/>
-              <w:left w:w="100" w:type="dxa"/>
-              <w:bottom w:w="70" w:type="dxa"/>
-              <w:right w:w="100" w:type="dxa"/>
-            </w:tcMar>
-            <w:vAlign w:val="center"/>
-          </w:tcPr>
-          <w:p>
-            <w:pPr>
-              <w:rPr>
-                <w:color w:val="1A1A1A"/>
-                <w:sz w:val="24"/>
-                <w:szCs w:val="24"/>
-              </w:rPr>
-            </w:pPr>
-            <w:r>
-              <w:rPr>
-                <w:color w:val="1A1A1A"/>
-                <w:sz w:val="24"/>
-                <w:szCs w:val="24"/>
-              </w:rPr>
-              <w:t>Negocio</w:t>
-            </w:r>
-          </w:p>
-        </w:tc>
-        <w:tc>
-          <w:tcPr>
-            <w:tcW w:w="7329" w:type="dxa"/>
-            <w:shd w:val="clear" w:color="auto" w:fill="FFFFFF"/>
-            <w:tcMar>
-              <w:top w:w="70" w:type="dxa"/>
-              <w:left w:w="100" w:type="dxa"/>
-              <w:bottom w:w="70" w:type="dxa"/>
-              <w:right w:w="100" w:type="dxa"/>
-            </w:tcMar>
-            <w:vAlign w:val="center"/>
-          </w:tcPr>
-          <w:p>
-            <w:pPr>
-              <w:rPr>
-                <w:color w:val="1A1A1A"/>
-                <w:sz w:val="24"/>
-                <w:szCs w:val="24"/>
-              </w:rPr>
-            </w:pPr>
-            <w:r>
-              <w:rPr>
-                <w:color w:val="1A1A1A"/>
-                <w:sz w:val="24"/>
-                <w:szCs w:val="24"/>
-              </w:rPr>
-              <w:t>Reducir el tiempo administrativo dedicado a coordinar y dar seguimiento a los procesos de selección.</w:t>
+            <w:tcW w:w="0" w:type="auto"/>
+            <w:tcBorders>
+              <w:top w:val="single" w:sz="8" w:space="0" w:color="000000"/>
+              <w:left w:val="single" w:sz="8" w:space="0" w:color="000000"/>
+              <w:bottom w:val="single" w:sz="8" w:space="0" w:color="000000"/>
+              <w:right w:val="single" w:sz="8" w:space="0" w:color="000000"/>
+            </w:tcBorders>
+            <w:hideMark/>
+          </w:tcPr>
+          <w:p>
+            <w:pPr>
+              <w:rPr>
+                <w:sz w:val="24"/>
+                <w:szCs w:val="24"/>
+              </w:rPr>
+            </w:pPr>
+            <w:r>
+              <w:rPr>
+                <w:rFonts w:ascii="Arial" w:hAnsi="Arial" w:cs="Arial"/>
+                <w:color w:val="000000"/>
+                <w:sz w:val="22"/>
+                <w:szCs w:val="22"/>
+              </w:rPr>
+              <w:t>1</w:t>
+            </w:r>
+          </w:p>
+        </w:tc>
+        <w:tc>
+          <w:tcPr>
+            <w:tcW w:w="0" w:type="auto"/>
+            <w:tcBorders>
+              <w:top w:val="single" w:sz="8" w:space="0" w:color="000000"/>
+              <w:left w:val="single" w:sz="8" w:space="0" w:color="000000"/>
+              <w:bottom w:val="single" w:sz="8" w:space="0" w:color="000000"/>
+              <w:right w:val="single" w:sz="8" w:space="0" w:color="000000"/>
+            </w:tcBorders>
+            <w:hideMark/>
+          </w:tcPr>
+          <w:p>
+            <w:pPr>
+              <w:rPr>
+                <w:sz w:val="24"/>
+                <w:szCs w:val="24"/>
+              </w:rPr>
+            </w:pPr>
+            <w:r>
+              <w:rPr>
+                <w:rFonts w:ascii="Arial" w:hAnsi="Arial" w:cs="Arial"/>
+                <w:color w:val="000000"/>
+                <w:sz w:val="22"/>
+                <w:szCs w:val="22"/>
+              </w:rPr>
+              <w:t>Ingresar a la sección de postulantes del ERP.</w:t>
+            </w:r>
+          </w:p>
+        </w:tc>
+        <w:tc>
+          <w:tcPr>
+            <w:tcW w:w="0" w:type="auto"/>
+            <w:tcBorders>
+              <w:top w:val="single" w:sz="8" w:space="0" w:color="000000"/>
+              <w:left w:val="single" w:sz="8" w:space="0" w:color="000000"/>
+              <w:bottom w:val="single" w:sz="8" w:space="0" w:color="000000"/>
+              <w:right w:val="single" w:sz="8" w:space="0" w:color="000000"/>
+            </w:tcBorders>
+            <w:hideMark/>
+          </w:tcPr>
+          <w:p>
+            <w:pPr>
+              <w:rPr>
+                <w:sz w:val="24"/>
+                <w:szCs w:val="24"/>
+              </w:rPr>
+            </w:pPr>
+            <w:r>
+              <w:rPr>
+                <w:rFonts w:ascii="Arial" w:hAnsi="Arial" w:cs="Arial"/>
+                <w:color w:val="000000"/>
+                <w:sz w:val="22"/>
+                <w:szCs w:val="22"/>
+              </w:rPr>
+              <w:t>Carga el listado paginado inicial de candidatos.</w:t>
+            </w:r>
+          </w:p>
+        </w:tc>
+        <w:tc>
+          <w:tcPr>
+            <w:tcW w:w="0" w:type="auto"/>
+            <w:tcBorders>
+              <w:top w:val="single" w:sz="8" w:space="0" w:color="000000"/>
+              <w:left w:val="single" w:sz="8" w:space="0" w:color="000000"/>
+              <w:bottom w:val="single" w:sz="8" w:space="0" w:color="000000"/>
+              <w:right w:val="single" w:sz="8" w:space="0" w:color="000000"/>
+            </w:tcBorders>
+            <w:hideMark/>
+          </w:tcPr>
+          <w:p>
+            <w:pPr>
+              <w:rPr>
+                <w:sz w:val="24"/>
+                <w:szCs w:val="24"/>
+              </w:rPr>
+            </w:pPr>
+            <w:r>
+              <w:rPr>
+                <w:rFonts w:ascii="Arial" w:hAnsi="Arial" w:cs="Arial"/>
+                <w:color w:val="000000"/>
+                <w:sz w:val="22"/>
+                <w:szCs w:val="22"/>
+              </w:rPr>
+              <w:t>Error de conexión / Datos incompletos.</w:t>
             </w:r>
           </w:p>
         </w:tc>
@@ -4649,61 +5776,117 @@
       <w:tr>
         <w:tc>
           <w:tcPr>
-            <w:tcW w:w="2309" w:type="dxa"/>
-            <w:shd w:val="clear" w:color="auto" w:fill="F2F2F2"/>
-            <w:tcMar>
-              <w:top w:w="70" w:type="dxa"/>
-              <w:left w:w="100" w:type="dxa"/>
-              <w:bottom w:w="70" w:type="dxa"/>
-              <w:right w:w="100" w:type="dxa"/>
-            </w:tcMar>
-            <w:vAlign w:val="center"/>
-          </w:tcPr>
-          <w:p>
-            <w:pPr>
-              <w:rPr>
-                <w:color w:val="1A1A1A"/>
-                <w:sz w:val="24"/>
-                <w:szCs w:val="24"/>
-              </w:rPr>
-            </w:pPr>
-            <w:r>
-              <w:rPr>
-                <w:color w:val="1A1A1A"/>
-                <w:sz w:val="24"/>
-                <w:szCs w:val="24"/>
-              </w:rPr>
-              <w:t>Negocio</w:t>
-            </w:r>
-          </w:p>
-        </w:tc>
-        <w:tc>
-          <w:tcPr>
-            <w:tcW w:w="7329" w:type="dxa"/>
-            <w:shd w:val="clear" w:color="auto" w:fill="F2F2F2"/>
-            <w:tcMar>
-              <w:top w:w="70" w:type="dxa"/>
-              <w:left w:w="100" w:type="dxa"/>
-              <w:bottom w:w="70" w:type="dxa"/>
-              <w:right w:w="100" w:type="dxa"/>
-            </w:tcMar>
-            <w:vAlign w:val="center"/>
-          </w:tcPr>
-          <w:p>
-            <w:pPr>
-              <w:rPr>
-                <w:color w:val="1A1A1A"/>
-                <w:sz w:val="24"/>
-                <w:szCs w:val="24"/>
-              </w:rPr>
-            </w:pPr>
-            <w:r>
-              <w:rPr>
-                <w:color w:val="1A1A1A"/>
-                <w:sz w:val="24"/>
-                <w:szCs w:val="24"/>
-              </w:rPr>
-              <w:t>Ofrecer a las empresas clientes visibilidad centralizada de sus requerimientos publicados.</w:t>
+            <w:tcW w:w="0" w:type="auto"/>
+            <w:tcBorders>
+              <w:top w:val="single" w:sz="8" w:space="0" w:color="000000"/>
+              <w:left w:val="single" w:sz="8" w:space="0" w:color="000000"/>
+              <w:bottom w:val="single" w:sz="8" w:space="0" w:color="000000"/>
+              <w:right w:val="single" w:sz="8" w:space="0" w:color="000000"/>
+            </w:tcBorders>
+            <w:hideMark/>
+          </w:tcPr>
+          <w:p>
+            <w:pPr>
+              <w:rPr>
+                <w:sz w:val="24"/>
+                <w:szCs w:val="24"/>
+              </w:rPr>
+            </w:pPr>
+            <w:r>
+              <w:rPr>
+                <w:rFonts w:ascii="Arial" w:hAnsi="Arial" w:cs="Arial"/>
+                <w:color w:val="000000"/>
+                <w:sz w:val="22"/>
+                <w:szCs w:val="22"/>
+              </w:rPr>
+              <w:t>2</w:t>
+            </w:r>
+          </w:p>
+        </w:tc>
+        <w:tc>
+          <w:tcPr>
+            <w:tcW w:w="0" w:type="auto"/>
+            <w:tcBorders>
+              <w:top w:val="single" w:sz="8" w:space="0" w:color="000000"/>
+              <w:left w:val="single" w:sz="8" w:space="0" w:color="000000"/>
+              <w:bottom w:val="single" w:sz="8" w:space="0" w:color="000000"/>
+              <w:right w:val="single" w:sz="8" w:space="0" w:color="000000"/>
+            </w:tcBorders>
+            <w:hideMark/>
+          </w:tcPr>
+          <w:p>
+            <w:pPr>
+              <w:rPr>
+                <w:sz w:val="24"/>
+                <w:szCs w:val="24"/>
+              </w:rPr>
+            </w:pPr>
+            <w:r>
+              <w:rPr>
+                <w:rFonts w:ascii="Arial" w:hAnsi="Arial" w:cs="Arial"/>
+                <w:color w:val="000000"/>
+                <w:sz w:val="22"/>
+                <w:szCs w:val="22"/>
+              </w:rPr>
+              <w:t>Ingresar un criterio de búsqueda (DNI, nombre, especialidad).</w:t>
+            </w:r>
+          </w:p>
+        </w:tc>
+        <w:tc>
+          <w:tcPr>
+            <w:tcW w:w="0" w:type="auto"/>
+            <w:tcBorders>
+              <w:top w:val="single" w:sz="8" w:space="0" w:color="000000"/>
+              <w:left w:val="single" w:sz="8" w:space="0" w:color="000000"/>
+              <w:bottom w:val="single" w:sz="8" w:space="0" w:color="000000"/>
+              <w:right w:val="single" w:sz="8" w:space="0" w:color="000000"/>
+            </w:tcBorders>
+            <w:hideMark/>
+          </w:tcPr>
+          <w:p>
+            <w:pPr>
+              <w:rPr>
+                <w:sz w:val="24"/>
+                <w:szCs w:val="24"/>
+              </w:rPr>
+            </w:pPr>
+            <w:r>
+              <w:rPr>
+                <w:rFonts w:ascii="Arial" w:hAnsi="Arial" w:cs="Arial"/>
+                <w:color w:val="000000"/>
+                <w:sz w:val="22"/>
+                <w:szCs w:val="22"/>
+              </w:rPr>
+              <w:t>Filtra la tabla de forma reactiva en menos de 500 ms.</w:t>
+            </w:r>
+          </w:p>
+        </w:tc>
+        <w:tc>
+          <w:tcPr>
+            <w:tcW w:w="0" w:type="auto"/>
+            <w:tcBorders>
+              <w:top w:val="single" w:sz="8" w:space="0" w:color="000000"/>
+              <w:left w:val="single" w:sz="8" w:space="0" w:color="000000"/>
+              <w:bottom w:val="single" w:sz="8" w:space="0" w:color="000000"/>
+              <w:right w:val="single" w:sz="8" w:space="0" w:color="000000"/>
+            </w:tcBorders>
+            <w:hideMark/>
+          </w:tcPr>
+          <w:p>
+            <w:pPr>
+              <w:rPr>
+                <w:sz w:val="24"/>
+                <w:szCs w:val="24"/>
+              </w:rPr>
+            </w:pPr>
+            <w:r>
+              <w:rPr>
+                <w:rFonts w:ascii="Arial" w:hAnsi="Arial" w:cs="Arial"/>
+                <w:color w:val="000000"/>
+                <w:sz w:val="22"/>
+                <w:szCs w:val="22"/>
+              </w:rPr>
+              <w:t>Sin resultados coincidentes para el filtro.</w:t>
             </w:r>
           </w:p>
         </w:tc>
@@ -4711,71 +5894,117 @@
       <w:tr>
         <w:tc>
           <w:tcPr>
-            <w:tcW w:w="2309" w:type="dxa"/>
-            <w:shd w:val="clear" w:color="auto" w:fill="FFFFFF"/>
-            <w:tcMar>
-              <w:top w:w="70" w:type="dxa"/>
-              <w:left w:w="100" w:type="dxa"/>
-              <w:bottom w:w="70" w:type="dxa"/>
-              <w:right w:w="100" w:type="dxa"/>
-            </w:tcMar>
-            <w:vAlign w:val="center"/>
-          </w:tcPr>
-          <w:p>
-            <w:pPr>
-              <w:rPr>
-                <w:color w:val="1A1A1A"/>
-                <w:sz w:val="24"/>
-                <w:szCs w:val="24"/>
-              </w:rPr>
-            </w:pPr>
-            <w:proofErr w:type="spellStart"/>
-            <w:r>
-              <w:rPr>
-                <w:color w:val="1A1A1A"/>
-                <w:sz w:val="24"/>
-                <w:szCs w:val="24"/>
-              </w:rPr>
-              <w:t>Stakeholder</w:t>
-            </w:r>
-            <w:proofErr w:type="spellEnd"/>
-            <w:r>
-              <w:rPr>
-                <w:color w:val="1A1A1A"/>
-                <w:sz w:val="24"/>
-                <w:szCs w:val="24"/>
-              </w:rPr>
-              <w:t xml:space="preserve"> / usuario</w:t>
-            </w:r>
-          </w:p>
-        </w:tc>
-        <w:tc>
-          <w:tcPr>
-            <w:tcW w:w="7329" w:type="dxa"/>
-            <w:shd w:val="clear" w:color="auto" w:fill="FFFFFF"/>
-            <w:tcMar>
-              <w:top w:w="70" w:type="dxa"/>
-              <w:left w:w="100" w:type="dxa"/>
-              <w:bottom w:w="70" w:type="dxa"/>
-              <w:right w:w="100" w:type="dxa"/>
-            </w:tcMar>
-            <w:vAlign w:val="center"/>
-          </w:tcPr>
-          <w:p>
-            <w:pPr>
-              <w:rPr>
-                <w:color w:val="1A1A1A"/>
-                <w:sz w:val="24"/>
-                <w:szCs w:val="24"/>
-              </w:rPr>
-            </w:pPr>
-            <w:r>
-              <w:rPr>
-                <w:color w:val="1A1A1A"/>
-                <w:sz w:val="24"/>
-                <w:szCs w:val="24"/>
-              </w:rPr>
-              <w:t>El reclutador necesita ver el estado consolidado de todos sus postulantes en un solo lugar.</w:t>
+            <w:tcW w:w="0" w:type="auto"/>
+            <w:tcBorders>
+              <w:top w:val="single" w:sz="8" w:space="0" w:color="000000"/>
+              <w:left w:val="single" w:sz="8" w:space="0" w:color="000000"/>
+              <w:bottom w:val="single" w:sz="8" w:space="0" w:color="000000"/>
+              <w:right w:val="single" w:sz="8" w:space="0" w:color="000000"/>
+            </w:tcBorders>
+            <w:hideMark/>
+          </w:tcPr>
+          <w:p>
+            <w:pPr>
+              <w:rPr>
+                <w:sz w:val="24"/>
+                <w:szCs w:val="24"/>
+              </w:rPr>
+            </w:pPr>
+            <w:r>
+              <w:rPr>
+                <w:rFonts w:ascii="Arial" w:hAnsi="Arial" w:cs="Arial"/>
+                <w:color w:val="000000"/>
+                <w:sz w:val="22"/>
+                <w:szCs w:val="22"/>
+              </w:rPr>
+              <w:t>3</w:t>
+            </w:r>
+          </w:p>
+        </w:tc>
+        <w:tc>
+          <w:tcPr>
+            <w:tcW w:w="0" w:type="auto"/>
+            <w:tcBorders>
+              <w:top w:val="single" w:sz="8" w:space="0" w:color="000000"/>
+              <w:left w:val="single" w:sz="8" w:space="0" w:color="000000"/>
+              <w:bottom w:val="single" w:sz="8" w:space="0" w:color="000000"/>
+              <w:right w:val="single" w:sz="8" w:space="0" w:color="000000"/>
+            </w:tcBorders>
+            <w:hideMark/>
+          </w:tcPr>
+          <w:p>
+            <w:pPr>
+              <w:rPr>
+                <w:sz w:val="24"/>
+                <w:szCs w:val="24"/>
+              </w:rPr>
+            </w:pPr>
+            <w:r>
+              <w:rPr>
+                <w:rFonts w:ascii="Arial" w:hAnsi="Arial" w:cs="Arial"/>
+                <w:color w:val="000000"/>
+                <w:sz w:val="22"/>
+                <w:szCs w:val="22"/>
+              </w:rPr>
+              <w:t>Aplicar filtros adicionales por estado o proceso.</w:t>
+            </w:r>
+          </w:p>
+        </w:tc>
+        <w:tc>
+          <w:tcPr>
+            <w:tcW w:w="0" w:type="auto"/>
+            <w:tcBorders>
+              <w:top w:val="single" w:sz="8" w:space="0" w:color="000000"/>
+              <w:left w:val="single" w:sz="8" w:space="0" w:color="000000"/>
+              <w:bottom w:val="single" w:sz="8" w:space="0" w:color="000000"/>
+              <w:right w:val="single" w:sz="8" w:space="0" w:color="000000"/>
+            </w:tcBorders>
+            <w:hideMark/>
+          </w:tcPr>
+          <w:p>
+            <w:pPr>
+              <w:rPr>
+                <w:sz w:val="24"/>
+                <w:szCs w:val="24"/>
+              </w:rPr>
+            </w:pPr>
+            <w:r>
+              <w:rPr>
+                <w:rFonts w:ascii="Arial" w:hAnsi="Arial" w:cs="Arial"/>
+                <w:color w:val="000000"/>
+                <w:sz w:val="22"/>
+                <w:szCs w:val="22"/>
+              </w:rPr>
+              <w:t>Actualiza los resultados combinando múltiples criterios de selección.</w:t>
+            </w:r>
+          </w:p>
+        </w:tc>
+        <w:tc>
+          <w:tcPr>
+            <w:tcW w:w="0" w:type="auto"/>
+            <w:tcBorders>
+              <w:top w:val="single" w:sz="8" w:space="0" w:color="000000"/>
+              <w:left w:val="single" w:sz="8" w:space="0" w:color="000000"/>
+              <w:bottom w:val="single" w:sz="8" w:space="0" w:color="000000"/>
+              <w:right w:val="single" w:sz="8" w:space="0" w:color="000000"/>
+            </w:tcBorders>
+            <w:hideMark/>
+          </w:tcPr>
+          <w:p>
+            <w:pPr>
+              <w:rPr>
+                <w:sz w:val="24"/>
+                <w:szCs w:val="24"/>
+              </w:rPr>
+            </w:pPr>
+            <w:r>
+              <w:rPr>
+                <w:rFonts w:ascii="Arial" w:hAnsi="Arial" w:cs="Arial"/>
+                <w:color w:val="000000"/>
+                <w:sz w:val="22"/>
+                <w:szCs w:val="22"/>
+              </w:rPr>
+              <w:t>Combinación sin registros asociados.</w:t>
             </w:r>
           </w:p>
         </w:tc>
@@ -4783,61 +6012,117 @@
       <w:tr>
         <w:tc>
           <w:tcPr>
-            <w:tcW w:w="2309" w:type="dxa"/>
-            <w:shd w:val="clear" w:color="auto" w:fill="F2F2F2"/>
-            <w:tcMar>
-              <w:top w:w="70" w:type="dxa"/>
-              <w:left w:w="100" w:type="dxa"/>
-              <w:bottom w:w="70" w:type="dxa"/>
-              <w:right w:w="100" w:type="dxa"/>
-            </w:tcMar>
-            <w:vAlign w:val="center"/>
-          </w:tcPr>
-          <w:p>
-            <w:pPr>
-              <w:rPr>
-                <w:color w:val="1A1A1A"/>
-                <w:sz w:val="24"/>
-                <w:szCs w:val="24"/>
-              </w:rPr>
-            </w:pPr>
-            <w:r>
-              <w:rPr>
-                <w:color w:val="1A1A1A"/>
-                <w:sz w:val="24"/>
-                <w:szCs w:val="24"/>
-              </w:rPr>
-              <w:t>Funcional</w:t>
-            </w:r>
-          </w:p>
-        </w:tc>
-        <w:tc>
-          <w:tcPr>
-            <w:tcW w:w="7329" w:type="dxa"/>
-            <w:shd w:val="clear" w:color="auto" w:fill="F2F2F2"/>
-            <w:tcMar>
-              <w:top w:w="70" w:type="dxa"/>
-              <w:left w:w="100" w:type="dxa"/>
-              <w:bottom w:w="70" w:type="dxa"/>
-              <w:right w:w="100" w:type="dxa"/>
-            </w:tcMar>
-            <w:vAlign w:val="center"/>
-          </w:tcPr>
-          <w:p>
-            <w:pPr>
-              <w:rPr>
-                <w:color w:val="1A1A1A"/>
-                <w:sz w:val="24"/>
-                <w:szCs w:val="24"/>
-              </w:rPr>
-            </w:pPr>
-            <w:r>
-              <w:rPr>
-                <w:color w:val="1A1A1A"/>
-                <w:sz w:val="24"/>
-                <w:szCs w:val="24"/>
-              </w:rPr>
-              <w:t>El sistema debe permitir autenticar usuarios y restringir el acceso según su rol.</w:t>
+            <w:tcW w:w="0" w:type="auto"/>
+            <w:tcBorders>
+              <w:top w:val="single" w:sz="8" w:space="0" w:color="000000"/>
+              <w:left w:val="single" w:sz="8" w:space="0" w:color="000000"/>
+              <w:bottom w:val="single" w:sz="8" w:space="0" w:color="000000"/>
+              <w:right w:val="single" w:sz="8" w:space="0" w:color="000000"/>
+            </w:tcBorders>
+            <w:hideMark/>
+          </w:tcPr>
+          <w:p>
+            <w:pPr>
+              <w:rPr>
+                <w:sz w:val="24"/>
+                <w:szCs w:val="24"/>
+              </w:rPr>
+            </w:pPr>
+            <w:r>
+              <w:rPr>
+                <w:rFonts w:ascii="Arial" w:hAnsi="Arial" w:cs="Arial"/>
+                <w:color w:val="000000"/>
+                <w:sz w:val="22"/>
+                <w:szCs w:val="22"/>
+              </w:rPr>
+              <w:t>4</w:t>
+            </w:r>
+          </w:p>
+        </w:tc>
+        <w:tc>
+          <w:tcPr>
+            <w:tcW w:w="0" w:type="auto"/>
+            <w:tcBorders>
+              <w:top w:val="single" w:sz="8" w:space="0" w:color="000000"/>
+              <w:left w:val="single" w:sz="8" w:space="0" w:color="000000"/>
+              <w:bottom w:val="single" w:sz="8" w:space="0" w:color="000000"/>
+              <w:right w:val="single" w:sz="8" w:space="0" w:color="000000"/>
+            </w:tcBorders>
+            <w:hideMark/>
+          </w:tcPr>
+          <w:p>
+            <w:pPr>
+              <w:rPr>
+                <w:sz w:val="24"/>
+                <w:szCs w:val="24"/>
+              </w:rPr>
+            </w:pPr>
+            <w:r>
+              <w:rPr>
+                <w:rFonts w:ascii="Arial" w:hAnsi="Arial" w:cs="Arial"/>
+                <w:color w:val="000000"/>
+                <w:sz w:val="22"/>
+                <w:szCs w:val="22"/>
+              </w:rPr>
+              <w:t>Seleccionar un postulante específico de la tabla.</w:t>
+            </w:r>
+          </w:p>
+        </w:tc>
+        <w:tc>
+          <w:tcPr>
+            <w:tcW w:w="0" w:type="auto"/>
+            <w:tcBorders>
+              <w:top w:val="single" w:sz="8" w:space="0" w:color="000000"/>
+              <w:left w:val="single" w:sz="8" w:space="0" w:color="000000"/>
+              <w:bottom w:val="single" w:sz="8" w:space="0" w:color="000000"/>
+              <w:right w:val="single" w:sz="8" w:space="0" w:color="000000"/>
+            </w:tcBorders>
+            <w:hideMark/>
+          </w:tcPr>
+          <w:p>
+            <w:pPr>
+              <w:rPr>
+                <w:sz w:val="24"/>
+                <w:szCs w:val="24"/>
+              </w:rPr>
+            </w:pPr>
+            <w:r>
+              <w:rPr>
+                <w:rFonts w:ascii="Arial" w:hAnsi="Arial" w:cs="Arial"/>
+                <w:color w:val="000000"/>
+                <w:sz w:val="22"/>
+                <w:szCs w:val="22"/>
+              </w:rPr>
+              <w:t>Navega hacia la ficha integral del candidato.</w:t>
+            </w:r>
+          </w:p>
+        </w:tc>
+        <w:tc>
+          <w:tcPr>
+            <w:tcW w:w="0" w:type="auto"/>
+            <w:tcBorders>
+              <w:top w:val="single" w:sz="8" w:space="0" w:color="000000"/>
+              <w:left w:val="single" w:sz="8" w:space="0" w:color="000000"/>
+              <w:bottom w:val="single" w:sz="8" w:space="0" w:color="000000"/>
+              <w:right w:val="single" w:sz="8" w:space="0" w:color="000000"/>
+            </w:tcBorders>
+            <w:hideMark/>
+          </w:tcPr>
+          <w:p>
+            <w:pPr>
+              <w:rPr>
+                <w:sz w:val="24"/>
+                <w:szCs w:val="24"/>
+              </w:rPr>
+            </w:pPr>
+            <w:r>
+              <w:rPr>
+                <w:rFonts w:ascii="Arial" w:hAnsi="Arial" w:cs="Arial"/>
+                <w:color w:val="000000"/>
+                <w:sz w:val="22"/>
+                <w:szCs w:val="22"/>
+              </w:rPr>
+              <w:t>Postulante no disponible o eliminado.</w:t>
             </w:r>
           </w:p>
         </w:tc>
@@ -4845,389 +6130,117 @@
       <w:tr>
         <w:tc>
           <w:tcPr>
-            <w:tcW w:w="2309" w:type="dxa"/>
-            <w:shd w:val="clear" w:color="auto" w:fill="FFFFFF"/>
-            <w:tcMar>
-              <w:top w:w="70" w:type="dxa"/>
-              <w:left w:w="100" w:type="dxa"/>
-              <w:bottom w:w="70" w:type="dxa"/>
-              <w:right w:w="100" w:type="dxa"/>
-            </w:tcMar>
-            <w:vAlign w:val="center"/>
-          </w:tcPr>
-          <w:p>
-            <w:pPr>
-              <w:rPr>
-                <w:color w:val="1A1A1A"/>
-                <w:sz w:val="24"/>
-                <w:szCs w:val="24"/>
-              </w:rPr>
-            </w:pPr>
-            <w:r>
-              <w:rPr>
-                <w:color w:val="1A1A1A"/>
-                <w:sz w:val="24"/>
-                <w:szCs w:val="24"/>
-              </w:rPr>
-              <w:t>Funcional</w:t>
-            </w:r>
-          </w:p>
-        </w:tc>
-        <w:tc>
-          <w:tcPr>
-            <w:tcW w:w="7329" w:type="dxa"/>
-            <w:shd w:val="clear" w:color="auto" w:fill="FFFFFF"/>
-            <w:tcMar>
-              <w:top w:w="70" w:type="dxa"/>
-              <w:left w:w="100" w:type="dxa"/>
-              <w:bottom w:w="70" w:type="dxa"/>
-              <w:right w:w="100" w:type="dxa"/>
-            </w:tcMar>
-            <w:vAlign w:val="center"/>
-          </w:tcPr>
-          <w:p>
-            <w:pPr>
-              <w:rPr>
-                <w:color w:val="1A1A1A"/>
-                <w:sz w:val="24"/>
-                <w:szCs w:val="24"/>
-              </w:rPr>
-            </w:pPr>
-            <w:r>
-              <w:rPr>
-                <w:color w:val="1A1A1A"/>
-                <w:sz w:val="24"/>
-                <w:szCs w:val="24"/>
-              </w:rPr>
-              <w:t>El sistema debe permitir registrar, listar y buscar postulantes.</w:t>
-            </w:r>
-          </w:p>
-        </w:tc>
-      </w:tr>
-      <w:tr>
-        <w:tc>
-          <w:tcPr>
-            <w:tcW w:w="2309" w:type="dxa"/>
-            <w:shd w:val="clear" w:color="auto" w:fill="F2F2F2"/>
-            <w:tcMar>
-              <w:top w:w="70" w:type="dxa"/>
-              <w:left w:w="100" w:type="dxa"/>
-              <w:bottom w:w="70" w:type="dxa"/>
-              <w:right w:w="100" w:type="dxa"/>
-            </w:tcMar>
-            <w:vAlign w:val="center"/>
-          </w:tcPr>
-          <w:p>
-            <w:pPr>
-              <w:rPr>
-                <w:color w:val="1A1A1A"/>
-                <w:sz w:val="24"/>
-                <w:szCs w:val="24"/>
-              </w:rPr>
-            </w:pPr>
-            <w:r>
-              <w:rPr>
-                <w:color w:val="1A1A1A"/>
-                <w:sz w:val="24"/>
-                <w:szCs w:val="24"/>
-              </w:rPr>
-              <w:t>Funcional</w:t>
-            </w:r>
-          </w:p>
-        </w:tc>
-        <w:tc>
-          <w:tcPr>
-            <w:tcW w:w="7329" w:type="dxa"/>
-            <w:shd w:val="clear" w:color="auto" w:fill="F2F2F2"/>
-            <w:tcMar>
-              <w:top w:w="70" w:type="dxa"/>
-              <w:left w:w="100" w:type="dxa"/>
-              <w:bottom w:w="70" w:type="dxa"/>
-              <w:right w:w="100" w:type="dxa"/>
-            </w:tcMar>
-            <w:vAlign w:val="center"/>
-          </w:tcPr>
-          <w:p>
-            <w:pPr>
-              <w:rPr>
-                <w:color w:val="1A1A1A"/>
-                <w:sz w:val="24"/>
-                <w:szCs w:val="24"/>
-              </w:rPr>
-            </w:pPr>
-            <w:r>
-              <w:rPr>
-                <w:color w:val="1A1A1A"/>
-                <w:sz w:val="24"/>
-                <w:szCs w:val="24"/>
-              </w:rPr>
-              <w:t>El sistema debe permitir cargar documentos y registrar evaluaciones por postulante.</w:t>
-            </w:r>
-          </w:p>
-        </w:tc>
-      </w:tr>
-      <w:tr>
-        <w:tc>
-          <w:tcPr>
-            <w:tcW w:w="2309" w:type="dxa"/>
-            <w:shd w:val="clear" w:color="auto" w:fill="FFFFFF"/>
-            <w:tcMar>
-              <w:top w:w="70" w:type="dxa"/>
-              <w:left w:w="100" w:type="dxa"/>
-              <w:bottom w:w="70" w:type="dxa"/>
-              <w:right w:w="100" w:type="dxa"/>
-            </w:tcMar>
-            <w:vAlign w:val="center"/>
-          </w:tcPr>
-          <w:p>
-            <w:pPr>
-              <w:rPr>
-                <w:color w:val="1A1A1A"/>
-                <w:sz w:val="24"/>
-                <w:szCs w:val="24"/>
-              </w:rPr>
-            </w:pPr>
-            <w:r>
-              <w:rPr>
-                <w:color w:val="1A1A1A"/>
-                <w:sz w:val="24"/>
-                <w:szCs w:val="24"/>
-              </w:rPr>
-              <w:t>Funcional</w:t>
-            </w:r>
-          </w:p>
-        </w:tc>
-        <w:tc>
-          <w:tcPr>
-            <w:tcW w:w="7329" w:type="dxa"/>
-            <w:shd w:val="clear" w:color="auto" w:fill="FFFFFF"/>
-            <w:tcMar>
-              <w:top w:w="70" w:type="dxa"/>
-              <w:left w:w="100" w:type="dxa"/>
-              <w:bottom w:w="70" w:type="dxa"/>
-              <w:right w:w="100" w:type="dxa"/>
-            </w:tcMar>
-            <w:vAlign w:val="center"/>
-          </w:tcPr>
-          <w:p>
-            <w:pPr>
-              <w:rPr>
-                <w:color w:val="1A1A1A"/>
-                <w:sz w:val="24"/>
-                <w:szCs w:val="24"/>
-              </w:rPr>
-            </w:pPr>
-            <w:r>
-              <w:rPr>
-                <w:color w:val="1A1A1A"/>
-                <w:sz w:val="24"/>
-                <w:szCs w:val="24"/>
-              </w:rPr>
-              <w:t>El sistema debe permitir gestionar empresas clientes y sus anuncios/requerimientos de personal.</w:t>
-            </w:r>
-          </w:p>
-        </w:tc>
-      </w:tr>
-      <w:tr>
-        <w:tc>
-          <w:tcPr>
-            <w:tcW w:w="2309" w:type="dxa"/>
-            <w:shd w:val="clear" w:color="auto" w:fill="F2F2F2"/>
-            <w:tcMar>
-              <w:top w:w="70" w:type="dxa"/>
-              <w:left w:w="100" w:type="dxa"/>
-              <w:bottom w:w="70" w:type="dxa"/>
-              <w:right w:w="100" w:type="dxa"/>
-            </w:tcMar>
-            <w:vAlign w:val="center"/>
-          </w:tcPr>
-          <w:p>
-            <w:pPr>
-              <w:rPr>
-                <w:color w:val="1A1A1A"/>
-                <w:sz w:val="24"/>
-                <w:szCs w:val="24"/>
-              </w:rPr>
-            </w:pPr>
-            <w:r>
-              <w:rPr>
-                <w:color w:val="1A1A1A"/>
-                <w:sz w:val="24"/>
-                <w:szCs w:val="24"/>
-              </w:rPr>
-              <w:t>No funcional / calidad</w:t>
-            </w:r>
-          </w:p>
-        </w:tc>
-        <w:tc>
-          <w:tcPr>
-            <w:tcW w:w="7329" w:type="dxa"/>
-            <w:shd w:val="clear" w:color="auto" w:fill="F2F2F2"/>
-            <w:tcMar>
-              <w:top w:w="70" w:type="dxa"/>
-              <w:left w:w="100" w:type="dxa"/>
-              <w:bottom w:w="70" w:type="dxa"/>
-              <w:right w:w="100" w:type="dxa"/>
-            </w:tcMar>
-            <w:vAlign w:val="center"/>
-          </w:tcPr>
-          <w:p>
-            <w:pPr>
-              <w:rPr>
-                <w:color w:val="1A1A1A"/>
-                <w:sz w:val="24"/>
-                <w:szCs w:val="24"/>
-              </w:rPr>
-            </w:pPr>
-            <w:r>
-              <w:rPr>
-                <w:color w:val="1A1A1A"/>
-                <w:sz w:val="24"/>
-                <w:szCs w:val="24"/>
-              </w:rPr>
-              <w:t>Las vistas principales (listados, ficha del postulante) deben cargar en menos de 3 segundos con datos simulados.</w:t>
-            </w:r>
-          </w:p>
-        </w:tc>
-      </w:tr>
-      <w:tr>
-        <w:tc>
-          <w:tcPr>
-            <w:tcW w:w="2309" w:type="dxa"/>
-            <w:shd w:val="clear" w:color="auto" w:fill="FFFFFF"/>
-            <w:tcMar>
-              <w:top w:w="70" w:type="dxa"/>
-              <w:left w:w="100" w:type="dxa"/>
-              <w:bottom w:w="70" w:type="dxa"/>
-              <w:right w:w="100" w:type="dxa"/>
-            </w:tcMar>
-            <w:vAlign w:val="center"/>
-          </w:tcPr>
-          <w:p>
-            <w:pPr>
-              <w:rPr>
-                <w:color w:val="1A1A1A"/>
-                <w:sz w:val="24"/>
-                <w:szCs w:val="24"/>
-              </w:rPr>
-            </w:pPr>
-            <w:r>
-              <w:rPr>
-                <w:color w:val="1A1A1A"/>
-                <w:sz w:val="24"/>
-                <w:szCs w:val="24"/>
-              </w:rPr>
-              <w:t>No funcional / calidad</w:t>
-            </w:r>
-          </w:p>
-        </w:tc>
-        <w:tc>
-          <w:tcPr>
-            <w:tcW w:w="7329" w:type="dxa"/>
-            <w:shd w:val="clear" w:color="auto" w:fill="FFFFFF"/>
-            <w:tcMar>
-              <w:top w:w="70" w:type="dxa"/>
-              <w:left w:w="100" w:type="dxa"/>
-              <w:bottom w:w="70" w:type="dxa"/>
-              <w:right w:w="100" w:type="dxa"/>
-            </w:tcMar>
-            <w:vAlign w:val="center"/>
-          </w:tcPr>
-          <w:p>
-            <w:pPr>
-              <w:rPr>
-                <w:color w:val="1A1A1A"/>
-                <w:sz w:val="24"/>
-                <w:szCs w:val="24"/>
-              </w:rPr>
-            </w:pPr>
-            <w:r>
-              <w:rPr>
-                <w:color w:val="1A1A1A"/>
-                <w:sz w:val="24"/>
-                <w:szCs w:val="24"/>
-              </w:rPr>
-              <w:t xml:space="preserve">La interfaz debe ser responsiva y utilizable en resoluciones de escritorio y </w:t>
-            </w:r>
-            <w:proofErr w:type="spellStart"/>
-            <w:r>
-              <w:rPr>
-                <w:color w:val="1A1A1A"/>
-                <w:sz w:val="24"/>
-                <w:szCs w:val="24"/>
-              </w:rPr>
-              <w:t>tablet</w:t>
-            </w:r>
-            <w:proofErr w:type="spellEnd"/>
-            <w:r>
-              <w:rPr>
-                <w:color w:val="1A1A1A"/>
-                <w:sz w:val="24"/>
-                <w:szCs w:val="24"/>
-              </w:rPr>
-              <w:t>.</w:t>
-            </w:r>
-          </w:p>
-        </w:tc>
-      </w:tr>
-      <w:tr>
-        <w:tc>
-          <w:tcPr>
-            <w:tcW w:w="2309" w:type="dxa"/>
-            <w:shd w:val="clear" w:color="auto" w:fill="F2F2F2"/>
-            <w:tcMar>
-              <w:top w:w="70" w:type="dxa"/>
-              <w:left w:w="100" w:type="dxa"/>
-              <w:bottom w:w="70" w:type="dxa"/>
-              <w:right w:w="100" w:type="dxa"/>
-            </w:tcMar>
-            <w:vAlign w:val="center"/>
-          </w:tcPr>
-          <w:p>
-            <w:pPr>
-              <w:rPr>
-                <w:color w:val="1A1A1A"/>
-                <w:sz w:val="24"/>
-                <w:szCs w:val="24"/>
-              </w:rPr>
-            </w:pPr>
-            <w:r>
-              <w:rPr>
-                <w:color w:val="1A1A1A"/>
-                <w:sz w:val="24"/>
-                <w:szCs w:val="24"/>
-              </w:rPr>
-              <w:t>Regla de negocio</w:t>
-            </w:r>
-          </w:p>
-        </w:tc>
-        <w:tc>
-          <w:tcPr>
-            <w:tcW w:w="7329" w:type="dxa"/>
-            <w:shd w:val="clear" w:color="auto" w:fill="F2F2F2"/>
-            <w:tcMar>
-              <w:top w:w="70" w:type="dxa"/>
-              <w:left w:w="100" w:type="dxa"/>
-              <w:bottom w:w="70" w:type="dxa"/>
-              <w:right w:w="100" w:type="dxa"/>
-            </w:tcMar>
-            <w:vAlign w:val="center"/>
-          </w:tcPr>
-          <w:p>
-            <w:pPr>
-              <w:rPr>
-                <w:color w:val="1A1A1A"/>
-                <w:sz w:val="24"/>
-                <w:szCs w:val="24"/>
-              </w:rPr>
-            </w:pPr>
-            <w:r>
-              <w:rPr>
-                <w:color w:val="1A1A1A"/>
-                <w:sz w:val="24"/>
-                <w:szCs w:val="24"/>
-              </w:rPr>
-              <w:t>Un postulante solo puede avanzar a un nuevo estado del proceso siguiendo el flujo definido (postulado → evaluación → preseleccionado → contratado/descartado).</w:t>
+            <w:tcW w:w="0" w:type="auto"/>
+            <w:tcBorders>
+              <w:top w:val="single" w:sz="8" w:space="0" w:color="000000"/>
+              <w:left w:val="single" w:sz="8" w:space="0" w:color="000000"/>
+              <w:bottom w:val="single" w:sz="8" w:space="0" w:color="000000"/>
+              <w:right w:val="single" w:sz="8" w:space="0" w:color="000000"/>
+            </w:tcBorders>
+            <w:hideMark/>
+          </w:tcPr>
+          <w:p>
+            <w:pPr>
+              <w:rPr>
+                <w:sz w:val="24"/>
+                <w:szCs w:val="24"/>
+              </w:rPr>
+            </w:pPr>
+            <w:r>
+              <w:rPr>
+                <w:rFonts w:ascii="Arial" w:hAnsi="Arial" w:cs="Arial"/>
+                <w:color w:val="000000"/>
+                <w:sz w:val="22"/>
+                <w:szCs w:val="22"/>
+              </w:rPr>
+              <w:t>5</w:t>
+            </w:r>
+          </w:p>
+        </w:tc>
+        <w:tc>
+          <w:tcPr>
+            <w:tcW w:w="0" w:type="auto"/>
+            <w:tcBorders>
+              <w:top w:val="single" w:sz="8" w:space="0" w:color="000000"/>
+              <w:left w:val="single" w:sz="8" w:space="0" w:color="000000"/>
+              <w:bottom w:val="single" w:sz="8" w:space="0" w:color="000000"/>
+              <w:right w:val="single" w:sz="8" w:space="0" w:color="000000"/>
+            </w:tcBorders>
+            <w:hideMark/>
+          </w:tcPr>
+          <w:p>
+            <w:pPr>
+              <w:rPr>
+                <w:sz w:val="24"/>
+                <w:szCs w:val="24"/>
+              </w:rPr>
+            </w:pPr>
+            <w:r>
+              <w:rPr>
+                <w:rFonts w:ascii="Arial" w:hAnsi="Arial" w:cs="Arial"/>
+                <w:color w:val="000000"/>
+                <w:sz w:val="22"/>
+                <w:szCs w:val="22"/>
+              </w:rPr>
+              <w:t>Revisar la ficha completa y su trazabilidad.</w:t>
+            </w:r>
+          </w:p>
+        </w:tc>
+        <w:tc>
+          <w:tcPr>
+            <w:tcW w:w="0" w:type="auto"/>
+            <w:tcBorders>
+              <w:top w:val="single" w:sz="8" w:space="0" w:color="000000"/>
+              <w:left w:val="single" w:sz="8" w:space="0" w:color="000000"/>
+              <w:bottom w:val="single" w:sz="8" w:space="0" w:color="000000"/>
+              <w:right w:val="single" w:sz="8" w:space="0" w:color="000000"/>
+            </w:tcBorders>
+            <w:hideMark/>
+          </w:tcPr>
+          <w:p>
+            <w:pPr>
+              <w:rPr>
+                <w:sz w:val="24"/>
+                <w:szCs w:val="24"/>
+              </w:rPr>
+            </w:pPr>
+            <w:r>
+              <w:rPr>
+                <w:rFonts w:ascii="Arial" w:hAnsi="Arial" w:cs="Arial"/>
+                <w:color w:val="000000"/>
+                <w:sz w:val="22"/>
+                <w:szCs w:val="22"/>
+              </w:rPr>
+              <w:t>Muestra datos de contacto, documentos asociados, historial y estados.</w:t>
+            </w:r>
+          </w:p>
+        </w:tc>
+        <w:tc>
+          <w:tcPr>
+            <w:tcW w:w="0" w:type="auto"/>
+            <w:tcBorders>
+              <w:top w:val="single" w:sz="8" w:space="0" w:color="000000"/>
+              <w:left w:val="single" w:sz="8" w:space="0" w:color="000000"/>
+              <w:bottom w:val="single" w:sz="8" w:space="0" w:color="000000"/>
+              <w:right w:val="single" w:sz="8" w:space="0" w:color="000000"/>
+            </w:tcBorders>
+            <w:hideMark/>
+          </w:tcPr>
+          <w:p>
+            <w:pPr>
+              <w:rPr>
+                <w:sz w:val="24"/>
+                <w:szCs w:val="24"/>
+              </w:rPr>
+            </w:pPr>
+            <w:r>
+              <w:rPr>
+                <w:rFonts w:ascii="Arial" w:hAnsi="Arial" w:cs="Arial"/>
+                <w:color w:val="000000"/>
+                <w:sz w:val="22"/>
+                <w:szCs w:val="22"/>
+              </w:rPr>
+              <w:t>Sección con error de carga parcial.</w:t>
             </w:r>
           </w:p>
         </w:tc>
@@ -5235,13 +6248,746 @@
     </w:tbl>
     <w:p>
       <w:pPr>
-        <w:spacing w:after="140" w:line="276" w:lineRule="auto"/>
-        <w:rPr>
+        <w:spacing w:after="225"/>
+        <w:outlineLvl w:val="1"/>
+        <w:rPr>
+          <w:rFonts w:ascii="Arial" w:hAnsi="Arial" w:cs="Arial"/>
+          <w:b/>
+          <w:bCs/>
+          <w:color w:val="000000"/>
           <w:sz w:val="36"/>
           <w:szCs w:val="36"/>
         </w:rPr>
       </w:pPr>
     </w:p>
+    <w:p>
+      <w:pPr>
+        <w:spacing w:after="225"/>
+        <w:outlineLvl w:val="1"/>
+        <w:rPr>
+          <w:b/>
+          <w:bCs/>
+          <w:sz w:val="36"/>
+          <w:szCs w:val="36"/>
+        </w:rPr>
+      </w:pPr>
+      <w:r>
+        <w:rPr>
+          <w:rFonts w:ascii="Arial" w:hAnsi="Arial" w:cs="Arial"/>
+          <w:b/>
+          <w:bCs/>
+          <w:color w:val="000000"/>
+          <w:sz w:val="36"/>
+          <w:szCs w:val="36"/>
+        </w:rPr>
+        <w:t>Principios de UX y accesibilidad aplicados</w:t>
+      </w:r>
+    </w:p>
+    <w:tbl>
+      <w:tblPr>
+        <w:tblW w:w="0" w:type="auto"/>
+        <w:tblCellMar>
+          <w:top w:w="15" w:type="dxa"/>
+          <w:left w:w="15" w:type="dxa"/>
+          <w:bottom w:w="15" w:type="dxa"/>
+          <w:right w:w="15" w:type="dxa"/>
+        </w:tblCellMar>
+        <w:tblLook w:val="04A0" w:firstRow="1" w:lastRow="0" w:firstColumn="1" w:lastColumn="0" w:noHBand="0" w:noVBand="1"/>
+      </w:tblPr>
+      <w:tblGrid>
+        <w:gridCol w:w="1783"/>
+        <w:gridCol w:w="3495"/>
+        <w:gridCol w:w="3206"/>
+      </w:tblGrid>
+      <w:tr>
+        <w:trPr>
+          <w:tblHeader/>
+        </w:trPr>
+        <w:tc>
+          <w:tcPr>
+            <w:tcW w:w="0" w:type="auto"/>
+            <w:tcBorders>
+              <w:top w:val="single" w:sz="8" w:space="0" w:color="000000"/>
+              <w:left w:val="single" w:sz="8" w:space="0" w:color="000000"/>
+              <w:bottom w:val="single" w:sz="8" w:space="0" w:color="000000"/>
+              <w:right w:val="single" w:sz="8" w:space="0" w:color="000000"/>
+            </w:tcBorders>
+            <w:hideMark/>
+          </w:tcPr>
+          <w:p>
+            <w:pPr>
+              <w:jc w:val="center"/>
+              <w:rPr>
+                <w:b/>
+                <w:bCs/>
+                <w:sz w:val="24"/>
+                <w:szCs w:val="24"/>
+              </w:rPr>
+            </w:pPr>
+            <w:r>
+              <w:rPr>
+                <w:rFonts w:ascii="Arial" w:hAnsi="Arial" w:cs="Arial"/>
+                <w:color w:val="000000"/>
+                <w:sz w:val="22"/>
+                <w:szCs w:val="22"/>
+              </w:rPr>
+              <w:t>Control de Accesibilidad</w:t>
+            </w:r>
+          </w:p>
+        </w:tc>
+        <w:tc>
+          <w:tcPr>
+            <w:tcW w:w="0" w:type="auto"/>
+            <w:tcBorders>
+              <w:top w:val="single" w:sz="8" w:space="0" w:color="000000"/>
+              <w:left w:val="single" w:sz="8" w:space="0" w:color="000000"/>
+              <w:bottom w:val="single" w:sz="8" w:space="0" w:color="000000"/>
+              <w:right w:val="single" w:sz="8" w:space="0" w:color="000000"/>
+            </w:tcBorders>
+            <w:hideMark/>
+          </w:tcPr>
+          <w:p>
+            <w:pPr>
+              <w:jc w:val="center"/>
+              <w:rPr>
+                <w:b/>
+                <w:bCs/>
+                <w:sz w:val="24"/>
+                <w:szCs w:val="24"/>
+              </w:rPr>
+            </w:pPr>
+            <w:r>
+              <w:rPr>
+                <w:rFonts w:ascii="Arial" w:hAnsi="Arial" w:cs="Arial"/>
+                <w:color w:val="000000"/>
+                <w:sz w:val="22"/>
+                <w:szCs w:val="22"/>
+              </w:rPr>
+              <w:t>Criterio práctico aplicado</w:t>
+            </w:r>
+          </w:p>
+        </w:tc>
+        <w:tc>
+          <w:tcPr>
+            <w:tcW w:w="0" w:type="auto"/>
+            <w:tcBorders>
+              <w:top w:val="single" w:sz="8" w:space="0" w:color="000000"/>
+              <w:left w:val="single" w:sz="8" w:space="0" w:color="000000"/>
+              <w:bottom w:val="single" w:sz="8" w:space="0" w:color="000000"/>
+              <w:right w:val="single" w:sz="8" w:space="0" w:color="000000"/>
+            </w:tcBorders>
+            <w:hideMark/>
+          </w:tcPr>
+          <w:p>
+            <w:pPr>
+              <w:jc w:val="center"/>
+              <w:rPr>
+                <w:b/>
+                <w:bCs/>
+                <w:sz w:val="24"/>
+                <w:szCs w:val="24"/>
+              </w:rPr>
+            </w:pPr>
+            <w:r>
+              <w:rPr>
+                <w:rFonts w:ascii="Arial" w:hAnsi="Arial" w:cs="Arial"/>
+                <w:color w:val="000000"/>
+                <w:sz w:val="22"/>
+                <w:szCs w:val="22"/>
+              </w:rPr>
+              <w:t>Componentes de UI involucrados</w:t>
+            </w:r>
+          </w:p>
+          <w:p>
+            <w:pPr>
+              <w:jc w:val="center"/>
+              <w:rPr>
+                <w:b/>
+                <w:bCs/>
+                <w:sz w:val="24"/>
+                <w:szCs w:val="24"/>
+              </w:rPr>
+            </w:pPr>
+            <w:r>
+              <w:rPr>
+                <w:rFonts w:ascii="Arial" w:hAnsi="Arial" w:cs="Arial"/>
+                <w:color w:val="000000"/>
+                <w:sz w:val="22"/>
+                <w:szCs w:val="22"/>
+              </w:rPr>
+              <w:t> </w:t>
+            </w:r>
+          </w:p>
+        </w:tc>
+      </w:tr>
+      <w:tr>
+        <w:tc>
+          <w:tcPr>
+            <w:tcW w:w="0" w:type="auto"/>
+            <w:tcBorders>
+              <w:top w:val="single" w:sz="8" w:space="0" w:color="000000"/>
+              <w:left w:val="single" w:sz="8" w:space="0" w:color="000000"/>
+              <w:bottom w:val="single" w:sz="8" w:space="0" w:color="000000"/>
+              <w:right w:val="single" w:sz="8" w:space="0" w:color="000000"/>
+            </w:tcBorders>
+            <w:hideMark/>
+          </w:tcPr>
+          <w:p>
+            <w:pPr>
+              <w:rPr>
+                <w:sz w:val="24"/>
+                <w:szCs w:val="24"/>
+              </w:rPr>
+            </w:pPr>
+            <w:r>
+              <w:rPr>
+                <w:rFonts w:ascii="Arial" w:hAnsi="Arial" w:cs="Arial"/>
+                <w:color w:val="000000"/>
+                <w:sz w:val="22"/>
+                <w:szCs w:val="22"/>
+              </w:rPr>
+              <w:t>Contraste de texto</w:t>
+            </w:r>
+          </w:p>
+        </w:tc>
+        <w:tc>
+          <w:tcPr>
+            <w:tcW w:w="0" w:type="auto"/>
+            <w:tcBorders>
+              <w:top w:val="single" w:sz="8" w:space="0" w:color="000000"/>
+              <w:left w:val="single" w:sz="8" w:space="0" w:color="000000"/>
+              <w:bottom w:val="single" w:sz="8" w:space="0" w:color="000000"/>
+              <w:right w:val="single" w:sz="8" w:space="0" w:color="000000"/>
+            </w:tcBorders>
+            <w:hideMark/>
+          </w:tcPr>
+          <w:p>
+            <w:pPr>
+              <w:rPr>
+                <w:sz w:val="24"/>
+                <w:szCs w:val="24"/>
+              </w:rPr>
+            </w:pPr>
+            <w:r>
+              <w:rPr>
+                <w:rFonts w:ascii="Arial" w:hAnsi="Arial" w:cs="Arial"/>
+                <w:color w:val="000000"/>
+                <w:sz w:val="22"/>
+                <w:szCs w:val="22"/>
+              </w:rPr>
+              <w:t>Relación mínima de 4.5:1 para texto normal y 3:1 para texto grande.</w:t>
+            </w:r>
+          </w:p>
+        </w:tc>
+        <w:tc>
+          <w:tcPr>
+            <w:tcW w:w="0" w:type="auto"/>
+            <w:tcBorders>
+              <w:top w:val="single" w:sz="8" w:space="0" w:color="000000"/>
+              <w:left w:val="single" w:sz="8" w:space="0" w:color="000000"/>
+              <w:bottom w:val="single" w:sz="8" w:space="0" w:color="000000"/>
+              <w:right w:val="single" w:sz="8" w:space="0" w:color="000000"/>
+            </w:tcBorders>
+            <w:hideMark/>
+          </w:tcPr>
+          <w:p>
+            <w:pPr>
+              <w:rPr>
+                <w:sz w:val="24"/>
+                <w:szCs w:val="24"/>
+              </w:rPr>
+            </w:pPr>
+            <w:r>
+              <w:rPr>
+                <w:rFonts w:ascii="Arial" w:hAnsi="Arial" w:cs="Arial"/>
+                <w:color w:val="000000"/>
+                <w:sz w:val="22"/>
+                <w:szCs w:val="22"/>
+              </w:rPr>
+              <w:t xml:space="preserve">Tokens de color compartidos en </w:t>
+            </w:r>
+            <w:proofErr w:type="spellStart"/>
+            <w:r>
+              <w:rPr>
+                <w:rFonts w:ascii="Arial" w:hAnsi="Arial" w:cs="Arial"/>
+                <w:color w:val="000000"/>
+                <w:sz w:val="22"/>
+                <w:szCs w:val="22"/>
+              </w:rPr>
+              <w:t>Tailwind</w:t>
+            </w:r>
+            <w:proofErr w:type="spellEnd"/>
+            <w:r>
+              <w:rPr>
+                <w:rFonts w:ascii="Arial" w:hAnsi="Arial" w:cs="Arial"/>
+                <w:color w:val="000000"/>
+                <w:sz w:val="22"/>
+                <w:szCs w:val="22"/>
+              </w:rPr>
+              <w:t xml:space="preserve"> CSS.</w:t>
+            </w:r>
+          </w:p>
+        </w:tc>
+      </w:tr>
+      <w:tr>
+        <w:tc>
+          <w:tcPr>
+            <w:tcW w:w="0" w:type="auto"/>
+            <w:tcBorders>
+              <w:top w:val="single" w:sz="8" w:space="0" w:color="000000"/>
+              <w:left w:val="single" w:sz="8" w:space="0" w:color="000000"/>
+              <w:bottom w:val="single" w:sz="8" w:space="0" w:color="000000"/>
+              <w:right w:val="single" w:sz="8" w:space="0" w:color="000000"/>
+            </w:tcBorders>
+            <w:hideMark/>
+          </w:tcPr>
+          <w:p>
+            <w:pPr>
+              <w:rPr>
+                <w:sz w:val="24"/>
+                <w:szCs w:val="24"/>
+              </w:rPr>
+            </w:pPr>
+            <w:r>
+              <w:rPr>
+                <w:rFonts w:ascii="Arial" w:hAnsi="Arial" w:cs="Arial"/>
+                <w:color w:val="000000"/>
+                <w:sz w:val="22"/>
+                <w:szCs w:val="22"/>
+              </w:rPr>
+              <w:t>Tamaño de objetivo táctil</w:t>
+            </w:r>
+          </w:p>
+        </w:tc>
+        <w:tc>
+          <w:tcPr>
+            <w:tcW w:w="0" w:type="auto"/>
+            <w:tcBorders>
+              <w:top w:val="single" w:sz="8" w:space="0" w:color="000000"/>
+              <w:left w:val="single" w:sz="8" w:space="0" w:color="000000"/>
+              <w:bottom w:val="single" w:sz="8" w:space="0" w:color="000000"/>
+              <w:right w:val="single" w:sz="8" w:space="0" w:color="000000"/>
+            </w:tcBorders>
+            <w:hideMark/>
+          </w:tcPr>
+          <w:p>
+            <w:pPr>
+              <w:rPr>
+                <w:sz w:val="24"/>
+                <w:szCs w:val="24"/>
+              </w:rPr>
+            </w:pPr>
+            <w:r>
+              <w:rPr>
+                <w:rFonts w:ascii="Arial" w:hAnsi="Arial" w:cs="Arial"/>
+                <w:color w:val="000000"/>
+                <w:sz w:val="22"/>
+                <w:szCs w:val="22"/>
+              </w:rPr>
+              <w:t xml:space="preserve">Mínimo de 24x24 </w:t>
+            </w:r>
+            <w:proofErr w:type="spellStart"/>
+            <w:r>
+              <w:rPr>
+                <w:rFonts w:ascii="Arial" w:hAnsi="Arial" w:cs="Arial"/>
+                <w:color w:val="000000"/>
+                <w:sz w:val="22"/>
+                <w:szCs w:val="22"/>
+              </w:rPr>
+              <w:t>px</w:t>
+            </w:r>
+            <w:proofErr w:type="spellEnd"/>
+            <w:r>
+              <w:rPr>
+                <w:rFonts w:ascii="Arial" w:hAnsi="Arial" w:cs="Arial"/>
+                <w:color w:val="000000"/>
+                <w:sz w:val="22"/>
+                <w:szCs w:val="22"/>
+              </w:rPr>
+              <w:t xml:space="preserve">; preferible 44x44 </w:t>
+            </w:r>
+            <w:proofErr w:type="spellStart"/>
+            <w:r>
+              <w:rPr>
+                <w:rFonts w:ascii="Arial" w:hAnsi="Arial" w:cs="Arial"/>
+                <w:color w:val="000000"/>
+                <w:sz w:val="22"/>
+                <w:szCs w:val="22"/>
+              </w:rPr>
+              <w:t>px</w:t>
+            </w:r>
+            <w:proofErr w:type="spellEnd"/>
+            <w:r>
+              <w:rPr>
+                <w:rFonts w:ascii="Arial" w:hAnsi="Arial" w:cs="Arial"/>
+                <w:color w:val="000000"/>
+                <w:sz w:val="22"/>
+                <w:szCs w:val="22"/>
+              </w:rPr>
+              <w:t xml:space="preserve"> en elementos interactivos críticos.</w:t>
+            </w:r>
+          </w:p>
+        </w:tc>
+        <w:tc>
+          <w:tcPr>
+            <w:tcW w:w="0" w:type="auto"/>
+            <w:tcBorders>
+              <w:top w:val="single" w:sz="8" w:space="0" w:color="000000"/>
+              <w:left w:val="single" w:sz="8" w:space="0" w:color="000000"/>
+              <w:bottom w:val="single" w:sz="8" w:space="0" w:color="000000"/>
+              <w:right w:val="single" w:sz="8" w:space="0" w:color="000000"/>
+            </w:tcBorders>
+            <w:hideMark/>
+          </w:tcPr>
+          <w:p>
+            <w:pPr>
+              <w:rPr>
+                <w:sz w:val="24"/>
+                <w:szCs w:val="24"/>
+              </w:rPr>
+            </w:pPr>
+            <w:r>
+              <w:rPr>
+                <w:rFonts w:ascii="Arial" w:hAnsi="Arial" w:cs="Arial"/>
+                <w:color w:val="000000"/>
+                <w:sz w:val="22"/>
+                <w:szCs w:val="22"/>
+              </w:rPr>
+              <w:t xml:space="preserve">Botones de acción y controles en </w:t>
+            </w:r>
+            <w:proofErr w:type="spellStart"/>
+            <w:r>
+              <w:rPr>
+                <w:rFonts w:ascii="Arial" w:hAnsi="Arial" w:cs="Arial"/>
+                <w:color w:val="000000"/>
+                <w:sz w:val="22"/>
+                <w:szCs w:val="22"/>
+              </w:rPr>
+              <w:t>PostulantesTable</w:t>
+            </w:r>
+            <w:proofErr w:type="spellEnd"/>
+            <w:r>
+              <w:rPr>
+                <w:rFonts w:ascii="Arial" w:hAnsi="Arial" w:cs="Arial"/>
+                <w:color w:val="000000"/>
+                <w:sz w:val="22"/>
+                <w:szCs w:val="22"/>
+              </w:rPr>
+              <w:t>.</w:t>
+            </w:r>
+          </w:p>
+        </w:tc>
+      </w:tr>
+      <w:tr>
+        <w:tc>
+          <w:tcPr>
+            <w:tcW w:w="0" w:type="auto"/>
+            <w:tcBorders>
+              <w:top w:val="single" w:sz="8" w:space="0" w:color="000000"/>
+              <w:left w:val="single" w:sz="8" w:space="0" w:color="000000"/>
+              <w:bottom w:val="single" w:sz="8" w:space="0" w:color="000000"/>
+              <w:right w:val="single" w:sz="8" w:space="0" w:color="000000"/>
+            </w:tcBorders>
+            <w:hideMark/>
+          </w:tcPr>
+          <w:p>
+            <w:pPr>
+              <w:rPr>
+                <w:sz w:val="24"/>
+                <w:szCs w:val="24"/>
+              </w:rPr>
+            </w:pPr>
+            <w:r>
+              <w:rPr>
+                <w:rFonts w:ascii="Arial" w:hAnsi="Arial" w:cs="Arial"/>
+                <w:color w:val="000000"/>
+                <w:sz w:val="22"/>
+                <w:szCs w:val="22"/>
+              </w:rPr>
+              <w:t>Foco visible</w:t>
+            </w:r>
+          </w:p>
+        </w:tc>
+        <w:tc>
+          <w:tcPr>
+            <w:tcW w:w="0" w:type="auto"/>
+            <w:tcBorders>
+              <w:top w:val="single" w:sz="8" w:space="0" w:color="000000"/>
+              <w:left w:val="single" w:sz="8" w:space="0" w:color="000000"/>
+              <w:bottom w:val="single" w:sz="8" w:space="0" w:color="000000"/>
+              <w:right w:val="single" w:sz="8" w:space="0" w:color="000000"/>
+            </w:tcBorders>
+            <w:hideMark/>
+          </w:tcPr>
+          <w:p>
+            <w:pPr>
+              <w:rPr>
+                <w:sz w:val="24"/>
+                <w:szCs w:val="24"/>
+              </w:rPr>
+            </w:pPr>
+            <w:r>
+              <w:rPr>
+                <w:rFonts w:ascii="Arial" w:hAnsi="Arial" w:cs="Arial"/>
+                <w:color w:val="000000"/>
+                <w:sz w:val="22"/>
+                <w:szCs w:val="22"/>
+              </w:rPr>
+              <w:t xml:space="preserve">Todo control interactivo muestra un indicador claro </w:t>
+            </w:r>
+            <w:proofErr w:type="gramStart"/>
+            <w:r>
+              <w:rPr>
+                <w:rFonts w:ascii="Arial" w:hAnsi="Arial" w:cs="Arial"/>
+                <w:color w:val="000000"/>
+                <w:sz w:val="22"/>
+                <w:szCs w:val="22"/>
+              </w:rPr>
+              <w:t>con :</w:t>
+            </w:r>
+            <w:proofErr w:type="spellStart"/>
+            <w:r>
+              <w:rPr>
+                <w:rFonts w:ascii="Arial" w:hAnsi="Arial" w:cs="Arial"/>
+                <w:color w:val="000000"/>
+                <w:sz w:val="22"/>
+                <w:szCs w:val="22"/>
+              </w:rPr>
+              <w:t>focus</w:t>
+            </w:r>
+            <w:proofErr w:type="spellEnd"/>
+            <w:proofErr w:type="gramEnd"/>
+            <w:r>
+              <w:rPr>
+                <w:rFonts w:ascii="Arial" w:hAnsi="Arial" w:cs="Arial"/>
+                <w:color w:val="000000"/>
+                <w:sz w:val="22"/>
+                <w:szCs w:val="22"/>
+              </w:rPr>
+              <w:t>-visible.</w:t>
+            </w:r>
+          </w:p>
+        </w:tc>
+        <w:tc>
+          <w:tcPr>
+            <w:tcW w:w="0" w:type="auto"/>
+            <w:tcBorders>
+              <w:top w:val="single" w:sz="8" w:space="0" w:color="000000"/>
+              <w:left w:val="single" w:sz="8" w:space="0" w:color="000000"/>
+              <w:bottom w:val="single" w:sz="8" w:space="0" w:color="000000"/>
+              <w:right w:val="single" w:sz="8" w:space="0" w:color="000000"/>
+            </w:tcBorders>
+            <w:hideMark/>
+          </w:tcPr>
+          <w:p>
+            <w:pPr>
+              <w:rPr>
+                <w:sz w:val="24"/>
+                <w:szCs w:val="24"/>
+              </w:rPr>
+            </w:pPr>
+            <w:r>
+              <w:rPr>
+                <w:rFonts w:ascii="Arial" w:hAnsi="Arial" w:cs="Arial"/>
+                <w:color w:val="000000"/>
+                <w:sz w:val="22"/>
+                <w:szCs w:val="22"/>
+              </w:rPr>
+              <w:t>Inputs, botones y filas navegables por teclado.</w:t>
+            </w:r>
+          </w:p>
+        </w:tc>
+      </w:tr>
+      <w:tr>
+        <w:tc>
+          <w:tcPr>
+            <w:tcW w:w="0" w:type="auto"/>
+            <w:tcBorders>
+              <w:top w:val="single" w:sz="8" w:space="0" w:color="000000"/>
+              <w:left w:val="single" w:sz="8" w:space="0" w:color="000000"/>
+              <w:bottom w:val="single" w:sz="8" w:space="0" w:color="000000"/>
+              <w:right w:val="single" w:sz="8" w:space="0" w:color="000000"/>
+            </w:tcBorders>
+            <w:hideMark/>
+          </w:tcPr>
+          <w:p>
+            <w:pPr>
+              <w:rPr>
+                <w:sz w:val="24"/>
+                <w:szCs w:val="24"/>
+              </w:rPr>
+            </w:pPr>
+            <w:r>
+              <w:rPr>
+                <w:rFonts w:ascii="Arial" w:hAnsi="Arial" w:cs="Arial"/>
+                <w:color w:val="000000"/>
+                <w:sz w:val="22"/>
+                <w:szCs w:val="22"/>
+              </w:rPr>
+              <w:t>Uso de color no exclusivo</w:t>
+            </w:r>
+          </w:p>
+        </w:tc>
+        <w:tc>
+          <w:tcPr>
+            <w:tcW w:w="0" w:type="auto"/>
+            <w:tcBorders>
+              <w:top w:val="single" w:sz="8" w:space="0" w:color="000000"/>
+              <w:left w:val="single" w:sz="8" w:space="0" w:color="000000"/>
+              <w:bottom w:val="single" w:sz="8" w:space="0" w:color="000000"/>
+              <w:right w:val="single" w:sz="8" w:space="0" w:color="000000"/>
+            </w:tcBorders>
+            <w:hideMark/>
+          </w:tcPr>
+          <w:p>
+            <w:pPr>
+              <w:rPr>
+                <w:sz w:val="24"/>
+                <w:szCs w:val="24"/>
+              </w:rPr>
+            </w:pPr>
+            <w:r>
+              <w:rPr>
+                <w:rFonts w:ascii="Arial" w:hAnsi="Arial" w:cs="Arial"/>
+                <w:color w:val="000000"/>
+                <w:sz w:val="22"/>
+                <w:szCs w:val="22"/>
+              </w:rPr>
+              <w:t>Los estados de error, éxito o selección incorporan texto descriptivo o iconos.</w:t>
+            </w:r>
+          </w:p>
+        </w:tc>
+        <w:tc>
+          <w:tcPr>
+            <w:tcW w:w="0" w:type="auto"/>
+            <w:tcBorders>
+              <w:top w:val="single" w:sz="8" w:space="0" w:color="000000"/>
+              <w:left w:val="single" w:sz="8" w:space="0" w:color="000000"/>
+              <w:bottom w:val="single" w:sz="8" w:space="0" w:color="000000"/>
+              <w:right w:val="single" w:sz="8" w:space="0" w:color="000000"/>
+            </w:tcBorders>
+            <w:hideMark/>
+          </w:tcPr>
+          <w:p>
+            <w:pPr>
+              <w:rPr>
+                <w:sz w:val="24"/>
+                <w:szCs w:val="24"/>
+              </w:rPr>
+            </w:pPr>
+            <w:proofErr w:type="spellStart"/>
+            <w:r>
+              <w:rPr>
+                <w:rFonts w:ascii="Arial" w:hAnsi="Arial" w:cs="Arial"/>
+                <w:color w:val="000000"/>
+                <w:sz w:val="22"/>
+                <w:szCs w:val="22"/>
+              </w:rPr>
+              <w:t>EstadoBadge</w:t>
+            </w:r>
+            <w:proofErr w:type="spellEnd"/>
+            <w:r>
+              <w:rPr>
+                <w:rFonts w:ascii="Arial" w:hAnsi="Arial" w:cs="Arial"/>
+                <w:color w:val="000000"/>
+                <w:sz w:val="22"/>
+                <w:szCs w:val="22"/>
+              </w:rPr>
+              <w:t xml:space="preserve"> y mensajes de validación en formularios.</w:t>
+            </w:r>
+          </w:p>
+        </w:tc>
+      </w:tr>
+      <w:tr>
+        <w:tc>
+          <w:tcPr>
+            <w:tcW w:w="0" w:type="auto"/>
+            <w:tcBorders>
+              <w:top w:val="single" w:sz="8" w:space="0" w:color="000000"/>
+              <w:left w:val="single" w:sz="8" w:space="0" w:color="000000"/>
+              <w:bottom w:val="single" w:sz="8" w:space="0" w:color="000000"/>
+              <w:right w:val="single" w:sz="8" w:space="0" w:color="000000"/>
+            </w:tcBorders>
+            <w:hideMark/>
+          </w:tcPr>
+          <w:p>
+            <w:pPr>
+              <w:rPr>
+                <w:sz w:val="24"/>
+                <w:szCs w:val="24"/>
+              </w:rPr>
+            </w:pPr>
+            <w:r>
+              <w:rPr>
+                <w:rFonts w:ascii="Arial" w:hAnsi="Arial" w:cs="Arial"/>
+                <w:color w:val="000000"/>
+                <w:sz w:val="22"/>
+                <w:szCs w:val="22"/>
+              </w:rPr>
+              <w:t>Ayuda y gestión de errores</w:t>
+            </w:r>
+          </w:p>
+        </w:tc>
+        <w:tc>
+          <w:tcPr>
+            <w:tcW w:w="0" w:type="auto"/>
+            <w:tcBorders>
+              <w:top w:val="single" w:sz="8" w:space="0" w:color="000000"/>
+              <w:left w:val="single" w:sz="8" w:space="0" w:color="000000"/>
+              <w:bottom w:val="single" w:sz="8" w:space="0" w:color="000000"/>
+              <w:right w:val="single" w:sz="8" w:space="0" w:color="000000"/>
+            </w:tcBorders>
+            <w:hideMark/>
+          </w:tcPr>
+          <w:p>
+            <w:pPr>
+              <w:rPr>
+                <w:sz w:val="24"/>
+                <w:szCs w:val="24"/>
+              </w:rPr>
+            </w:pPr>
+            <w:r>
+              <w:rPr>
+                <w:rFonts w:ascii="Arial" w:hAnsi="Arial" w:cs="Arial"/>
+                <w:color w:val="000000"/>
+                <w:sz w:val="22"/>
+                <w:szCs w:val="22"/>
+              </w:rPr>
+              <w:t>Mensajes precisos que identifican el campo afectado y orientan en la corrección.</w:t>
+            </w:r>
+          </w:p>
+        </w:tc>
+        <w:tc>
+          <w:tcPr>
+            <w:tcW w:w="0" w:type="auto"/>
+            <w:tcBorders>
+              <w:top w:val="single" w:sz="8" w:space="0" w:color="000000"/>
+              <w:left w:val="single" w:sz="8" w:space="0" w:color="000000"/>
+              <w:bottom w:val="single" w:sz="8" w:space="0" w:color="000000"/>
+              <w:right w:val="single" w:sz="8" w:space="0" w:color="000000"/>
+            </w:tcBorders>
+            <w:hideMark/>
+          </w:tcPr>
+          <w:p>
+            <w:pPr>
+              <w:rPr>
+                <w:sz w:val="24"/>
+                <w:szCs w:val="24"/>
+              </w:rPr>
+            </w:pPr>
+            <w:r>
+              <w:rPr>
+                <w:rFonts w:ascii="Arial" w:hAnsi="Arial" w:cs="Arial"/>
+                <w:color w:val="000000"/>
+                <w:sz w:val="22"/>
+                <w:szCs w:val="22"/>
+              </w:rPr>
+              <w:t>Formularios de registro (Postulantes, Empresas, Anuncios).</w:t>
+            </w:r>
+          </w:p>
+        </w:tc>
+      </w:tr>
+    </w:tbl>
     <w:p>
       <w:pPr>
         <w:spacing w:before="100" w:after="200"/>
@@ -6068,7 +7814,6 @@
   <w:style w:type="character" w:default="1" w:styleId="Fuentedeprrafopredeter">
     <w:name w:val="Default Paragraph Font"/>
     <w:uiPriority w:val="1"/>
-    <w:semiHidden/>
     <w:unhideWhenUsed/>
   </w:style>
   <w:style w:type="table" w:default="1" w:styleId="Tablanormal">
